--- a/downloads/workbook/ai-6-week-21.docx
+++ b/downloads/workbook/ai-6-week-21.docx
@@ -961,6 +961,178 @@
         <w:t>Project connection: For the Grounded Learning Service, retain an annotated trace and the changed-case result. Name the contract or evidence that makes the deciding step valid, so another team can review it.</w:t>
       </w:r>
     </w:p>
+    <w:p>
+      <w:pPr>
+        <w:pStyle w:val="Heading1"/>
+      </w:pPr>
+      <w:r>
+        <w:t>13. Project portfolio milestone</w:t>
+      </w:r>
+    </w:p>
+    <w:p>
+      <w:r>
+        <w:t>Project: Grounded Learning Service</w:t>
+      </w:r>
+    </w:p>
+    <w:p>
+      <w:r>
+        <w:t>Current milestone: Evaluate and revise. Compare with your starting method, explain errors and record a justified revision.</w:t>
+      </w:r>
+    </w:p>
+    <w:p>
+      <w:r>
+        <w:t>For the Grounded Learning Service, retain an annotated trace and the changed-case result. Name the contract or evidence that makes the deciding step valid, so another team can review it.</w:t>
+      </w:r>
+    </w:p>
+    <w:tbl>
+      <w:tblPr>
+        <w:tblStyle w:val="LightShading-Accent1"/>
+        <w:tblW w:type="auto" w:w="0"/>
+        <w:tblLook w:firstColumn="1" w:firstRow="1" w:lastColumn="0" w:lastRow="0" w:noHBand="0" w:noVBand="1" w:val="04A0"/>
+      </w:tblPr>
+      <w:tblGrid>
+        <w:gridCol w:w="5112"/>
+        <w:gridCol w:w="5112"/>
+      </w:tblGrid>
+      <w:tr>
+        <w:trPr>
+          <w:tblHeader/>
+        </w:trPr>
+        <w:tc>
+          <w:tcPr>
+            <w:tcW w:type="dxa" w:w="5112"/>
+          </w:tcPr>
+          <w:p>
+            <w:r>
+              <w:t>Evidence to keep</w:t>
+            </w:r>
+          </w:p>
+        </w:tc>
+        <w:tc>
+          <w:tcPr>
+            <w:tcW w:type="dxa" w:w="5112"/>
+          </w:tcPr>
+          <w:p>
+            <w:r>
+              <w:t>My record</w:t>
+            </w:r>
+          </w:p>
+        </w:tc>
+      </w:tr>
+      <w:tr>
+        <w:tc>
+          <w:tcPr>
+            <w:tcW w:type="dxa" w:w="5112"/>
+          </w:tcPr>
+          <w:p>
+            <w:r>
+              <w:t>This week’s input and deciding step</w:t>
+            </w:r>
+          </w:p>
+        </w:tc>
+        <w:tc>
+          <w:tcPr>
+            <w:tcW w:type="dxa" w:w="5112"/>
+          </w:tcPr>
+          <w:p>
+            <w:r/>
+          </w:p>
+        </w:tc>
+      </w:tr>
+      <w:tr>
+        <w:tc>
+          <w:tcPr>
+            <w:tcW w:type="dxa" w:w="5112"/>
+          </w:tcPr>
+          <w:p>
+            <w:r>
+              <w:t>Prediction and actual result (or labelled paper trace)</w:t>
+            </w:r>
+          </w:p>
+        </w:tc>
+        <w:tc>
+          <w:tcPr>
+            <w:tcW w:type="dxa" w:w="5112"/>
+          </w:tcPr>
+          <w:p>
+            <w:r/>
+          </w:p>
+        </w:tc>
+      </w:tr>
+      <w:tr>
+        <w:tc>
+          <w:tcPr>
+            <w:tcW w:type="dxa" w:w="5112"/>
+          </w:tcPr>
+          <w:p>
+            <w:r>
+              <w:t>One change since the previous checkpoint and why</w:t>
+            </w:r>
+          </w:p>
+        </w:tc>
+        <w:tc>
+          <w:tcPr>
+            <w:tcW w:type="dxa" w:w="5112"/>
+          </w:tcPr>
+          <w:p>
+            <w:r/>
+          </w:p>
+        </w:tc>
+      </w:tr>
+      <w:tr>
+        <w:tc>
+          <w:tcPr>
+            <w:tcW w:type="dxa" w:w="5112"/>
+          </w:tcPr>
+          <w:p>
+            <w:r>
+              <w:t>One error or limit and the next test</w:t>
+            </w:r>
+          </w:p>
+        </w:tc>
+        <w:tc>
+          <w:tcPr>
+            <w:tcW w:type="dxa" w:w="5112"/>
+          </w:tcPr>
+          <w:p>
+            <w:r/>
+          </w:p>
+        </w:tc>
+      </w:tr>
+    </w:tbl>
+    <w:p>
+      <w:pPr>
+        <w:pStyle w:val="Heading3"/>
+      </w:pPr>
+      <w:r>
+        <w:t>Explain what this week adds to your project. Reuse last week’s record rather than starting again.</w:t>
+      </w:r>
+    </w:p>
+    <w:p>
+      <w:r>
+        <w:t>________________________________________________________________</w:t>
+      </w:r>
+    </w:p>
+    <w:p>
+      <w:r>
+        <w:t>________________________________________________________________</w:t>
+      </w:r>
+    </w:p>
+    <w:p>
+      <w:r>
+        <w:t>________________________________________________________________</w:t>
+      </w:r>
+    </w:p>
+    <w:p>
+      <w:r>
+        <w:t>________________________________________________________________</w:t>
+      </w:r>
+    </w:p>
+    <w:p>
+      <w:r>
+        <w:t>________________________________________________________________</w:t>
+      </w:r>
+    </w:p>
     <w:sectPr>
       <w:pgSz w:w="12240" w:h="15840"/>
       <w:pgMar w:top="936" w:right="1008" w:bottom="936" w:left="1008" w:header="720" w:footer="720" w:gutter="0"/>

--- a/downloads/workbook/ai-6-week-21.docx
+++ b/downloads/workbook/ai-6-week-21.docx
@@ -1133,6 +1133,248 @@
         <w:t>________________________________________________________________</w:t>
       </w:r>
     </w:p>
+    <w:p>
+      <w:pPr>
+        <w:pStyle w:val="Heading1"/>
+      </w:pPr>
+      <w:r>
+        <w:t>14. Supported practice and learning evidence</w:t>
+      </w:r>
+    </w:p>
+    <w:p>
+      <w:r>
+        <w:t>Use this supported practice once, in the browser or on paper. Keep the reserved independent assessment for a separate first attempt before teacher feedback.</w:t>
+      </w:r>
+    </w:p>
+    <w:p>
+      <w:r>
+        <w:t>Cache by source version. A service has an opening-time answer cached from version 4, but version 5 is now approved.</w:t>
+      </w:r>
+    </w:p>
+    <w:p>
+      <w:pPr>
+        <w:pStyle w:val="Heading3"/>
+      </w:pPr>
+      <w:r>
+        <w:t>Practice 1: explain the deciding evidence</w:t>
+      </w:r>
+    </w:p>
+    <w:p>
+      <w:r>
+        <w:t>Which labelled step matches this detail? Retrieve and cache version 5’s 09:30 under its own key.</w:t>
+      </w:r>
+    </w:p>
+    <w:p>
+      <w:r>
+        <w:t>1. Read authority</w:t>
+      </w:r>
+    </w:p>
+    <w:p>
+      <w:r>
+        <w:t>2. Fetch current evidence</w:t>
+      </w:r>
+    </w:p>
+    <w:p>
+      <w:r>
+        <w:t>3. Inspect cached key</w:t>
+      </w:r>
+    </w:p>
+    <w:p>
+      <w:pPr>
+        <w:pStyle w:val="Heading3"/>
+      </w:pPr>
+      <w:r>
+        <w:t>My selected conclusion, deciding fact and explanation</w:t>
+      </w:r>
+    </w:p>
+    <w:p>
+      <w:r>
+        <w:t>________________________________________________________________</w:t>
+      </w:r>
+    </w:p>
+    <w:p>
+      <w:r>
+        <w:t>________________________________________________________________</w:t>
+      </w:r>
+    </w:p>
+    <w:p>
+      <w:r>
+        <w:t>________________________________________________________________</w:t>
+      </w:r>
+    </w:p>
+    <w:p>
+      <w:r>
+        <w:t>________________________________________________________________</w:t>
+      </w:r>
+    </w:p>
+    <w:p>
+      <w:r>
+        <w:t>________________________________________________________________</w:t>
+      </w:r>
+    </w:p>
+    <w:p>
+      <w:r>
+        <w:t>Hint if needed: Read the steps in the pictorial case. Match the supplied detail to the stage that performs or records it.</w:t>
+      </w:r>
+    </w:p>
+    <w:p>
+      <w:r>
+        <w:t>After your attempt, compare with the supported explanation: Fetch current evidence Retrieve and cache version 5’s 09:30 under its own key. A cache saves repeated work but can retain obsolete facts. Version-aware keys distinguish answers grounded in different records.</w:t>
+      </w:r>
+    </w:p>
+    <w:p>
+      <w:pPr>
+        <w:pStyle w:val="Heading3"/>
+      </w:pPr>
+      <w:r>
+        <w:t>Practice 2: explain the deciding evidence</w:t>
+      </w:r>
+    </w:p>
+    <w:p>
+      <w:r>
+        <w:t>Changed-case practice: The next request still uses approved version 5. Which conclusion is supported by the supplied facts?</w:t>
+      </w:r>
+    </w:p>
+    <w:p>
+      <w:r>
+        <w:t>1. The matching version-5 entry can supply 09:30 under the freshness policy.</w:t>
+      </w:r>
+    </w:p>
+    <w:p>
+      <w:r>
+        <w:t>2. This one example guarantees correct results for every future input.</w:t>
+      </w:r>
+    </w:p>
+    <w:p>
+      <w:r>
+        <w:t>3. We can decide the result without examining the changed input or the procedure.</w:t>
+      </w:r>
+    </w:p>
+    <w:p>
+      <w:pPr>
+        <w:pStyle w:val="Heading3"/>
+      </w:pPr>
+      <w:r>
+        <w:t>My selected conclusion, deciding fact and explanation</w:t>
+      </w:r>
+    </w:p>
+    <w:p>
+      <w:r>
+        <w:t>________________________________________________________________</w:t>
+      </w:r>
+    </w:p>
+    <w:p>
+      <w:r>
+        <w:t>________________________________________________________________</w:t>
+      </w:r>
+    </w:p>
+    <w:p>
+      <w:r>
+        <w:t>________________________________________________________________</w:t>
+      </w:r>
+    </w:p>
+    <w:p>
+      <w:r>
+        <w:t>________________________________________________________________</w:t>
+      </w:r>
+    </w:p>
+    <w:p>
+      <w:r>
+        <w:t>________________________________________________________________</w:t>
+      </w:r>
+    </w:p>
+    <w:p>
+      <w:r>
+        <w:t>Hint if needed: Use the changed condition and the deciding step in the pictorial trace. The answer must say what follows from those facts.</w:t>
+      </w:r>
+    </w:p>
+    <w:p>
+      <w:r>
+        <w:t>After your attempt, compare with the supported explanation: The matching version-5 entry can supply 09:30 under the freshness policy. Request and cached source version now agree.</w:t>
+      </w:r>
+    </w:p>
+    <w:p>
+      <w:pPr>
+        <w:pStyle w:val="Heading3"/>
+      </w:pPr>
+      <w:r>
+        <w:t>Repair a missing building block</w:t>
+      </w:r>
+    </w:p>
+    <w:p>
+      <w:r>
+        <w:t>Review Data retention and deletion (ai-6/20). Goal: Explain the mechanism and terminology of data retention and deletion. Short practice: Apply the seven-day boundary to T1 and T2. How many T2 locations need verification, and may deletion be called complete if its backup remains?. Return to this week and explain what you changed.</w:t>
+      </w:r>
+    </w:p>
+    <w:p>
+      <w:r>
+        <w:t>Review Untrusted input boundaries (ai-6/18). Goal: Explain the mechanism and terminology of untrusted input boundaries. Short practice: Classify h3, H3, h30 and the trailing-space input by the stated shape contract. Does a valid z0 grant record access, and which separate gate still remains?. Return to this week and explain what you changed.</w:t>
+      </w:r>
+    </w:p>
+    <w:p>
+      <w:r>
+        <w:t>Review Approval gates and idempotency (ai-6/15). Goal: Explain the mechanism and terminology of approval gates and idempotency. Short practice: Trace the two deliveries of approved K9. How many reservations should occur, and why can a new K10 for desk 5 not borrow K9’s approval?. Return to this week and explain what you changed.</w:t>
+      </w:r>
+    </w:p>
+    <w:p>
+      <w:pPr>
+        <w:pStyle w:val="Heading3"/>
+      </w:pPr>
+      <w:r>
+        <w:t>Predict, run and debug</w:t>
+      </w:r>
+    </w:p>
+    <w:p>
+      <w:r>
+        <w:t>The browser lab lets you edit the supported Python examples already included in this lesson. Predict first, run, inspect the actual output or error, change one input, then run again. Keep code, predictions, actual results and a reasoned revision together. On paper, label your result as a trace rather than an execution.</w:t>
+      </w:r>
+    </w:p>
+    <w:p>
+      <w:pPr>
+        <w:pStyle w:val="Heading3"/>
+      </w:pPr>
+      <w:r>
+        <w:t>Keep your completed work</w:t>
+      </w:r>
+    </w:p>
+    <w:p>
+      <w:r>
+        <w:t>Use Download completed work in the hosted lesson to export your answers, reflections, practice feedback and code-run evidence. Open the HTML copy to read or print it. Drafts stay in this browser when storage is available; clear drafts on a shared device.</w:t>
+      </w:r>
+    </w:p>
+    <w:p>
+      <w:pPr>
+        <w:pStyle w:val="Heading3"/>
+      </w:pPr>
+      <w:r>
+        <w:t>What I repaired, the evidence I kept and the next test</w:t>
+      </w:r>
+    </w:p>
+    <w:p>
+      <w:r>
+        <w:t>________________________________________________________________</w:t>
+      </w:r>
+    </w:p>
+    <w:p>
+      <w:r>
+        <w:t>________________________________________________________________</w:t>
+      </w:r>
+    </w:p>
+    <w:p>
+      <w:r>
+        <w:t>________________________________________________________________</w:t>
+      </w:r>
+    </w:p>
+    <w:p>
+      <w:r>
+        <w:t>________________________________________________________________</w:t>
+      </w:r>
+    </w:p>
+    <w:p>
+      <w:r>
+        <w:t>________________________________________________________________</w:t>
+      </w:r>
+    </w:p>
     <w:sectPr>
       <w:pgSz w:w="12240" w:h="15840"/>
       <w:pgMar w:top="936" w:right="1008" w:bottom="936" w:left="1008" w:header="720" w:footer="720" w:gutter="0"/>

--- a/downloads/workbook/ai-6-week-21.docx
+++ b/downloads/workbook/ai-6-week-21.docx
@@ -30,33 +30,45 @@
     </w:p>
     <w:p>
       <w:r>
-        <w:t>Try the recall before opening notes. Then use a different colour or a labelled second line to correct your explanation.</w:t>
+        <w:t>Record your starting explanation for Caching and stale information before opening notes. Show any later correction separately.</w:t>
       </w:r>
     </w:p>
     <w:p>
       <w:pPr>
-        <w:pStyle w:val="Heading3"/>
-      </w:pPr>
-      <w:r>
-        <w:t>Data retention and deletion</w:t>
+        <w:spacing w:line="336" w:lineRule="auto" w:after="180"/>
+      </w:pPr>
+      <w:r>
+        <w:rPr>
+          <w:b w:val="0"/>
+        </w:rPr>
+        <w:t>Try the recall before opening notes. Then use a different colour or a labelled second line to correct your explanation.</w:t>
       </w:r>
     </w:p>
     <w:p>
-      <w:r>
-        <w:t>Without opening the old lesson, explain one key idea from Data retention and deletion. Give an example and a mistake that the idea helps you avoid.</w:t>
+      <w:pPr>
+        <w:pStyle w:val="Heading3"/>
+      </w:pPr>
+      <w:r>
+        <w:t>Data retention and deletion</w:t>
       </w:r>
     </w:p>
     <w:p>
       <w:pPr>
-        <w:pStyle w:val="Heading3"/>
-      </w:pPr>
-      <w:r>
-        <w:t>My remembered idea, example and correction</w:t>
+        <w:spacing w:line="336" w:lineRule="auto" w:after="180"/>
+      </w:pPr>
+      <w:r>
+        <w:rPr>
+          <w:b w:val="0"/>
+        </w:rPr>
+        <w:t>Without opening the old lesson, explain one key idea from Data retention and deletion. Give an example and a mistake that the idea helps you avoid.</w:t>
       </w:r>
     </w:p>
     <w:p>
-      <w:r>
-        <w:t>________________________________________________________________</w:t>
+      <w:pPr>
+        <w:pStyle w:val="Heading3"/>
+      </w:pPr>
+      <w:r>
+        <w:t>My remembered idea, example and correction</w:t>
       </w:r>
     </w:p>
     <w:p>
@@ -70,29 +82,47 @@
       </w:r>
     </w:p>
     <w:p>
-      <w:pPr>
-        <w:pStyle w:val="Heading3"/>
-      </w:pPr>
-      <w:r>
-        <w:t>Untrusted input boundaries</w:t>
+      <w:r>
+        <w:t>________________________________________________________________</w:t>
       </w:r>
     </w:p>
     <w:p>
-      <w:r>
-        <w:t>Without opening the old lesson, explain one key idea from Untrusted input boundaries. Give an example and a mistake that the idea helps you avoid.</w:t>
+      <w:pPr>
+        <w:pStyle w:val="Heading3"/>
+      </w:pPr>
+      <w:r>
+        <w:t>Untrusted input boundaries</w:t>
       </w:r>
     </w:p>
     <w:p>
       <w:pPr>
-        <w:pStyle w:val="Heading3"/>
-      </w:pPr>
-      <w:r>
-        <w:t>My remembered idea, example and correction</w:t>
+        <w:spacing w:line="336" w:lineRule="auto" w:after="180"/>
+      </w:pPr>
+      <w:r>
+        <w:rPr>
+          <w:b w:val="0"/>
+        </w:rPr>
+        <w:t xml:space="preserve">Without opening the old lesson, explain one key idea from Untrusted </w:t>
+      </w:r>
+      <w:r>
+        <w:rPr>
+          <w:b/>
+        </w:rPr>
+        <w:t>input</w:t>
+      </w:r>
+      <w:r>
+        <w:rPr>
+          <w:b w:val="0"/>
+        </w:rPr>
+        <w:t xml:space="preserve"> boundaries. Give an example and a mistake that the idea helps you avoid.</w:t>
       </w:r>
     </w:p>
     <w:p>
-      <w:r>
-        <w:t>________________________________________________________________</w:t>
+      <w:pPr>
+        <w:pStyle w:val="Heading3"/>
+      </w:pPr>
+      <w:r>
+        <w:t>My remembered idea, example and correction</w:t>
       </w:r>
     </w:p>
     <w:p>
@@ -106,29 +136,35 @@
       </w:r>
     </w:p>
     <w:p>
-      <w:pPr>
-        <w:pStyle w:val="Heading3"/>
-      </w:pPr>
-      <w:r>
-        <w:t>Approval gates and idempotency</w:t>
+      <w:r>
+        <w:t>________________________________________________________________</w:t>
       </w:r>
     </w:p>
     <w:p>
-      <w:r>
-        <w:t>Without opening the old lesson, explain one key idea from Approval gates and idempotency. Give an example and a mistake that the idea helps you avoid.</w:t>
+      <w:pPr>
+        <w:pStyle w:val="Heading3"/>
+      </w:pPr>
+      <w:r>
+        <w:t>Approval gates and idempotency</w:t>
       </w:r>
     </w:p>
     <w:p>
       <w:pPr>
-        <w:pStyle w:val="Heading3"/>
-      </w:pPr>
-      <w:r>
-        <w:t>My remembered idea, example and correction</w:t>
+        <w:spacing w:line="336" w:lineRule="auto" w:after="180"/>
+      </w:pPr>
+      <w:r>
+        <w:rPr>
+          <w:b w:val="0"/>
+        </w:rPr>
+        <w:t>Without opening the old lesson, explain one key idea from Approval gates and idempotency. Give an example and a mistake that the idea helps you avoid.</w:t>
       </w:r>
     </w:p>
     <w:p>
-      <w:r>
-        <w:t>________________________________________________________________</w:t>
+      <w:pPr>
+        <w:pStyle w:val="Heading3"/>
+      </w:pPr>
+      <w:r>
+        <w:t>My remembered idea, example and correction</w:t>
       </w:r>
     </w:p>
     <w:p>
@@ -142,15 +178,31 @@
       </w:r>
     </w:p>
     <w:p>
-      <w:pPr>
-        <w:pStyle w:val="Heading1"/>
-      </w:pPr>
-      <w:r>
-        <w:t>02. Practise with fading help</w:t>
+      <w:r>
+        <w:t>________________________________________________________________</w:t>
       </w:r>
     </w:p>
     <w:p>
-      <w:r>
+      <w:pPr>
+        <w:pStyle w:val="Heading1"/>
+      </w:pPr>
+      <w:r>
+        <w:t>02. Practise with fading help</w:t>
+      </w:r>
+    </w:p>
+    <w:p>
+      <w:r>
+        <w:t>Complete the supported Caching and stale information trace and record the first step you can explain without help.</w:t>
+      </w:r>
+    </w:p>
+    <w:p>
+      <w:pPr>
+        <w:spacing w:line="336" w:lineRule="auto" w:after="180"/>
+      </w:pPr>
+      <w:r>
+        <w:rPr>
+          <w:b w:val="0"/>
+        </w:rPr>
         <w:t>Use W2: Trace the worked case for Caching and stale information. Record the answer once; the lesson and workbook refer to the same attempt.</w:t>
       </w:r>
     </w:p>
@@ -279,25 +331,37 @@
     </w:p>
     <w:p>
       <w:r>
-        <w:t>Use the worked case for Caching and stale information. Proposed explanation: “The worked result establishes every future case”. Decide whether this explanation is supported. Point to the step or supplied fact that decides; explain your repair if needed.</w:t>
+        <w:t>Check the proposed Caching and stale information explanation against the supplied facts before discussing it.</w:t>
       </w:r>
     </w:p>
     <w:p>
       <w:pPr>
-        <w:pStyle w:val="Heading3"/>
-      </w:pPr>
-      <w:r>
-        <w:t>My explanation before partner discussion</w:t>
+        <w:spacing w:line="336" w:lineRule="auto" w:after="180"/>
+      </w:pPr>
+      <w:r>
+        <w:rPr>
+          <w:b w:val="0"/>
+        </w:rPr>
+        <w:t>Use the worked case for Caching and stale information. Proposed explanation: “The worked result establishes every future case”. Decide whether this explanation is supported.</w:t>
       </w:r>
     </w:p>
     <w:p>
-      <w:r>
-        <w:t>________________________________________________________________</w:t>
+      <w:pPr>
+        <w:spacing w:line="336" w:lineRule="auto" w:after="180"/>
+      </w:pPr>
+      <w:r>
+        <w:rPr>
+          <w:b w:val="0"/>
+        </w:rPr>
+        <w:t>Point to the step or supplied fact that decides; explain your repair if needed.</w:t>
       </w:r>
     </w:p>
     <w:p>
-      <w:r>
-        <w:t>________________________________________________________________</w:t>
+      <w:pPr>
+        <w:pStyle w:val="Heading3"/>
+      </w:pPr>
+      <w:r>
+        <w:t>My explanation before partner discussion</w:t>
       </w:r>
     </w:p>
     <w:p>
@@ -311,47 +375,53 @@
       </w:r>
     </w:p>
     <w:p>
-      <w:pPr>
-        <w:pStyle w:val="Heading1"/>
-      </w:pPr>
-      <w:r>
-        <w:t>04. Independent transfer case</w:t>
+      <w:r>
+        <w:t>________________________________________________________________</w:t>
       </w:r>
     </w:p>
     <w:p>
-      <w:pPr>
-        <w:pStyle w:val="Heading3"/>
-      </w:pPr>
-      <w:r>
-        <w:t>Independent case: Apply a new case independently</w:t>
+      <w:r>
+        <w:t>________________________________________________________________</w:t>
       </w:r>
     </w:p>
     <w:p>
-      <w:r>
-        <w:t>TTL10 minutes; ages9, 10, 11. Corpus version changes at age9. Decide validity.</w:t>
+      <w:pPr>
+        <w:pStyle w:val="Heading1"/>
+      </w:pPr>
+      <w:r>
+        <w:t>04. Independent transfer case</w:t>
       </w:r>
     </w:p>
     <w:p>
-      <w:pPr>
-        <w:pStyle w:val="Heading3"/>
-      </w:pPr>
-      <w:r>
-        <w:t>My independent explanation, trace and limits</w:t>
+      <w:r>
+        <w:t>Write one first attempt at the reserved independent case before feedback. Repeated copies of that case refer to the same recorded attempt.</w:t>
       </w:r>
     </w:p>
     <w:p>
-      <w:r>
-        <w:t>________________________________________________________________</w:t>
+      <w:pPr>
+        <w:pStyle w:val="Heading3"/>
+      </w:pPr>
+      <w:r>
+        <w:t>Independent case: Apply a new case independently</w:t>
       </w:r>
     </w:p>
     <w:p>
-      <w:r>
-        <w:t>________________________________________________________________</w:t>
+      <w:pPr>
+        <w:spacing w:line="336" w:lineRule="auto" w:after="180"/>
+      </w:pPr>
+      <w:r>
+        <w:rPr>
+          <w:b w:val="0"/>
+        </w:rPr>
+        <w:t>TTL10 minutes; ages9, 10, 11. Corpus version changes at age9. Decide validity.</w:t>
       </w:r>
     </w:p>
     <w:p>
-      <w:r>
-        <w:t>________________________________________________________________</w:t>
+      <w:pPr>
+        <w:pStyle w:val="Heading3"/>
+      </w:pPr>
+      <w:r>
+        <w:t>My independent explanation, trace and limits</w:t>
       </w:r>
     </w:p>
     <w:p>
@@ -376,48 +446,96 @@
     </w:p>
     <w:p>
       <w:r>
-        <w:t>Attempt this case before feedback. Record any help. Earlier examples below are further practice; a case already practised with feedback cannot establish fresh transfer.</w:t>
+        <w:t>________________________________________________________________</w:t>
       </w:r>
     </w:p>
     <w:p>
-      <w:pPr>
-        <w:pStyle w:val="Heading1"/>
-      </w:pPr>
-      <w:r>
-        <w:t>05. W1 Explain the mechanism</w:t>
+      <w:r>
+        <w:t>________________________________________________________________</w:t>
       </w:r>
     </w:p>
     <w:p>
       <w:r>
-        <w:t>Explain the weekly mechanism in your own words. Use the worked scenario to name its input, decision rule and output.</w:t>
+        <w:t>________________________________________________________________</w:t>
       </w:r>
     </w:p>
     <w:p>
       <w:pPr>
-        <w:pStyle w:val="Heading3"/>
-      </w:pPr>
-      <w:r>
-        <w:t>My reasoning and evidence</w:t>
+        <w:spacing w:line="336" w:lineRule="auto" w:after="180"/>
+      </w:pPr>
+      <w:r>
+        <w:rPr>
+          <w:b w:val="0"/>
+        </w:rPr>
+        <w:t>Attempt this case before feedback. Record any help. Earlier examples below are further practice; a case already practised with feedback cannot establish fresh transfer.</w:t>
       </w:r>
     </w:p>
     <w:p>
-      <w:r>
-        <w:t>________________________________________________________________</w:t>
+      <w:pPr>
+        <w:pStyle w:val="Heading1"/>
+      </w:pPr>
+      <w:r>
+        <w:t>05. W1 Explain the mechanism</w:t>
       </w:r>
     </w:p>
     <w:p>
       <w:r>
-        <w:t>________________________________________________________________</w:t>
+        <w:t>Explain the mechanism. Apply the supplied Caching and stale information facts and keep your reasoning.</w:t>
       </w:r>
     </w:p>
     <w:p>
-      <w:r>
-        <w:t>________________________________________________________________</w:t>
+      <w:pPr>
+        <w:spacing w:line="336" w:lineRule="auto" w:after="180"/>
+      </w:pPr>
+      <w:r>
+        <w:rPr>
+          <w:b w:val="0"/>
+        </w:rPr>
+        <w:t xml:space="preserve">Explain the weekly </w:t>
+      </w:r>
+      <w:r>
+        <w:rPr>
+          <w:b/>
+        </w:rPr>
+        <w:t>mechanism</w:t>
+      </w:r>
+      <w:r>
+        <w:rPr>
+          <w:b w:val="0"/>
+        </w:rPr>
+        <w:t xml:space="preserve"> in your own words. Use the worked scenario to name its </w:t>
+      </w:r>
+      <w:r>
+        <w:rPr>
+          <w:b/>
+        </w:rPr>
+        <w:t>input</w:t>
+      </w:r>
+      <w:r>
+        <w:rPr>
+          <w:b w:val="0"/>
+        </w:rPr>
+        <w:t xml:space="preserve">, decision rule and </w:t>
+      </w:r>
+      <w:r>
+        <w:rPr>
+          <w:b/>
+        </w:rPr>
+        <w:t>output</w:t>
+      </w:r>
+      <w:r>
+        <w:rPr>
+          <w:b w:val="0"/>
+        </w:rPr>
+        <w:t>.</w:t>
       </w:r>
     </w:p>
     <w:p>
-      <w:r>
-        <w:t>________________________________________________________________</w:t>
+      <w:pPr>
+        <w:pStyle w:val="Heading3"/>
+      </w:pPr>
+      <w:r>
+        <w:t>My reasoning and evidence</w:t>
       </w:r>
     </w:p>
     <w:p>
@@ -431,24 +549,18 @@
       </w:r>
     </w:p>
     <w:p>
-      <w:pPr>
-        <w:pStyle w:val="Heading1"/>
-      </w:pPr>
-      <w:r>
-        <w:t>06. W2 Trace the worked case</w:t>
+      <w:r>
+        <w:t>________________________________________________________________</w:t>
       </w:r>
     </w:p>
     <w:p>
       <w:r>
-        <w:t>Teacher response is cached by query only and returned to a student. Show the intermediate steps and give the conclusion with its scope.</w:t>
+        <w:t>________________________________________________________________</w:t>
       </w:r>
     </w:p>
     <w:p>
-      <w:pPr>
-        <w:pStyle w:val="Heading3"/>
-      </w:pPr>
-      <w:r>
-        <w:t>My reasoning and evidence</w:t>
+      <w:r>
+        <w:t>________________________________________________________________</w:t>
       </w:r>
     </w:p>
     <w:p>
@@ -457,23 +569,35 @@
       </w:r>
     </w:p>
     <w:p>
-      <w:r>
-        <w:t>________________________________________________________________</w:t>
+      <w:pPr>
+        <w:pStyle w:val="Heading1"/>
+      </w:pPr>
+      <w:r>
+        <w:t>06. W2 Trace the worked case</w:t>
       </w:r>
     </w:p>
     <w:p>
       <w:r>
-        <w:t>________________________________________________________________</w:t>
+        <w:t>Trace the worked case. Apply the supplied Caching and stale information facts and keep your reasoning.</w:t>
       </w:r>
     </w:p>
     <w:p>
-      <w:r>
-        <w:t>________________________________________________________________</w:t>
+      <w:pPr>
+        <w:spacing w:line="336" w:lineRule="auto" w:after="180"/>
+      </w:pPr>
+      <w:r>
+        <w:rPr>
+          <w:b w:val="0"/>
+        </w:rPr>
+        <w:t>Teacher response is cached by query only and returned to a student. Show the intermediate steps and give the conclusion with its scope.</w:t>
       </w:r>
     </w:p>
     <w:p>
-      <w:r>
-        <w:t>________________________________________________________________</w:t>
+      <w:pPr>
+        <w:pStyle w:val="Heading3"/>
+      </w:pPr>
+      <w:r>
+        <w:t>My reasoning and evidence</w:t>
       </w:r>
     </w:p>
     <w:p>
@@ -487,24 +611,18 @@
       </w:r>
     </w:p>
     <w:p>
-      <w:pPr>
-        <w:pStyle w:val="Heading1"/>
-      </w:pPr>
-      <w:r>
-        <w:t>07. W3 Audit the limit</w:t>
+      <w:r>
+        <w:t>________________________________________________________________</w:t>
       </w:r>
     </w:p>
     <w:p>
       <w:r>
-        <w:t>A report omits this qualification: A cached result retains the limitations of its original evidence and can become stale independently of TTL. Explain how omitting it could change a reader's interpretation, and write an accurate replacement.</w:t>
+        <w:t>________________________________________________________________</w:t>
       </w:r>
     </w:p>
     <w:p>
-      <w:pPr>
-        <w:pStyle w:val="Heading3"/>
-      </w:pPr>
-      <w:r>
-        <w:t>My reasoning and evidence</w:t>
+      <w:r>
+        <w:t>________________________________________________________________</w:t>
       </w:r>
     </w:p>
     <w:p>
@@ -518,44 +636,68 @@
       </w:r>
     </w:p>
     <w:p>
-      <w:r>
-        <w:t>________________________________________________________________</w:t>
+      <w:pPr>
+        <w:pStyle w:val="Heading1"/>
+      </w:pPr>
+      <w:r>
+        <w:t>07. W3 Audit the limit</w:t>
       </w:r>
     </w:p>
     <w:p>
       <w:r>
-        <w:t>________________________________________________________________</w:t>
+        <w:t>Audit the limit. Apply the supplied Caching and stale information facts and keep your reasoning.</w:t>
       </w:r>
     </w:p>
     <w:p>
-      <w:r>
-        <w:t>________________________________________________________________</w:t>
+      <w:pPr>
+        <w:spacing w:line="336" w:lineRule="auto" w:after="180"/>
+      </w:pPr>
+      <w:r>
+        <w:rPr>
+          <w:b w:val="0"/>
+        </w:rPr>
+        <w:t xml:space="preserve">A report omits this qualification: A cached result retains the limitations of its original </w:t>
+      </w:r>
+      <w:r>
+        <w:rPr>
+          <w:b/>
+        </w:rPr>
+        <w:t>evidence</w:t>
+      </w:r>
+      <w:r>
+        <w:rPr>
+          <w:b w:val="0"/>
+        </w:rPr>
+        <w:t xml:space="preserve"> and can become stale independently of TTL.</w:t>
       </w:r>
     </w:p>
     <w:p>
-      <w:r>
-        <w:t>________________________________________________________________</w:t>
+      <w:pPr>
+        <w:spacing w:line="336" w:lineRule="auto" w:after="180"/>
+      </w:pPr>
+      <w:r>
+        <w:rPr>
+          <w:b w:val="0"/>
+        </w:rPr>
+        <w:t>Explain how omitting it could change a reader's interpretation, and write an accurate replacement.</w:t>
       </w:r>
     </w:p>
     <w:p>
       <w:pPr>
-        <w:pStyle w:val="Heading1"/>
-      </w:pPr>
-      <w:r>
-        <w:t>08. W4 Apply a new case independently</w:t>
+        <w:pStyle w:val="Heading3"/>
+      </w:pPr>
+      <w:r>
+        <w:t>My reasoning and evidence</w:t>
       </w:r>
     </w:p>
     <w:p>
       <w:r>
-        <w:t>TTL10 minutes; ages9, 10, 11. Corpus version changes at age9. Decide validity.</w:t>
+        <w:t>________________________________________________________________</w:t>
       </w:r>
     </w:p>
     <w:p>
-      <w:pPr>
-        <w:pStyle w:val="Heading3"/>
-      </w:pPr>
-      <w:r>
-        <w:t>My reasoning and evidence</w:t>
+      <w:r>
+        <w:t>________________________________________________________________</w:t>
       </w:r>
     </w:p>
     <w:p>
@@ -579,44 +721,50 @@
       </w:r>
     </w:p>
     <w:p>
-      <w:r>
-        <w:t>________________________________________________________________</w:t>
+      <w:pPr>
+        <w:pStyle w:val="Heading1"/>
+      </w:pPr>
+      <w:r>
+        <w:t>08. W4 Apply a new case independently</w:t>
       </w:r>
     </w:p>
     <w:p>
       <w:r>
-        <w:t>________________________________________________________________</w:t>
+        <w:t>Attempt before feedback. If this repeats the selected independent case, reuse that first attempt; otherwise keep a separate record. Apply a new case independently. Apply the supplied Caching and stale information facts and keep your reasoning.</w:t>
       </w:r>
     </w:p>
     <w:p>
-      <w:r>
-        <w:t>________________________________________________________________</w:t>
+      <w:pPr>
+        <w:spacing w:line="336" w:lineRule="auto" w:after="180"/>
+      </w:pPr>
+      <w:r>
+        <w:rPr>
+          <w:b w:val="0"/>
+        </w:rPr>
+        <w:t>TTL10 minutes; ages9, 10, 11. Corpus version changes at age9. Decide validity.</w:t>
       </w:r>
     </w:p>
     <w:p>
-      <w:r>
-        <w:t>________________________________________________________________</w:t>
+      <w:pPr>
+        <w:pStyle w:val="Heading3"/>
+      </w:pPr>
+      <w:r>
+        <w:t>My reasoning and evidence</w:t>
       </w:r>
     </w:p>
     <w:p>
-      <w:pPr>
-        <w:pStyle w:val="Heading1"/>
-      </w:pPr>
-      <w:r>
-        <w:t>09. W5 Design a revealing follow-up</w:t>
+      <w:r>
+        <w:t>________________________________________________________________</w:t>
       </w:r>
     </w:p>
     <w:p>
       <w:r>
-        <w:t>For the worked scenario, propose one additional case that could reveal a failure, describe its expected outcome before running it, and explain what would need to remain fixed for a fair comparison. Do not reuse W4 as a new final test after receiving feedback.</w:t>
+        <w:t>________________________________________________________________</w:t>
       </w:r>
     </w:p>
     <w:p>
-      <w:pPr>
-        <w:pStyle w:val="Heading3"/>
-      </w:pPr>
-      <w:r>
-        <w:t>My reasoning and evidence</w:t>
+      <w:r>
+        <w:t>________________________________________________________________</w:t>
       </w:r>
     </w:p>
     <w:p>
@@ -645,26 +793,38 @@
       </w:r>
     </w:p>
     <w:p>
-      <w:r>
-        <w:t>________________________________________________________________</w:t>
+      <w:pPr>
+        <w:pStyle w:val="Heading1"/>
+      </w:pPr>
+      <w:r>
+        <w:t>09. W5 Design a revealing follow-up</w:t>
       </w:r>
     </w:p>
     <w:p>
       <w:r>
-        <w:t>________________________________________________________________</w:t>
+        <w:t>Design a revealing follow-up. Apply the supplied Caching and stale information facts and keep your reasoning.</w:t>
       </w:r>
     </w:p>
     <w:p>
       <w:pPr>
-        <w:pStyle w:val="Heading1"/>
-      </w:pPr>
-      <w:r>
-        <w:t>10. Project checkpoint and reflection</w:t>
+        <w:spacing w:line="336" w:lineRule="auto" w:after="180"/>
+      </w:pPr>
+      <w:r>
+        <w:rPr>
+          <w:b w:val="0"/>
+        </w:rPr>
+        <w:t>For the worked scenario, propose one additional case that could reveal a failure, describe its expected outcome before running it, and explain what would need to remain fixed for a fair comparison.</w:t>
       </w:r>
     </w:p>
     <w:p>
-      <w:r>
-        <w:t>Add a labelled caching and stale information evidence sheet to Grounded Learning Service. Show how you can explain the mechanism and terminology of caching and stale information. Use the supplied fictional case and keep its inputs, intermediate steps, calculation or prediction, and limitation. Connect this record to last week’s record; a matching answer without a trace is insufficient.</w:t>
+      <w:pPr>
+        <w:spacing w:line="336" w:lineRule="auto" w:after="180"/>
+      </w:pPr>
+      <w:r>
+        <w:rPr>
+          <w:b w:val="0"/>
+        </w:rPr>
+        <w:t>Do not reuse W4 as a new final test after receiving feedback.</w:t>
       </w:r>
     </w:p>
     <w:p>
@@ -672,7 +832,7 @@
         <w:pStyle w:val="Heading3"/>
       </w:pPr>
       <w:r>
-        <w:t>My project change, supporting evidence and remaining limit</w:t>
+        <w:t>My reasoning and evidence</w:t>
       </w:r>
     </w:p>
     <w:p>
@@ -706,11 +866,142 @@
       </w:r>
     </w:p>
     <w:p>
+      <w:r>
+        <w:t>________________________________________________________________</w:t>
+      </w:r>
+    </w:p>
+    <w:p>
       <w:pPr>
         <w:pStyle w:val="Heading1"/>
       </w:pPr>
       <w:r>
+        <w:t>10. Project checkpoint and reflection</w:t>
+      </w:r>
+    </w:p>
+    <w:p>
+      <w:r>
+        <w:t>Connect Caching and stale information to Grounded Learning Service, identify a limit and choose the next useful test.</w:t>
+      </w:r>
+    </w:p>
+    <w:p>
+      <w:pPr>
+        <w:spacing w:line="336" w:lineRule="auto" w:after="180"/>
+      </w:pPr>
+      <w:r>
+        <w:rPr>
+          <w:b w:val="0"/>
+        </w:rPr>
+        <w:t xml:space="preserve">Add a labelled caching and stale information </w:t>
+      </w:r>
+      <w:r>
+        <w:rPr>
+          <w:b/>
+        </w:rPr>
+        <w:t>evidence</w:t>
+      </w:r>
+      <w:r>
+        <w:rPr>
+          <w:b w:val="0"/>
+        </w:rPr>
+        <w:t xml:space="preserve"> sheet to Grounded Learning Service. Show how you can explain the </w:t>
+      </w:r>
+      <w:r>
+        <w:rPr>
+          <w:b/>
+        </w:rPr>
+        <w:t>mechanism</w:t>
+      </w:r>
+      <w:r>
+        <w:rPr>
+          <w:b w:val="0"/>
+        </w:rPr>
+        <w:t xml:space="preserve"> and terminology of caching and stale information.</w:t>
+      </w:r>
+    </w:p>
+    <w:p>
+      <w:pPr>
+        <w:spacing w:line="336" w:lineRule="auto" w:after="180"/>
+      </w:pPr>
+      <w:r>
+        <w:rPr>
+          <w:b w:val="0"/>
+        </w:rPr>
+        <w:t xml:space="preserve">Use the supplied fictional case and keep its </w:t>
+      </w:r>
+      <w:r>
+        <w:rPr>
+          <w:b/>
+        </w:rPr>
+        <w:t>input</w:t>
+      </w:r>
+      <w:r>
+        <w:rPr>
+          <w:b w:val="0"/>
+        </w:rPr>
+        <w:t xml:space="preserve">s, intermediate steps, calculation or </w:t>
+      </w:r>
+      <w:r>
+        <w:rPr>
+          <w:b/>
+        </w:rPr>
+        <w:t>prediction</w:t>
+      </w:r>
+      <w:r>
+        <w:rPr>
+          <w:b w:val="0"/>
+        </w:rPr>
+        <w:t>, and limitation. Connect this record to last week’s record; a matching answer without a trace is insufficient.</w:t>
+      </w:r>
+    </w:p>
+    <w:p>
+      <w:pPr>
+        <w:pStyle w:val="Heading3"/>
+      </w:pPr>
+      <w:r>
+        <w:t>My project change, supporting evidence and remaining limit</w:t>
+      </w:r>
+    </w:p>
+    <w:p>
+      <w:r>
+        <w:t>________________________________________________________________</w:t>
+      </w:r>
+    </w:p>
+    <w:p>
+      <w:r>
+        <w:t>________________________________________________________________</w:t>
+      </w:r>
+    </w:p>
+    <w:p>
+      <w:r>
+        <w:t>________________________________________________________________</w:t>
+      </w:r>
+    </w:p>
+    <w:p>
+      <w:r>
+        <w:t>________________________________________________________________</w:t>
+      </w:r>
+    </w:p>
+    <w:p>
+      <w:r>
+        <w:t>________________________________________________________________</w:t>
+      </w:r>
+    </w:p>
+    <w:p>
+      <w:r>
+        <w:t>________________________________________________________________</w:t>
+      </w:r>
+    </w:p>
+    <w:p>
+      <w:pPr>
+        <w:pStyle w:val="Heading1"/>
+      </w:pPr>
+      <w:r>
         <w:t>11. Feedback, return check and learning record</w:t>
+      </w:r>
+    </w:p>
+    <w:p>
+      <w:r>
+        <w:t>Record the first repaired step and a different case to revisit after a delay.</w:t>
       </w:r>
     </w:p>
     <w:tbl>
@@ -850,7 +1141,13 @@
       </w:tr>
     </w:tbl>
     <w:p>
-      <w:r>
+      <w:pPr>
+        <w:spacing w:line="336" w:lineRule="auto" w:after="180"/>
+      </w:pPr>
+      <w:r>
+        <w:rPr>
+          <w:b w:val="0"/>
+        </w:rPr>
         <w:t>Revisit this idea with your teacher after a delay. Familiarity is different from explaining and using it on a changed case.</w:t>
       </w:r>
     </w:p>
@@ -864,12 +1161,41 @@
     </w:p>
     <w:p>
       <w:r>
-        <w:t>Cache by source version. A service has an opening-time answer cached from version 4, but version 5 is now approved.</w:t>
+        <w:t>Cache by source version. A service has an opening-time answer cached from version 4, but version 5 is now approved. Explain the labelled step before checking the changed condition.</w:t>
       </w:r>
     </w:p>
     <w:p>
-      <w:r>
-        <w:t>Version 4 says 09:00; version 5 says 09:30. Cache key contains room and source version.</w:t>
+      <w:pPr>
+        <w:spacing w:line="336" w:lineRule="auto" w:after="180"/>
+      </w:pPr>
+      <w:r>
+        <w:rPr>
+          <w:b w:val="0"/>
+        </w:rPr>
+        <w:t>Cache by source version. A service has an opening-time answer cached from version 4, but version 5 is now approved.</w:t>
+      </w:r>
+    </w:p>
+    <w:p>
+      <w:pPr>
+        <w:spacing w:line="336" w:lineRule="auto" w:after="180"/>
+      </w:pPr>
+      <w:r>
+        <w:rPr>
+          <w:b w:val="0"/>
+        </w:rPr>
+        <w:t xml:space="preserve">Version 4 says 09:00; version 5 says 09:30. </w:t>
+      </w:r>
+      <w:r>
+        <w:rPr>
+          <w:b/>
+        </w:rPr>
+        <w:t>Cache key</w:t>
+      </w:r>
+      <w:r>
+        <w:rPr>
+          <w:b w:val="0"/>
+        </w:rPr>
+        <w:t xml:space="preserve"> contains room and source version.</w:t>
       </w:r>
     </w:p>
     <w:p>
@@ -909,7 +1235,14 @@
       </w:r>
     </w:p>
     <w:p>
-      <w:r>
+      <w:pPr>
+        <w:spacing w:line="336" w:lineRule="auto" w:after="180"/>
+        <w:shd w:fill="F5F1FB"/>
+      </w:pPr>
+      <w:r>
+        <w:rPr>
+          <w:b w:val="0"/>
+        </w:rPr>
         <w:t>Identify the version mismatch in the cached 09:00 answer. What should the first version-5 request return, and what permits a later version-5 cache hit?</w:t>
       </w:r>
     </w:p>
@@ -952,36 +1285,116 @@
       </w:r>
     </w:p>
     <w:p>
-      <w:r>
-        <w:t>Support used: alone / hint / worked example. This record is practice evidence.</w:t>
+      <w:pPr>
+        <w:pStyle w:val="Heading3"/>
+      </w:pPr>
+      <w:r>
+        <w:t>Record the help used</w:t>
       </w:r>
     </w:p>
     <w:p>
-      <w:r>
-        <w:t>Project connection: For the Grounded Learning Service, retain an annotated trace and the changed-case result. Name the contract or evidence that makes the deciding step valid, so another team can review it.</w:t>
+      <w:pPr>
+        <w:spacing w:line="336" w:lineRule="auto" w:after="180"/>
+        <w:shd w:fill="F1F6F8"/>
+      </w:pPr>
+      <w:r>
+        <w:rPr>
+          <w:b w:val="0"/>
+        </w:rPr>
+        <w:t xml:space="preserve">Support used: alone / hint / worked example. This record is practice </w:t>
+      </w:r>
+      <w:r>
+        <w:rPr>
+          <w:b/>
+        </w:rPr>
+        <w:t>evidence</w:t>
+      </w:r>
+      <w:r>
+        <w:rPr>
+          <w:b w:val="0"/>
+        </w:rPr>
+        <w:t>.</w:t>
       </w:r>
     </w:p>
     <w:p>
       <w:pPr>
-        <w:pStyle w:val="Heading1"/>
-      </w:pPr>
-      <w:r>
-        <w:t>13. Project portfolio milestone</w:t>
+        <w:spacing w:line="336" w:lineRule="auto" w:after="180"/>
+      </w:pPr>
+      <w:r>
+        <w:rPr>
+          <w:b w:val="0"/>
+        </w:rPr>
+        <w:t xml:space="preserve">Project connection: For the Grounded Learning Service, retain an annotated trace and the changed-case result. Name the contract or </w:t>
+      </w:r>
+      <w:r>
+        <w:rPr>
+          <w:b/>
+        </w:rPr>
+        <w:t>evidence</w:t>
+      </w:r>
+      <w:r>
+        <w:rPr>
+          <w:b w:val="0"/>
+        </w:rPr>
+        <w:t xml:space="preserve"> that makes the deciding step valid, so another team can review it.</w:t>
       </w:r>
     </w:p>
     <w:p>
-      <w:r>
-        <w:t>Project: Grounded Learning Service</w:t>
+      <w:pPr>
+        <w:pStyle w:val="Heading1"/>
+      </w:pPr>
+      <w:r>
+        <w:t>13. Project portfolio milestone</w:t>
       </w:r>
     </w:p>
     <w:p>
       <w:r>
-        <w:t>Current milestone: Evaluate and revise. Compare with your starting method, explain errors and record a justified revision.</w:t>
+        <w:t>Keep this week’s input, deciding step, result and limit together in the Grounded Learning Service record.</w:t>
       </w:r>
     </w:p>
     <w:p>
-      <w:r>
-        <w:t>For the Grounded Learning Service, retain an annotated trace and the changed-case result. Name the contract or evidence that makes the deciding step valid, so another team can review it.</w:t>
+      <w:pPr>
+        <w:spacing w:line="336" w:lineRule="auto" w:after="180"/>
+      </w:pPr>
+      <w:r>
+        <w:rPr>
+          <w:b w:val="0"/>
+        </w:rPr>
+        <w:t>Project: Grounded Learning Service</w:t>
+      </w:r>
+    </w:p>
+    <w:p>
+      <w:pPr>
+        <w:spacing w:line="336" w:lineRule="auto" w:after="180"/>
+      </w:pPr>
+      <w:r>
+        <w:rPr>
+          <w:b w:val="0"/>
+        </w:rPr>
+        <w:t>Current milestone: Evaluate and revise. Compare with your starting method, explain errors and record a justified revision.</w:t>
+      </w:r>
+    </w:p>
+    <w:p>
+      <w:pPr>
+        <w:spacing w:line="336" w:lineRule="auto" w:after="180"/>
+      </w:pPr>
+      <w:r>
+        <w:rPr>
+          <w:b w:val="0"/>
+        </w:rPr>
+        <w:t xml:space="preserve">For the Grounded Learning Service, retain an annotated trace and the changed-case result. Name the contract or </w:t>
+      </w:r>
+      <w:r>
+        <w:rPr>
+          <w:b/>
+        </w:rPr>
+        <w:t>evidence</w:t>
+      </w:r>
+      <w:r>
+        <w:rPr>
+          <w:b w:val="0"/>
+        </w:rPr>
+        <w:t xml:space="preserve"> that makes the deciding step valid, so another team can review it.</w:t>
       </w:r>
     </w:p>
     <w:tbl>
@@ -1143,53 +1556,98 @@
     </w:p>
     <w:p>
       <w:r>
-        <w:t>Use this supported practice once, in the browser or on paper. Keep the reserved independent assessment for a separate first attempt before teacher feedback.</w:t>
+        <w:t>Try the supported questions before comparing with hints and feedback. Record what you repaired and the evidence you retained.</w:t>
       </w:r>
     </w:p>
     <w:p>
-      <w:r>
-        <w:t>Cache by source version. A service has an opening-time answer cached from version 4, but version 5 is now approved.</w:t>
+      <w:pPr>
+        <w:spacing w:line="336" w:lineRule="auto" w:after="180"/>
+      </w:pPr>
+      <w:r>
+        <w:rPr>
+          <w:b w:val="0"/>
+        </w:rPr>
+        <w:t>Use this supported practice once, in the browser or on paper. Keep the reserved independent assessment for a separate first attempt before teacher feedback.</w:t>
       </w:r>
     </w:p>
     <w:p>
       <w:pPr>
-        <w:pStyle w:val="Heading3"/>
-      </w:pPr>
-      <w:r>
-        <w:t>Practice 1: explain the deciding evidence</w:t>
+        <w:spacing w:line="336" w:lineRule="auto" w:after="180"/>
+      </w:pPr>
+      <w:r>
+        <w:rPr>
+          <w:b w:val="0"/>
+        </w:rPr>
+        <w:t>Cache by source version. A service has an opening-time answer cached from version 4, but version 5 is now approved.</w:t>
       </w:r>
     </w:p>
     <w:p>
-      <w:r>
-        <w:t>Which labelled step matches this detail? Retrieve and cache version 5’s 09:30 under its own key.</w:t>
+      <w:pPr>
+        <w:pStyle w:val="Heading3"/>
+      </w:pPr>
+      <w:r>
+        <w:t>Practice 1: explain the deciding evidence</w:t>
       </w:r>
     </w:p>
     <w:p>
-      <w:r>
-        <w:t>1. Read authority</w:t>
+      <w:pPr>
+        <w:spacing w:line="336" w:lineRule="auto" w:after="180"/>
+      </w:pPr>
+      <w:r>
+        <w:rPr>
+          <w:b w:val="0"/>
+        </w:rPr>
+        <w:t>Which labelled step matches this detail? Retrieve and cache version 5’s 09:30 under its own key.</w:t>
       </w:r>
     </w:p>
     <w:p>
-      <w:r>
-        <w:t>2. Fetch current evidence</w:t>
+      <w:pPr>
+        <w:spacing w:line="336" w:lineRule="auto" w:after="180"/>
+        <w:shd w:fill="F4F9FC"/>
+      </w:pPr>
+      <w:r>
+        <w:rPr>
+          <w:b w:val="0"/>
+        </w:rPr>
+        <w:t>1. Read authority</w:t>
       </w:r>
     </w:p>
     <w:p>
-      <w:r>
-        <w:t>3. Inspect cached key</w:t>
+      <w:pPr>
+        <w:spacing w:line="336" w:lineRule="auto" w:after="180"/>
+        <w:shd w:fill="F4F9FC"/>
+      </w:pPr>
+      <w:r>
+        <w:rPr>
+          <w:b w:val="0"/>
+        </w:rPr>
+        <w:t xml:space="preserve">2. Fetch current </w:t>
+      </w:r>
+      <w:r>
+        <w:rPr>
+          <w:b/>
+        </w:rPr>
+        <w:t>evidence</w:t>
       </w:r>
     </w:p>
     <w:p>
       <w:pPr>
-        <w:pStyle w:val="Heading3"/>
-      </w:pPr>
-      <w:r>
-        <w:t>My selected conclusion, deciding fact and explanation</w:t>
+        <w:spacing w:line="336" w:lineRule="auto" w:after="180"/>
+        <w:shd w:fill="F4F9FC"/>
+      </w:pPr>
+      <w:r>
+        <w:rPr>
+          <w:b w:val="0"/>
+        </w:rPr>
+        <w:t>3. Inspect cached key</w:t>
       </w:r>
     </w:p>
     <w:p>
-      <w:r>
-        <w:t>________________________________________________________________</w:t>
+      <w:pPr>
+        <w:pStyle w:val="Heading3"/>
+      </w:pPr>
+      <w:r>
+        <w:t>My selected conclusion, deciding fact and explanation</w:t>
       </w:r>
     </w:p>
     <w:p>
@@ -1214,40 +1672,79 @@
     </w:p>
     <w:p>
       <w:r>
-        <w:t>Hint if needed: Read the steps in the pictorial case. Match the supplied detail to the stage that performs or records it.</w:t>
+        <w:t>________________________________________________________________</w:t>
       </w:r>
     </w:p>
     <w:p>
-      <w:r>
-        <w:t>After your attempt, compare with the supported explanation: Fetch current evidence Retrieve and cache version 5’s 09:30 under its own key. A cache saves repeated work but can retain obsolete facts. Version-aware keys distinguish answers grounded in different records.</w:t>
+      <w:pPr>
+        <w:pStyle w:val="Heading3"/>
+      </w:pPr>
+      <w:r>
+        <w:t>Hint · try first</w:t>
       </w:r>
     </w:p>
     <w:p>
       <w:pPr>
-        <w:pStyle w:val="Heading3"/>
-      </w:pPr>
-      <w:r>
-        <w:t>Practice 2: explain the deciding evidence</w:t>
+        <w:spacing w:line="336" w:lineRule="auto" w:after="180"/>
+        <w:shd w:fill="F1F6F8"/>
+      </w:pPr>
+      <w:r>
+        <w:rPr>
+          <w:b w:val="0"/>
+        </w:rPr>
+        <w:t>Hint if needed: Read the steps in the pictorial case. Match the supplied detail to the stage that performs or records it.</w:t>
       </w:r>
     </w:p>
     <w:p>
-      <w:r>
-        <w:t>Changed-case practice: The next request still uses approved version 5. Which conclusion is supported by the supplied facts?</w:t>
+      <w:pPr>
+        <w:pStyle w:val="Heading3"/>
+      </w:pPr>
+      <w:r>
+        <w:t>Feedback · compare after trying</w:t>
       </w:r>
     </w:p>
     <w:p>
-      <w:r>
-        <w:t>1. The matching version-5 entry can supply 09:30 under the freshness policy.</w:t>
+      <w:pPr>
+        <w:spacing w:line="336" w:lineRule="auto" w:after="180"/>
+        <w:shd w:fill="F1F6FC"/>
+      </w:pPr>
+      <w:r>
+        <w:rPr>
+          <w:b w:val="0"/>
+        </w:rPr>
+        <w:t xml:space="preserve">After your attempt, compare with the supported explanation: Fetch current </w:t>
+      </w:r>
+      <w:r>
+        <w:rPr>
+          <w:b/>
+        </w:rPr>
+        <w:t>evidence</w:t>
+      </w:r>
+      <w:r>
+        <w:rPr>
+          <w:b w:val="0"/>
+        </w:rPr>
+        <w:t xml:space="preserve"> Retrieve and cache version 5’s 09:30 under its own key. A cache saves repeated work but can retain obsolete facts.</w:t>
       </w:r>
     </w:p>
     <w:p>
-      <w:r>
-        <w:t>2. This one example guarantees correct results for every future input.</w:t>
+      <w:pPr>
+        <w:spacing w:line="336" w:lineRule="auto" w:after="180"/>
+        <w:shd w:fill="F1F6FC"/>
+      </w:pPr>
+      <w:r>
+        <w:rPr>
+          <w:b w:val="0"/>
+        </w:rPr>
+        <w:t>Version-aware keys distinguish answers grounded in different records.</w:t>
       </w:r>
     </w:p>
     <w:p>
-      <w:r>
-        <w:t>3. We can decide the result without examining the changed input or the procedure.</w:t>
+      <w:pPr>
+        <w:pStyle w:val="Heading3"/>
+      </w:pPr>
+      <w:r>
+        <w:t>Practice 2: explain the deciding evidence</w:t>
       </w:r>
     </w:p>
     <w:p>
@@ -1255,104 +1752,1154 @@
         <w:pStyle w:val="Heading3"/>
       </w:pPr>
       <w:r>
-        <w:t>My selected conclusion, deciding fact and explanation</w:t>
+        <w:t>Changed case · predict first</w:t>
       </w:r>
     </w:p>
     <w:p>
-      <w:r>
-        <w:t>________________________________________________________________</w:t>
+      <w:pPr>
+        <w:spacing w:line="336" w:lineRule="auto" w:after="180"/>
+        <w:shd w:fill="F5F1FB"/>
+      </w:pPr>
+      <w:r>
+        <w:rPr>
+          <w:b w:val="0"/>
+        </w:rPr>
+        <w:t>Changed-case practice: The next request still uses approved version 5. Which conclusion is supported by the supplied facts?</w:t>
       </w:r>
     </w:p>
     <w:p>
-      <w:r>
-        <w:t>________________________________________________________________</w:t>
+      <w:pPr>
+        <w:spacing w:line="336" w:lineRule="auto" w:after="180"/>
+        <w:shd w:fill="F4F9FC"/>
+      </w:pPr>
+      <w:r>
+        <w:rPr>
+          <w:b w:val="0"/>
+        </w:rPr>
+        <w:t>1. The matching version-5 entry can supply 09:30 under the freshness policy.</w:t>
       </w:r>
     </w:p>
     <w:p>
-      <w:r>
-        <w:t>________________________________________________________________</w:t>
+      <w:pPr>
+        <w:spacing w:line="336" w:lineRule="auto" w:after="180"/>
+        <w:shd w:fill="F4F9FC"/>
+      </w:pPr>
+      <w:r>
+        <w:rPr>
+          <w:b w:val="0"/>
+        </w:rPr>
+        <w:t xml:space="preserve">2. This one example guarantees correct results for every future </w:t>
+      </w:r>
+      <w:r>
+        <w:rPr>
+          <w:b/>
+        </w:rPr>
+        <w:t>input</w:t>
+      </w:r>
+      <w:r>
+        <w:rPr>
+          <w:b w:val="0"/>
+        </w:rPr>
+        <w:t>.</w:t>
       </w:r>
     </w:p>
     <w:p>
-      <w:r>
-        <w:t>________________________________________________________________</w:t>
+      <w:pPr>
+        <w:spacing w:line="336" w:lineRule="auto" w:after="180"/>
+        <w:shd w:fill="F4F9FC"/>
+      </w:pPr>
+      <w:r>
+        <w:rPr>
+          <w:b w:val="0"/>
+        </w:rPr>
+        <w:t xml:space="preserve">3. We can decide the result without examining the changed </w:t>
+      </w:r>
+      <w:r>
+        <w:rPr>
+          <w:b/>
+        </w:rPr>
+        <w:t>input</w:t>
+      </w:r>
+      <w:r>
+        <w:rPr>
+          <w:b w:val="0"/>
+        </w:rPr>
+        <w:t xml:space="preserve"> or the procedure.</w:t>
       </w:r>
     </w:p>
     <w:p>
-      <w:r>
-        <w:t>________________________________________________________________</w:t>
+      <w:pPr>
+        <w:pStyle w:val="Heading3"/>
+      </w:pPr>
+      <w:r>
+        <w:t>My selected conclusion, deciding fact and explanation</w:t>
       </w:r>
     </w:p>
     <w:p>
       <w:r>
-        <w:t>Hint if needed: Use the changed condition and the deciding step in the pictorial trace. The answer must say what follows from those facts.</w:t>
+        <w:t>________________________________________________________________</w:t>
       </w:r>
     </w:p>
     <w:p>
       <w:r>
-        <w:t>After your attempt, compare with the supported explanation: The matching version-5 entry can supply 09:30 under the freshness policy. Request and cached source version now agree.</w:t>
+        <w:t>________________________________________________________________</w:t>
       </w:r>
     </w:p>
     <w:p>
-      <w:pPr>
-        <w:pStyle w:val="Heading3"/>
-      </w:pPr>
-      <w:r>
-        <w:t>Repair a missing building block</w:t>
+      <w:r>
+        <w:t>________________________________________________________________</w:t>
       </w:r>
     </w:p>
     <w:p>
       <w:r>
-        <w:t>Review Data retention and deletion (ai-6/20). Goal: Explain the mechanism and terminology of data retention and deletion. Short practice: Apply the seven-day boundary to T1 and T2. How many T2 locations need verification, and may deletion be called complete if its backup remains?. Return to this week and explain what you changed.</w:t>
+        <w:t>________________________________________________________________</w:t>
       </w:r>
     </w:p>
     <w:p>
       <w:r>
-        <w:t>Review Untrusted input boundaries (ai-6/18). Goal: Explain the mechanism and terminology of untrusted input boundaries. Short practice: Classify h3, H3, h30 and the trailing-space input by the stated shape contract. Does a valid z0 grant record access, and which separate gate still remains?. Return to this week and explain what you changed.</w:t>
+        <w:t>________________________________________________________________</w:t>
       </w:r>
     </w:p>
     <w:p>
-      <w:r>
-        <w:t>Review Approval gates and idempotency (ai-6/15). Goal: Explain the mechanism and terminology of approval gates and idempotency. Short practice: Trace the two deliveries of approved K9. How many reservations should occur, and why can a new K10 for desk 5 not borrow K9’s approval?. Return to this week and explain what you changed.</w:t>
+      <w:pPr>
+        <w:pStyle w:val="Heading3"/>
+      </w:pPr>
+      <w:r>
+        <w:t>Hint · try first</w:t>
       </w:r>
     </w:p>
     <w:p>
       <w:pPr>
-        <w:pStyle w:val="Heading3"/>
-      </w:pPr>
-      <w:r>
-        <w:t>Predict, run and debug</w:t>
+        <w:spacing w:line="336" w:lineRule="auto" w:after="180"/>
+        <w:shd w:fill="F1F6F8"/>
+      </w:pPr>
+      <w:r>
+        <w:rPr>
+          <w:b w:val="0"/>
+        </w:rPr>
+        <w:t>Hint if needed: Use the changed condition and the deciding step in the pictorial trace. The answer must say what follows from those facts.</w:t>
       </w:r>
     </w:p>
     <w:p>
-      <w:r>
-        <w:t>The browser lab lets you edit the supported Python examples already included in this lesson. Predict first, run, inspect the actual output or error, change one input, then run again. Keep code, predictions, actual results and a reasoned revision together. On paper, label your result as a trace rather than an execution.</w:t>
+      <w:pPr>
+        <w:pStyle w:val="Heading3"/>
+      </w:pPr>
+      <w:r>
+        <w:t>Feedback · compare after trying</w:t>
       </w:r>
     </w:p>
     <w:p>
       <w:pPr>
-        <w:pStyle w:val="Heading3"/>
-      </w:pPr>
-      <w:r>
-        <w:t>Keep your completed work</w:t>
+        <w:spacing w:line="336" w:lineRule="auto" w:after="180"/>
+        <w:shd w:fill="F1F6FC"/>
+      </w:pPr>
+      <w:r>
+        <w:rPr>
+          <w:b w:val="0"/>
+        </w:rPr>
+        <w:t>After your attempt, compare with the supported explanation: The matching version-5 entry can supply 09:30 under the freshness policy. Request and cached source version now agree.</w:t>
       </w:r>
     </w:p>
     <w:p>
-      <w:r>
-        <w:t>Use Download completed work in the hosted lesson to export your answers, reflections, practice feedback and code-run evidence. Open the HTML copy to read or print it. Drafts stay in this browser when storage is available; clear drafts on a shared device.</w:t>
+      <w:pPr>
+        <w:pStyle w:val="Heading3"/>
+      </w:pPr>
+      <w:r>
+        <w:t>Repair a missing building block</w:t>
       </w:r>
     </w:p>
     <w:p>
       <w:pPr>
-        <w:pStyle w:val="Heading3"/>
-      </w:pPr>
-      <w:r>
-        <w:t>What I repaired, the evidence I kept and the next test</w:t>
+        <w:spacing w:line="336" w:lineRule="auto" w:after="180"/>
+      </w:pPr>
+      <w:r>
+        <w:rPr>
+          <w:b w:val="0"/>
+        </w:rPr>
+        <w:t xml:space="preserve">Review Data retention and deletion (ai-6/20). Goal: Explain the </w:t>
+      </w:r>
+      <w:r>
+        <w:rPr>
+          <w:b/>
+        </w:rPr>
+        <w:t>mechanism</w:t>
+      </w:r>
+      <w:r>
+        <w:rPr>
+          <w:b w:val="0"/>
+        </w:rPr>
+        <w:t xml:space="preserve"> and terminology of data retention and deletion. Short practice: Apply the seven-day boundary to T1 and T2.</w:t>
       </w:r>
     </w:p>
     <w:p>
+      <w:pPr>
+        <w:spacing w:line="336" w:lineRule="auto" w:after="180"/>
+      </w:pPr>
+      <w:r>
+        <w:rPr>
+          <w:b w:val="0"/>
+        </w:rPr>
+        <w:t>How many T2 locations need verification, and may deletion be called complete if its backup remains?. Return to this week and explain what you changed.</w:t>
+      </w:r>
+    </w:p>
+    <w:p>
+      <w:pPr>
+        <w:spacing w:line="336" w:lineRule="auto" w:after="180"/>
+      </w:pPr>
+      <w:r>
+        <w:rPr>
+          <w:b w:val="0"/>
+        </w:rPr>
+        <w:t xml:space="preserve">Review Untrusted </w:t>
+      </w:r>
+      <w:r>
+        <w:rPr>
+          <w:b/>
+        </w:rPr>
+        <w:t>input</w:t>
+      </w:r>
+      <w:r>
+        <w:rPr>
+          <w:b w:val="0"/>
+        </w:rPr>
+        <w:t xml:space="preserve"> boundaries (ai-6/18). Goal: Explain the </w:t>
+      </w:r>
+      <w:r>
+        <w:rPr>
+          <w:b/>
+        </w:rPr>
+        <w:t>mechanism</w:t>
+      </w:r>
+      <w:r>
+        <w:rPr>
+          <w:b w:val="0"/>
+        </w:rPr>
+        <w:t xml:space="preserve"> and terminology of untrusted </w:t>
+      </w:r>
+      <w:r>
+        <w:rPr>
+          <w:b/>
+        </w:rPr>
+        <w:t>input</w:t>
+      </w:r>
+      <w:r>
+        <w:rPr>
+          <w:b w:val="0"/>
+        </w:rPr>
+        <w:t xml:space="preserve"> boundaries. Short practice: Classify h3, H3, h30 and the trailing-space </w:t>
+      </w:r>
+      <w:r>
+        <w:rPr>
+          <w:b/>
+        </w:rPr>
+        <w:t>input</w:t>
+      </w:r>
+      <w:r>
+        <w:rPr>
+          <w:b w:val="0"/>
+        </w:rPr>
+        <w:t xml:space="preserve"> by the stated shape contract.</w:t>
+      </w:r>
+    </w:p>
+    <w:p>
+      <w:pPr>
+        <w:spacing w:line="336" w:lineRule="auto" w:after="180"/>
+      </w:pPr>
+      <w:r>
+        <w:rPr>
+          <w:b w:val="0"/>
+        </w:rPr>
+        <w:t>Does a valid z0 grant record access, and which separate gate still remains?. Return to this week and explain what you changed.</w:t>
+      </w:r>
+    </w:p>
+    <w:p>
+      <w:pPr>
+        <w:spacing w:line="336" w:lineRule="auto" w:after="180"/>
+      </w:pPr>
+      <w:r>
+        <w:rPr>
+          <w:b w:val="0"/>
+        </w:rPr>
+        <w:t xml:space="preserve">Review Approval gates and idempotency (ai-6/15). Goal: Explain the </w:t>
+      </w:r>
+      <w:r>
+        <w:rPr>
+          <w:b/>
+        </w:rPr>
+        <w:t>mechanism</w:t>
+      </w:r>
+      <w:r>
+        <w:rPr>
+          <w:b w:val="0"/>
+        </w:rPr>
+        <w:t xml:space="preserve"> and terminology of approval gates and idempotency. Short practice: Trace the two deliveries of approved K9.</w:t>
+      </w:r>
+    </w:p>
+    <w:p>
+      <w:pPr>
+        <w:spacing w:line="336" w:lineRule="auto" w:after="180"/>
+      </w:pPr>
+      <w:r>
+        <w:rPr>
+          <w:b w:val="0"/>
+        </w:rPr>
+        <w:t>How many reservations should occur, and why can a new K10 for desk 5 not borrow K9’s approval?. Return to this week and explain what you changed.</w:t>
+      </w:r>
+    </w:p>
+    <w:p>
+      <w:pPr>
+        <w:pStyle w:val="Heading3"/>
+      </w:pPr>
+      <w:r>
+        <w:t>Predict, run and debug</w:t>
+      </w:r>
+    </w:p>
+    <w:p>
+      <w:pPr>
+        <w:spacing w:line="336" w:lineRule="auto" w:after="180"/>
+      </w:pPr>
+      <w:r>
+        <w:rPr>
+          <w:b w:val="0"/>
+        </w:rPr>
+        <w:t xml:space="preserve">The browser lab lets you edit the supported Python examples already included in this lesson. Predict first, run, inspect the actual </w:t>
+      </w:r>
+      <w:r>
+        <w:rPr>
+          <w:b/>
+        </w:rPr>
+        <w:t>output</w:t>
+      </w:r>
+      <w:r>
+        <w:rPr>
+          <w:b w:val="0"/>
+        </w:rPr>
+        <w:t xml:space="preserve"> or error, change one </w:t>
+      </w:r>
+      <w:r>
+        <w:rPr>
+          <w:b/>
+        </w:rPr>
+        <w:t>input</w:t>
+      </w:r>
+      <w:r>
+        <w:rPr>
+          <w:b w:val="0"/>
+        </w:rPr>
+        <w:t>, then run again.</w:t>
+      </w:r>
+    </w:p>
+    <w:p>
+      <w:pPr>
+        <w:spacing w:line="336" w:lineRule="auto" w:after="180"/>
+      </w:pPr>
+      <w:r>
+        <w:rPr>
+          <w:b w:val="0"/>
+        </w:rPr>
+        <w:t xml:space="preserve">Keep code, </w:t>
+      </w:r>
+      <w:r>
+        <w:rPr>
+          <w:b/>
+        </w:rPr>
+        <w:t>prediction</w:t>
+      </w:r>
+      <w:r>
+        <w:rPr>
+          <w:b w:val="0"/>
+        </w:rPr>
+        <w:t>s, actual results and a reasoned revision together. On paper, label your result as a trace rather than an execution.</w:t>
+      </w:r>
+    </w:p>
+    <w:p>
+      <w:pPr>
+        <w:pStyle w:val="Heading3"/>
+      </w:pPr>
+      <w:r>
+        <w:t>Keep your completed work</w:t>
+      </w:r>
+    </w:p>
+    <w:p>
+      <w:pPr>
+        <w:spacing w:line="336" w:lineRule="auto" w:after="180"/>
+      </w:pPr>
+      <w:r>
+        <w:rPr>
+          <w:b w:val="0"/>
+        </w:rPr>
+        <w:t xml:space="preserve">Use Download completed work in the hosted lesson to export your answers, reflections, practice feedback and code-run </w:t>
+      </w:r>
+      <w:r>
+        <w:rPr>
+          <w:b/>
+        </w:rPr>
+        <w:t>evidence</w:t>
+      </w:r>
+      <w:r>
+        <w:rPr>
+          <w:b w:val="0"/>
+        </w:rPr>
+        <w:t>. Open the HTML copy to read or print it.</w:t>
+      </w:r>
+    </w:p>
+    <w:p>
+      <w:pPr>
+        <w:spacing w:line="336" w:lineRule="auto" w:after="180"/>
+      </w:pPr>
+      <w:r>
+        <w:rPr>
+          <w:b w:val="0"/>
+        </w:rPr>
+        <w:t>Drafts stay in this browser when storage is available; clear drafts on a shared device.</w:t>
+      </w:r>
+    </w:p>
+    <w:p>
+      <w:pPr>
+        <w:pStyle w:val="Heading3"/>
+      </w:pPr>
+      <w:r>
+        <w:t>What I repaired, the evidence I kept and the next test</w:t>
+      </w:r>
+    </w:p>
+    <w:p>
       <w:r>
         <w:t>________________________________________________________________</w:t>
+      </w:r>
+    </w:p>
+    <w:p>
+      <w:r>
+        <w:t>________________________________________________________________</w:t>
+      </w:r>
+    </w:p>
+    <w:p>
+      <w:r>
+        <w:t>________________________________________________________________</w:t>
+      </w:r>
+    </w:p>
+    <w:p>
+      <w:r>
+        <w:t>________________________________________________________________</w:t>
+      </w:r>
+    </w:p>
+    <w:p>
+      <w:r>
+        <w:t>________________________________________________________________</w:t>
+      </w:r>
+    </w:p>
+    <w:p>
+      <w:pPr>
+        <w:pStyle w:val="Heading1"/>
+      </w:pPr>
+      <w:r>
+        <w:t>15. Visual concept journey</w:t>
+      </w:r>
+    </w:p>
+    <w:p>
+      <w:r>
+        <w:t>Explain each Caching and stale information picture from its labels, then record a relevant limit.</w:t>
+      </w:r>
+    </w:p>
+    <w:p>
+      <w:pPr>
+        <w:pStyle w:val="Heading3"/>
+      </w:pPr>
+      <w:r>
+        <w:t>01. Caching and stale information: the case</w:t>
+      </w:r>
+    </w:p>
+    <w:p>
+      <w:r>
+        <w:drawing>
+          <wp:inline xmlns:a="http://schemas.openxmlformats.org/drawingml/2006/main" xmlns:pic="http://schemas.openxmlformats.org/drawingml/2006/picture">
+            <wp:extent cx="5486400" cy="2834640"/>
+            <wp:docPr id="2" name="Picture 2" descr="Cache by source version. A service has an opening-time answer cached from version 4, but version 5 is now approved. Supplied facts: Version 4 says 09:00; version 5 says 09:30. Cache key contains room and source version."/>
+            <wp:cNvGraphicFramePr>
+              <a:graphicFrameLocks noChangeAspect="1"/>
+            </wp:cNvGraphicFramePr>
+            <a:graphic>
+              <a:graphicData uri="http://schemas.openxmlformats.org/drawingml/2006/picture">
+                <pic:pic>
+                  <pic:nvPicPr>
+                    <pic:cNvPr id="0" name="academy-story-ai-6-21-01.png"/>
+                    <pic:cNvPicPr/>
+                  </pic:nvPicPr>
+                  <pic:blipFill>
+                    <a:blip r:embed="rId10"/>
+                    <a:stretch>
+                      <a:fillRect/>
+                    </a:stretch>
+                  </pic:blipFill>
+                  <pic:spPr>
+                    <a:xfrm>
+                      <a:off x="0" y="0"/>
+                      <a:ext cx="5486400" cy="2834640"/>
+                    </a:xfrm>
+                    <a:prstGeom prst="rect"/>
+                  </pic:spPr>
+                </pic:pic>
+              </a:graphicData>
+            </a:graphic>
+          </wp:inline>
+        </w:drawing>
+      </w:r>
+    </w:p>
+    <w:p>
+      <w:pPr>
+        <w:spacing w:line="336" w:lineRule="auto" w:after="180"/>
+      </w:pPr>
+      <w:r>
+        <w:rPr>
+          <w:b w:val="0"/>
+        </w:rPr>
+        <w:t xml:space="preserve">Cache by source version. A service has an opening-time answer cached from version 4, but version 5 is now approved. Supplied facts: Version 4 says 09:00; version 5 says 09:30. </w:t>
+      </w:r>
+      <w:r>
+        <w:rPr>
+          <w:b/>
+        </w:rPr>
+        <w:t>Cache key</w:t>
+      </w:r>
+      <w:r>
+        <w:rPr>
+          <w:b w:val="0"/>
+        </w:rPr>
+        <w:t xml:space="preserve"> contains room and source version.</w:t>
+      </w:r>
+    </w:p>
+    <w:p>
+      <w:pPr>
+        <w:spacing w:line="336" w:lineRule="auto" w:after="180"/>
+        <w:shd w:fill="F5F1FB"/>
+      </w:pPr>
+      <w:r>
+        <w:rPr>
+          <w:b w:val="0"/>
+        </w:rPr>
+        <w:t>Point to the given fact that matters most. Explain why it matters.</w:t>
+      </w:r>
+    </w:p>
+    <w:p>
+      <w:pPr>
+        <w:pStyle w:val="Heading3"/>
+      </w:pPr>
+      <w:r>
+        <w:t>My picture explanation, deciding evidence and one limit</w:t>
+      </w:r>
+    </w:p>
+    <w:p>
+      <w:r>
+        <w:t>________________________________________________________________</w:t>
+      </w:r>
+    </w:p>
+    <w:p>
+      <w:r>
+        <w:t>________________________________________________________________</w:t>
+      </w:r>
+    </w:p>
+    <w:p>
+      <w:r>
+        <w:t>________________________________________________________________</w:t>
+      </w:r>
+    </w:p>
+    <w:p>
+      <w:r>
+        <w:t>________________________________________________________________</w:t>
+      </w:r>
+    </w:p>
+    <w:p>
+      <w:pPr>
+        <w:pStyle w:val="Heading3"/>
+      </w:pPr>
+      <w:r>
+        <w:t>02. Follow the deciding steps</w:t>
+      </w:r>
+    </w:p>
+    <w:p>
+      <w:r>
+        <w:drawing>
+          <wp:inline xmlns:a="http://schemas.openxmlformats.org/drawingml/2006/main" xmlns:pic="http://schemas.openxmlformats.org/drawingml/2006/picture">
+            <wp:extent cx="5486400" cy="3182112"/>
+            <wp:docPr id="3" name="Picture 3" descr="Read authority: The current approved source version is 5. → Inspect cached key: The 09:00 entry belongs to version 4. → Fetch current evidence: Retrieve and cache version 5’s 09:30 under its own key."/>
+            <wp:cNvGraphicFramePr>
+              <a:graphicFrameLocks noChangeAspect="1"/>
+            </wp:cNvGraphicFramePr>
+            <a:graphic>
+              <a:graphicData uri="http://schemas.openxmlformats.org/drawingml/2006/picture">
+                <pic:pic>
+                  <pic:nvPicPr>
+                    <pic:cNvPr id="0" name="academy-story-ai-6-21-02.png"/>
+                    <pic:cNvPicPr/>
+                  </pic:nvPicPr>
+                  <pic:blipFill>
+                    <a:blip r:embed="rId11"/>
+                    <a:stretch>
+                      <a:fillRect/>
+                    </a:stretch>
+                  </pic:blipFill>
+                  <pic:spPr>
+                    <a:xfrm>
+                      <a:off x="0" y="0"/>
+                      <a:ext cx="5486400" cy="3182112"/>
+                    </a:xfrm>
+                    <a:prstGeom prst="rect"/>
+                  </pic:spPr>
+                </pic:pic>
+              </a:graphicData>
+            </a:graphic>
+          </wp:inline>
+        </w:drawing>
+      </w:r>
+    </w:p>
+    <w:p>
+      <w:pPr>
+        <w:spacing w:line="336" w:lineRule="auto" w:after="180"/>
+      </w:pPr>
+      <w:r>
+        <w:rPr>
+          <w:b w:val="0"/>
+        </w:rPr>
+        <w:t xml:space="preserve">Read authority: The current approved source version is 5. → Inspect cached key: The 09:00 entry belongs to version 4. → Fetch current </w:t>
+      </w:r>
+      <w:r>
+        <w:rPr>
+          <w:b/>
+        </w:rPr>
+        <w:t>evidence</w:t>
+      </w:r>
+      <w:r>
+        <w:rPr>
+          <w:b w:val="0"/>
+        </w:rPr>
+        <w:t>: Retrieve and cache version 5’s 09:30 under its own key.</w:t>
+      </w:r>
+    </w:p>
+    <w:p>
+      <w:pPr>
+        <w:spacing w:line="336" w:lineRule="auto" w:after="180"/>
+        <w:shd w:fill="F5F1FB"/>
+      </w:pPr>
+      <w:r>
+        <w:rPr>
+          <w:b w:val="0"/>
+        </w:rPr>
+        <w:t xml:space="preserve">Point to each numbered stage and explain which recorded </w:t>
+      </w:r>
+      <w:r>
+        <w:rPr>
+          <w:b/>
+        </w:rPr>
+        <w:t>input</w:t>
+      </w:r>
+      <w:r>
+        <w:rPr>
+          <w:b w:val="0"/>
+        </w:rPr>
+        <w:t xml:space="preserve"> it uses.</w:t>
+      </w:r>
+    </w:p>
+    <w:p>
+      <w:pPr>
+        <w:pStyle w:val="Heading3"/>
+      </w:pPr>
+      <w:r>
+        <w:t>My picture explanation, deciding evidence and one limit</w:t>
+      </w:r>
+    </w:p>
+    <w:p>
+      <w:r>
+        <w:t>________________________________________________________________</w:t>
+      </w:r>
+    </w:p>
+    <w:p>
+      <w:r>
+        <w:t>________________________________________________________________</w:t>
+      </w:r>
+    </w:p>
+    <w:p>
+      <w:r>
+        <w:t>________________________________________________________________</w:t>
+      </w:r>
+    </w:p>
+    <w:p>
+      <w:r>
+        <w:t>________________________________________________________________</w:t>
+      </w:r>
+    </w:p>
+    <w:p>
+      <w:pPr>
+        <w:pStyle w:val="Heading3"/>
+      </w:pPr>
+      <w:r>
+        <w:t>03. Caching and stale information — evidence trace</w:t>
+      </w:r>
+    </w:p>
+    <w:p>
+      <w:r>
+        <w:drawing>
+          <wp:inline xmlns:a="http://schemas.openxmlformats.org/drawingml/2006/main" xmlns:pic="http://schemas.openxmlformats.org/drawingml/2006/picture">
+            <wp:extent cx="5486400" cy="2996184"/>
+            <wp:docPr id="4" name="Picture 4" descr="Caching and stale information — evidence trace. Teacher response is cached by query only and returned to a student. | Cache key includes query, role, corpus version and procedure version. Entry valid only while age&lt;TTL. At exact TTL it expires. Teacher and student results never share a role-agnostic key. | Role omission creates an access leak. Include role and enforce current permission before returning any cached content."/>
+            <wp:cNvGraphicFramePr>
+              <a:graphicFrameLocks noChangeAspect="1"/>
+            </wp:cNvGraphicFramePr>
+            <a:graphic>
+              <a:graphicData uri="http://schemas.openxmlformats.org/drawingml/2006/picture">
+                <pic:pic>
+                  <pic:nvPicPr>
+                    <pic:cNvPr id="0" name="academy-story-ai-6-21-03.png"/>
+                    <pic:cNvPicPr/>
+                  </pic:nvPicPr>
+                  <pic:blipFill>
+                    <a:blip r:embed="rId12"/>
+                    <a:stretch>
+                      <a:fillRect/>
+                    </a:stretch>
+                  </pic:blipFill>
+                  <pic:spPr>
+                    <a:xfrm>
+                      <a:off x="0" y="0"/>
+                      <a:ext cx="5486400" cy="2996184"/>
+                    </a:xfrm>
+                    <a:prstGeom prst="rect"/>
+                  </pic:spPr>
+                </pic:pic>
+              </a:graphicData>
+            </a:graphic>
+          </wp:inline>
+        </w:drawing>
+      </w:r>
+    </w:p>
+    <w:p>
+      <w:pPr>
+        <w:spacing w:line="336" w:lineRule="auto" w:after="180"/>
+      </w:pPr>
+      <w:r>
+        <w:rPr>
+          <w:b w:val="0"/>
+        </w:rPr>
+        <w:t xml:space="preserve">Caching and stale information — </w:t>
+      </w:r>
+      <w:r>
+        <w:rPr>
+          <w:b/>
+        </w:rPr>
+        <w:t>evidence</w:t>
+      </w:r>
+      <w:r>
+        <w:rPr>
+          <w:b w:val="0"/>
+        </w:rPr>
+        <w:t xml:space="preserve"> trace. Teacher response is cached by query only and returned to a student. | </w:t>
+      </w:r>
+      <w:r>
+        <w:rPr>
+          <w:b/>
+        </w:rPr>
+        <w:t>Cache key</w:t>
+      </w:r>
+      <w:r>
+        <w:rPr>
+          <w:b w:val="0"/>
+        </w:rPr>
+        <w:t xml:space="preserve"> includes query, role, corpus version and procedure version. Entry valid only while age&lt;TTL.</w:t>
+      </w:r>
+    </w:p>
+    <w:p>
+      <w:pPr>
+        <w:spacing w:line="336" w:lineRule="auto" w:after="180"/>
+      </w:pPr>
+      <w:r>
+        <w:rPr>
+          <w:b w:val="0"/>
+        </w:rPr>
+        <w:t>At exact TTL it expires. Teacher and student results never share a role-agnostic key. | Role omission creates an access leak. Include role and enforce current permission before returning any cached content.</w:t>
+      </w:r>
+    </w:p>
+    <w:p>
+      <w:pPr>
+        <w:spacing w:line="336" w:lineRule="auto" w:after="180"/>
+        <w:shd w:fill="F5F1FB"/>
+      </w:pPr>
+      <w:r>
+        <w:rPr>
+          <w:b w:val="0"/>
+        </w:rPr>
+        <w:t>Read the labels and values. Explain the relationship the model shows.</w:t>
+      </w:r>
+    </w:p>
+    <w:p>
+      <w:pPr>
+        <w:pStyle w:val="Heading3"/>
+      </w:pPr>
+      <w:r>
+        <w:t>My picture explanation, deciding evidence and one limit</w:t>
+      </w:r>
+    </w:p>
+    <w:p>
+      <w:r>
+        <w:t>________________________________________________________________</w:t>
+      </w:r>
+    </w:p>
+    <w:p>
+      <w:r>
+        <w:t>________________________________________________________________</w:t>
+      </w:r>
+    </w:p>
+    <w:p>
+      <w:r>
+        <w:t>________________________________________________________________</w:t>
+      </w:r>
+    </w:p>
+    <w:p>
+      <w:r>
+        <w:t>________________________________________________________________</w:t>
+      </w:r>
+    </w:p>
+    <w:p>
+      <w:pPr>
+        <w:pStyle w:val="Heading3"/>
+      </w:pPr>
+      <w:r>
+        <w:t>04. Change one thing. Trace what follows.</w:t>
+      </w:r>
+    </w:p>
+    <w:p>
+      <w:r>
+        <w:drawing>
+          <wp:inline xmlns:a="http://schemas.openxmlformats.org/drawingml/2006/main" xmlns:pic="http://schemas.openxmlformats.org/drawingml/2006/picture">
+            <wp:extent cx="5486400" cy="3026664"/>
+            <wp:docPr id="5" name="Picture 5" descr="Original case: Retrieve and cache version 5’s 09:30 under its own key. Changed condition: The next request still uses approved version 5. Expected result: The matching version-5 entry can supply 09:30 under the freshness policy. Reason: Request and cached source version now agree."/>
+            <wp:cNvGraphicFramePr>
+              <a:graphicFrameLocks noChangeAspect="1"/>
+            </wp:cNvGraphicFramePr>
+            <a:graphic>
+              <a:graphicData uri="http://schemas.openxmlformats.org/drawingml/2006/picture">
+                <pic:pic>
+                  <pic:nvPicPr>
+                    <pic:cNvPr id="0" name="academy-story-ai-6-21-04.png"/>
+                    <pic:cNvPicPr/>
+                  </pic:nvPicPr>
+                  <pic:blipFill>
+                    <a:blip r:embed="rId13"/>
+                    <a:stretch>
+                      <a:fillRect/>
+                    </a:stretch>
+                  </pic:blipFill>
+                  <pic:spPr>
+                    <a:xfrm>
+                      <a:off x="0" y="0"/>
+                      <a:ext cx="5486400" cy="3026664"/>
+                    </a:xfrm>
+                    <a:prstGeom prst="rect"/>
+                  </pic:spPr>
+                </pic:pic>
+              </a:graphicData>
+            </a:graphic>
+          </wp:inline>
+        </w:drawing>
+      </w:r>
+    </w:p>
+    <w:p>
+      <w:pPr>
+        <w:spacing w:line="336" w:lineRule="auto" w:after="180"/>
+      </w:pPr>
+      <w:r>
+        <w:rPr>
+          <w:b w:val="0"/>
+        </w:rPr>
+        <w:t>Original case: Retrieve and cache version 5’s 09:30 under its own key. Changed condition: The next request still uses approved version 5.</w:t>
+      </w:r>
+    </w:p>
+    <w:p>
+      <w:pPr>
+        <w:spacing w:line="336" w:lineRule="auto" w:after="180"/>
+      </w:pPr>
+      <w:r>
+        <w:rPr>
+          <w:b w:val="0"/>
+        </w:rPr>
+        <w:t>Expected result: The matching version-5 entry can supply 09:30 under the freshness policy. Reason: Request and cached source version now agree.</w:t>
+      </w:r>
+    </w:p>
+    <w:p>
+      <w:pPr>
+        <w:spacing w:line="336" w:lineRule="auto" w:after="180"/>
+        <w:shd w:fill="F5F1FB"/>
+      </w:pPr>
+      <w:r>
+        <w:rPr>
+          <w:b w:val="0"/>
+        </w:rPr>
+        <w:t>Predict before checking the worked changed-case result. Name what changed and what the supplied facts allow you to conclude.</w:t>
+      </w:r>
+    </w:p>
+    <w:p>
+      <w:pPr>
+        <w:pStyle w:val="Heading3"/>
+      </w:pPr>
+      <w:r>
+        <w:t>My picture explanation, deciding evidence and one limit</w:t>
+      </w:r>
+    </w:p>
+    <w:p>
+      <w:r>
+        <w:t>________________________________________________________________</w:t>
+      </w:r>
+    </w:p>
+    <w:p>
+      <w:r>
+        <w:t>________________________________________________________________</w:t>
+      </w:r>
+    </w:p>
+    <w:p>
+      <w:r>
+        <w:t>________________________________________________________________</w:t>
+      </w:r>
+    </w:p>
+    <w:p>
+      <w:r>
+        <w:t>________________________________________________________________</w:t>
+      </w:r>
+    </w:p>
+    <w:p>
+      <w:pPr>
+        <w:pStyle w:val="Heading3"/>
+      </w:pPr>
+      <w:r>
+        <w:t>05. Connect the explanation to its limit</w:t>
+      </w:r>
+    </w:p>
+    <w:p>
+      <w:r>
+        <w:drawing>
+          <wp:inline xmlns:a="http://schemas.openxmlformats.org/drawingml/2006/main" xmlns:pic="http://schemas.openxmlformats.org/drawingml/2006/picture">
+            <wp:extent cx="5486400" cy="2834640"/>
+            <wp:docPr id="6" name="Picture 6" descr="A cache saves repeated work but can retain obsolete facts. Version-aware keys distinguish answers grounded in different records. Limit: Version keys cannot detect silent unversioned edits; the source publication process must update versions reliably."/>
+            <wp:cNvGraphicFramePr>
+              <a:graphicFrameLocks noChangeAspect="1"/>
+            </wp:cNvGraphicFramePr>
+            <a:graphic>
+              <a:graphicData uri="http://schemas.openxmlformats.org/drawingml/2006/picture">
+                <pic:pic>
+                  <pic:nvPicPr>
+                    <pic:cNvPr id="0" name="academy-story-ai-6-21-05.png"/>
+                    <pic:cNvPicPr/>
+                  </pic:nvPicPr>
+                  <pic:blipFill>
+                    <a:blip r:embed="rId14"/>
+                    <a:stretch>
+                      <a:fillRect/>
+                    </a:stretch>
+                  </pic:blipFill>
+                  <pic:spPr>
+                    <a:xfrm>
+                      <a:off x="0" y="0"/>
+                      <a:ext cx="5486400" cy="2834640"/>
+                    </a:xfrm>
+                    <a:prstGeom prst="rect"/>
+                  </pic:spPr>
+                </pic:pic>
+              </a:graphicData>
+            </a:graphic>
+          </wp:inline>
+        </w:drawing>
+      </w:r>
+    </w:p>
+    <w:p>
+      <w:pPr>
+        <w:spacing w:line="336" w:lineRule="auto" w:after="180"/>
+      </w:pPr>
+      <w:r>
+        <w:rPr>
+          <w:b w:val="0"/>
+        </w:rPr>
+        <w:t>A cache saves repeated work but can retain obsolete facts. Version-aware keys distinguish answers grounded in different records.</w:t>
+      </w:r>
+    </w:p>
+    <w:p>
+      <w:pPr>
+        <w:spacing w:line="336" w:lineRule="auto" w:after="180"/>
+      </w:pPr>
+      <w:r>
+        <w:rPr>
+          <w:b w:val="0"/>
+        </w:rPr>
+        <w:t xml:space="preserve">Limit: Version keys cannot detect silent unversioned edits; the source publication </w:t>
+      </w:r>
+      <w:r>
+        <w:rPr>
+          <w:b/>
+        </w:rPr>
+        <w:t>process</w:t>
+      </w:r>
+      <w:r>
+        <w:rPr>
+          <w:b w:val="0"/>
+        </w:rPr>
+        <w:t xml:space="preserve"> must update versions reliably.</w:t>
+      </w:r>
+    </w:p>
+    <w:p>
+      <w:pPr>
+        <w:spacing w:line="336" w:lineRule="auto" w:after="180"/>
+        <w:shd w:fill="F5F1FB"/>
+      </w:pPr>
+      <w:r>
+        <w:rPr>
+          <w:b w:val="0"/>
+        </w:rPr>
+        <w:t>Explain the case, then point to a limit on the claim.</w:t>
+      </w:r>
+    </w:p>
+    <w:p>
+      <w:pPr>
+        <w:pStyle w:val="Heading3"/>
+      </w:pPr>
+      <w:r>
+        <w:t>My picture explanation, deciding evidence and one limit</w:t>
+      </w:r>
+    </w:p>
+    <w:p>
+      <w:r>
+        <w:t>________________________________________________________________</w:t>
+      </w:r>
+    </w:p>
+    <w:p>
+      <w:r>
+        <w:t>________________________________________________________________</w:t>
+      </w:r>
+    </w:p>
+    <w:p>
+      <w:r>
+        <w:t>________________________________________________________________</w:t>
+      </w:r>
+    </w:p>
+    <w:p>
+      <w:r>
+        <w:t>________________________________________________________________</w:t>
+      </w:r>
+    </w:p>
+    <w:p>
+      <w:pPr>
+        <w:pStyle w:val="Heading3"/>
+      </w:pPr>
+      <w:r>
+        <w:t>06. Make the idea visible in your project</w:t>
+      </w:r>
+    </w:p>
+    <w:p>
+      <w:r>
+        <w:drawing>
+          <wp:inline xmlns:a="http://schemas.openxmlformats.org/drawingml/2006/main" xmlns:pic="http://schemas.openxmlformats.org/drawingml/2006/picture">
+            <wp:extent cx="5486400" cy="3529584"/>
+            <wp:docPr id="7" name="Picture 7" descr="For the Grounded Learning Service, retain an annotated trace and the changed-case result. Name the contract or evidence that makes the deciding step valid, so another team can review it. Draw your input, deciding step, result and limit. Supported question: Identify the version mismatch in the cached 09:00 answer. What should the first version-5 request return, and what permits a later version-5 cache hit?"/>
+            <wp:cNvGraphicFramePr>
+              <a:graphicFrameLocks noChangeAspect="1"/>
+            </wp:cNvGraphicFramePr>
+            <a:graphic>
+              <a:graphicData uri="http://schemas.openxmlformats.org/drawingml/2006/picture">
+                <pic:pic>
+                  <pic:nvPicPr>
+                    <pic:cNvPr id="0" name="academy-story-ai-6-21-06.png"/>
+                    <pic:cNvPicPr/>
+                  </pic:nvPicPr>
+                  <pic:blipFill>
+                    <a:blip r:embed="rId15"/>
+                    <a:stretch>
+                      <a:fillRect/>
+                    </a:stretch>
+                  </pic:blipFill>
+                  <pic:spPr>
+                    <a:xfrm>
+                      <a:off x="0" y="0"/>
+                      <a:ext cx="5486400" cy="3529584"/>
+                    </a:xfrm>
+                    <a:prstGeom prst="rect"/>
+                  </pic:spPr>
+                </pic:pic>
+              </a:graphicData>
+            </a:graphic>
+          </wp:inline>
+        </w:drawing>
+      </w:r>
+    </w:p>
+    <w:p>
+      <w:pPr>
+        <w:spacing w:line="336" w:lineRule="auto" w:after="180"/>
+      </w:pPr>
+      <w:r>
+        <w:rPr>
+          <w:b w:val="0"/>
+        </w:rPr>
+        <w:t xml:space="preserve">For the Grounded Learning Service, retain an annotated trace and the changed-case result. Name the contract or </w:t>
+      </w:r>
+      <w:r>
+        <w:rPr>
+          <w:b/>
+        </w:rPr>
+        <w:t>evidence</w:t>
+      </w:r>
+      <w:r>
+        <w:rPr>
+          <w:b w:val="0"/>
+        </w:rPr>
+        <w:t xml:space="preserve"> that makes the deciding step valid, so another team can review it.</w:t>
+      </w:r>
+    </w:p>
+    <w:p>
+      <w:pPr>
+        <w:spacing w:line="336" w:lineRule="auto" w:after="180"/>
+      </w:pPr>
+      <w:r>
+        <w:rPr>
+          <w:b w:val="0"/>
+        </w:rPr>
+        <w:t xml:space="preserve">Draw your </w:t>
+      </w:r>
+      <w:r>
+        <w:rPr>
+          <w:b/>
+        </w:rPr>
+        <w:t>input</w:t>
+      </w:r>
+      <w:r>
+        <w:rPr>
+          <w:b w:val="0"/>
+        </w:rPr>
+        <w:t>, deciding step, result and limit. Supported question: Identify the version mismatch in the cached 09:00 answer. What should the first version-5 request return, and what permits a later version-5 cache hit?</w:t>
+      </w:r>
+    </w:p>
+    <w:p>
+      <w:pPr>
+        <w:spacing w:line="336" w:lineRule="auto" w:after="180"/>
+        <w:shd w:fill="F5F1FB"/>
+      </w:pPr>
+      <w:r>
+        <w:rPr>
+          <w:b w:val="0"/>
+        </w:rPr>
+        <w:t xml:space="preserve">Draw your project trace and justify the deciding step using </w:t>
+      </w:r>
+      <w:r>
+        <w:rPr>
+          <w:b/>
+        </w:rPr>
+        <w:t>evidence</w:t>
+      </w:r>
+      <w:r>
+        <w:rPr>
+          <w:b w:val="0"/>
+        </w:rPr>
+        <w:t>.</w:t>
+      </w:r>
+    </w:p>
+    <w:p>
+      <w:pPr>
+        <w:pStyle w:val="Heading3"/>
+      </w:pPr>
+      <w:r>
+        <w:t>My picture explanation, deciding evidence and one limit</w:t>
       </w:r>
     </w:p>
     <w:p>

--- a/downloads/workbook/ai-6-week-21.docx
+++ b/downloads/workbook/ai-6-week-21.docx
@@ -180,6 +180,54 @@
     <w:p>
       <w:r>
         <w:t>________________________________________________________________</w:t>
+      </w:r>
+    </w:p>
+    <w:p>
+      <w:pPr>
+        <w:pStyle w:val="Heading3"/>
+      </w:pPr>
+      <w:r>
+        <w:t>Lesson reference for workbook practice</w:t>
+      </w:r>
+    </w:p>
+    <w:p>
+      <w:pPr>
+        <w:spacing w:line="336" w:lineRule="auto" w:after="180"/>
+        <w:shd w:fill="F1F6F8"/>
+      </w:pPr>
+      <w:r>
+        <w:rPr>
+          <w:b w:val="0"/>
+        </w:rPr>
+        <w:t>Use this reference for the original W1–W3 and W5 exercises. The separately named independent case supplies its own changed facts; use those facts for that attempt before feedback.</w:t>
+      </w:r>
+    </w:p>
+    <w:p>
+      <w:pPr>
+        <w:spacing w:line="336" w:lineRule="auto" w:after="180"/>
+      </w:pPr>
+      <w:r>
+        <w:rPr>
+          <w:b w:val="0"/>
+        </w:rPr>
+        <w:t>Caching reuses results but needs freshness and access-aware keys. A cached answer must not cross role or corpus-version boundaries.</w:t>
+      </w:r>
+    </w:p>
+    <w:p>
+      <w:pPr>
+        <w:spacing w:line="336" w:lineRule="auto" w:after="180"/>
+      </w:pPr>
+      <w:r>
+        <w:rPr>
+          <w:b/>
+        </w:rPr>
+        <w:t>Cache key</w:t>
+      </w:r>
+      <w:r>
+        <w:rPr>
+          <w:b w:val="0"/>
+        </w:rPr>
+        <w:t xml:space="preserve"> includes query, role, corpus version and procedure version. Entry valid only while age&lt;TTL. At exact TTL it expires. Teacher and student results never share a role-agnostic key.</w:t>
       </w:r>
     </w:p>
     <w:p>
@@ -413,7 +461,7 @@
         <w:rPr>
           <w:b w:val="0"/>
         </w:rPr>
-        <w:t>TTL10 minutes; ages9, 10, 11. Corpus version changes at age9. Decide validity.</w:t>
+        <w:t>TTL 10 minutes; ages 9, 10, 11. Corpus version changes at age 9. Decide validity.</w:t>
       </w:r>
     </w:p>
     <w:p>
@@ -741,7 +789,7 @@
         <w:rPr>
           <w:b w:val="0"/>
         </w:rPr>
-        <w:t>TTL10 minutes; ages9, 10, 11. Corpus version changes at age9. Decide validity.</w:t>
+        <w:t>TTL 10 minutes; ages 9, 10, 11. Corpus version changes at age 9. Decide validity.</w:t>
       </w:r>
     </w:p>
     <w:p>
@@ -1243,7 +1291,7 @@
         <w:rPr>
           <w:b w:val="0"/>
         </w:rPr>
-        <w:t>Identify the version mismatch in the cached 09:00 answer. What should the first version-5 request return, and what permits a later version-5 cache hit?</w:t>
+        <w:t>Identify the version mismatch in the cached 09:00 answer. What should the first version -5 request return, and what permits a later version -5 cache hit?</w:t>
       </w:r>
     </w:p>
     <w:p>
@@ -1776,7 +1824,7 @@
         <w:rPr>
           <w:b w:val="0"/>
         </w:rPr>
-        <w:t>1. The matching version-5 entry can supply 09:30 under the freshness policy.</w:t>
+        <w:t>1. The matching version -5 entry can supply 09:30 under the freshness policy.</w:t>
       </w:r>
     </w:p>
     <w:p>
@@ -1897,7 +1945,7 @@
         <w:rPr>
           <w:b w:val="0"/>
         </w:rPr>
-        <w:t>After your attempt, compare with the supported explanation: The matching version-5 entry can supply 09:30 under the freshness policy. Request and cached source version now agree.</w:t>
+        <w:t>After your attempt, compare with the supported explanation: The matching version -5 entry can supply 09:30 under the freshness policy. Request and cached source version now agree.</w:t>
       </w:r>
     </w:p>
     <w:p>
@@ -2569,7 +2617,7 @@
         <w:drawing>
           <wp:inline xmlns:a="http://schemas.openxmlformats.org/drawingml/2006/main" xmlns:pic="http://schemas.openxmlformats.org/drawingml/2006/picture">
             <wp:extent cx="5486400" cy="3026664"/>
-            <wp:docPr id="5" name="Picture 5" descr="Original case: Retrieve and cache version 5’s 09:30 under its own key. Changed condition: The next request still uses approved version 5. Expected result: The matching version-5 entry can supply 09:30 under the freshness policy. Reason: Request and cached source version now agree."/>
+            <wp:docPr id="5" name="Picture 5" descr="Original case: Retrieve and cache version 5’s 09:30 under its own key. Changed condition: The next request still uses approved version 5. Expected result: The matching version -5 entry can supply 09:30 under the freshness policy. Reason: Request and cached source version now agree."/>
             <wp:cNvGraphicFramePr>
               <a:graphicFrameLocks noChangeAspect="1"/>
             </wp:cNvGraphicFramePr>
@@ -2619,7 +2667,7 @@
         <w:rPr>
           <w:b w:val="0"/>
         </w:rPr>
-        <w:t>Expected result: The matching version-5 entry can supply 09:30 under the freshness policy. Reason: Request and cached source version now agree.</w:t>
+        <w:t>Expected result: The matching version -5 entry can supply 09:30 under the freshness policy. Reason: Request and cached source version now agree.</w:t>
       </w:r>
     </w:p>
     <w:p>
@@ -2793,7 +2841,7 @@
         <w:drawing>
           <wp:inline xmlns:a="http://schemas.openxmlformats.org/drawingml/2006/main" xmlns:pic="http://schemas.openxmlformats.org/drawingml/2006/picture">
             <wp:extent cx="5486400" cy="3529584"/>
-            <wp:docPr id="7" name="Picture 7" descr="For the Grounded Learning Service, retain an annotated trace and the changed-case result. Name the contract or evidence that makes the deciding step valid, so another team can review it. Draw your input, deciding step, result and limit. Supported question: Identify the version mismatch in the cached 09:00 answer. What should the first version-5 request return, and what permits a later version-5 cache hit?"/>
+            <wp:docPr id="7" name="Picture 7" descr="For the Grounded Learning Service, retain an annotated trace and the changed-case result. Name the contract or evidence that makes the deciding step valid, so another team can review it. Draw your input, deciding step, result and limit. Supported question: Identify the version mismatch in the cached 09:00 answer. What should the first version -5 request return, and what permits a later version -5 cache hit?"/>
             <wp:cNvGraphicFramePr>
               <a:graphicFrameLocks noChangeAspect="1"/>
             </wp:cNvGraphicFramePr>
@@ -2867,7 +2915,7 @@
         <w:rPr>
           <w:b w:val="0"/>
         </w:rPr>
-        <w:t>, deciding step, result and limit. Supported question: Identify the version mismatch in the cached 09:00 answer. What should the first version-5 request return, and what permits a later version-5 cache hit?</w:t>
+        <w:t>, deciding step, result and limit. Supported question: Identify the version mismatch in the cached 09:00 answer. What should the first version -5 request return, and what permits a later version -5 cache hit?</w:t>
       </w:r>
     </w:p>
     <w:p>

--- a/downloads/workbook/ai-6-week-21.docx
+++ b/downloads/workbook/ai-6-week-21.docx
@@ -25,22 +25,45 @@
         <w:pStyle w:val="Heading1"/>
       </w:pPr>
       <w:r>
-        <w:t>01. Recall and choose your starting point</w:t>
-      </w:r>
-    </w:p>
-    <w:p>
-      <w:r>
-        <w:t>Record your starting explanation for Caching and stale information before opening notes. Show any later correction separately.</w:t>
-      </w:r>
-    </w:p>
-    <w:p>
-      <w:pPr>
-        <w:spacing w:line="336" w:lineRule="auto" w:after="180"/>
-      </w:pPr>
-      <w:r>
-        <w:rPr>
-          <w:b w:val="0"/>
-        </w:rPr>
+        <w:t>One complete cache eligibility record.</w:t>
+      </w:r>
+    </w:p>
+    <w:p>
+      <w:r>
+        <w:t>Keep query, trusted access context, versions, save/current times, TTL, decision and evidence together.</w:t>
+      </w:r>
+    </w:p>
+    <w:p>
+      <w:r>
+        <w:t>Recall → W1–W3/W5 → independent TTL/version case → cache project → delayed return.</w:t>
+      </w:r>
+    </w:p>
+    <w:p>
+      <w:pPr>
+        <w:pStyle w:val="Heading1"/>
+      </w:pPr>
+      <w:r>
+        <w:t>01. Recall · Retrieve before notes</w:t>
+      </w:r>
+    </w:p>
+    <w:p>
+      <w:r>
+        <w:t>Keep this task’s inputs,rule and response together.</w:t>
+      </w:r>
+    </w:p>
+    <w:p>
+      <w:pPr>
+        <w:pStyle w:val="Heading2"/>
+      </w:pPr>
+      <w:r>
+        <w:t>Complete task and evidence</w:t>
+      </w:r>
+    </w:p>
+    <w:p>
+      <w:pPr>
+        <w:pStyle w:val="ListBullet"/>
+      </w:pPr>
+      <w:r>
         <w:t>Try the recall before opening notes. Then use a different colour or a labelled second line to correct your explanation.</w:t>
       </w:r>
     </w:p>
@@ -54,12 +77,9 @@
     </w:p>
     <w:p>
       <w:pPr>
-        <w:spacing w:line="336" w:lineRule="auto" w:after="180"/>
-      </w:pPr>
-      <w:r>
-        <w:rPr>
-          <w:b w:val="0"/>
-        </w:rPr>
+        <w:pStyle w:val="ListBullet"/>
+      </w:pPr>
+      <w:r>
         <w:t>Without opening the old lesson, explain one key idea from Data retention and deletion. Give an example and a mistake that the idea helps you avoid.</w:t>
       </w:r>
     </w:p>
@@ -96,25 +116,10 @@
     </w:p>
     <w:p>
       <w:pPr>
-        <w:spacing w:line="336" w:lineRule="auto" w:after="180"/>
-      </w:pPr>
-      <w:r>
-        <w:rPr>
-          <w:b w:val="0"/>
-        </w:rPr>
-        <w:t xml:space="preserve">Without opening the old lesson, explain one key idea from Untrusted </w:t>
-      </w:r>
-      <w:r>
-        <w:rPr>
-          <w:b/>
-        </w:rPr>
-        <w:t>input</w:t>
-      </w:r>
-      <w:r>
-        <w:rPr>
-          <w:b w:val="0"/>
-        </w:rPr>
-        <w:t xml:space="preserve"> boundaries. Give an example and a mistake that the idea helps you avoid.</w:t>
+        <w:pStyle w:val="ListBullet"/>
+      </w:pPr>
+      <w:r>
+        <w:t>Without opening the old lesson, explain one key idea from Untrusted input boundaries. Give an example and a mistake that the idea helps you avoid.</w:t>
       </w:r>
     </w:p>
     <w:p>
@@ -150,12 +155,9 @@
     </w:p>
     <w:p>
       <w:pPr>
-        <w:spacing w:line="336" w:lineRule="auto" w:after="180"/>
-      </w:pPr>
-      <w:r>
-        <w:rPr>
-          <w:b w:val="0"/>
-        </w:rPr>
+        <w:pStyle w:val="ListBullet"/>
+      </w:pPr>
+      <w:r>
         <w:t>Without opening the old lesson, explain one key idea from Approval gates and idempotency. Give an example and a mistake that the idea helps you avoid.</w:t>
       </w:r>
     </w:p>
@@ -192,42 +194,26 @@
     </w:p>
     <w:p>
       <w:pPr>
-        <w:spacing w:line="336" w:lineRule="auto" w:after="180"/>
-        <w:shd w:fill="F1F6F8"/>
-      </w:pPr>
-      <w:r>
-        <w:rPr>
-          <w:b w:val="0"/>
-        </w:rPr>
+        <w:pStyle w:val="ListBullet"/>
+      </w:pPr>
+      <w:r>
         <w:t>Use this reference for the original W1–W3 and W5 exercises. The separately named independent case supplies its own changed facts; use those facts for that attempt before feedback.</w:t>
       </w:r>
     </w:p>
     <w:p>
       <w:pPr>
-        <w:spacing w:line="336" w:lineRule="auto" w:after="180"/>
-      </w:pPr>
-      <w:r>
-        <w:rPr>
-          <w:b w:val="0"/>
-        </w:rPr>
+        <w:pStyle w:val="ListBullet"/>
+      </w:pPr>
+      <w:r>
         <w:t>Caching reuses results but needs freshness and access-aware keys. A cached answer must not cross role or corpus-version boundaries.</w:t>
       </w:r>
     </w:p>
     <w:p>
       <w:pPr>
-        <w:spacing w:line="336" w:lineRule="auto" w:after="180"/>
-      </w:pPr>
-      <w:r>
-        <w:rPr>
-          <w:b/>
-        </w:rPr>
-        <w:t>Cache key</w:t>
-      </w:r>
-      <w:r>
-        <w:rPr>
-          <w:b w:val="0"/>
-        </w:rPr>
-        <w:t xml:space="preserve"> includes query, role, corpus version and procedure version. Entry valid only while age&lt;TTL. At exact TTL it expires. Teacher and student results never share a role-agnostic key.</w:t>
+        <w:pStyle w:val="ListBullet"/>
+      </w:pPr>
+      <w:r>
+        <w:t>Cache key includes query, role, corpus version and procedure version. Entry valid only while age&lt;TTL. At exact TTL it expires. Teacher and student results never share a role-agnostic key.</w:t>
       </w:r>
     </w:p>
     <w:p>
@@ -235,123 +221,44 @@
         <w:pStyle w:val="Heading1"/>
       </w:pPr>
       <w:r>
-        <w:t>02. Practise with fading help</w:t>
-      </w:r>
-    </w:p>
-    <w:p>
-      <w:r>
-        <w:t>Complete the supported Caching and stale information trace and record the first step you can explain without help.</w:t>
-      </w:r>
-    </w:p>
-    <w:p>
-      <w:pPr>
-        <w:spacing w:line="336" w:lineRule="auto" w:after="180"/>
-      </w:pPr>
-      <w:r>
-        <w:rPr>
-          <w:b w:val="0"/>
-        </w:rPr>
-        <w:t>Use W2: Trace the worked case for Caching and stale information. Record the answer once; the lesson and workbook refer to the same attempt.</w:t>
-      </w:r>
-    </w:p>
-    <w:tbl>
-      <w:tblPr>
-        <w:tblStyle w:val="LightShading-Accent1"/>
-        <w:tblW w:type="auto" w:w="0"/>
-        <w:tblLook w:firstColumn="1" w:firstRow="1" w:lastColumn="0" w:lastRow="0" w:noHBand="0" w:noVBand="1" w:val="04A0"/>
-      </w:tblPr>
-      <w:tblGrid>
-        <w:gridCol w:w="2556"/>
-        <w:gridCol w:w="2556"/>
-        <w:gridCol w:w="2556"/>
-        <w:gridCol w:w="2556"/>
-      </w:tblGrid>
-      <w:tr>
-        <w:trPr>
-          <w:tblHeader/>
-        </w:trPr>
-        <w:tc>
-          <w:tcPr>
-            <w:tcW w:type="dxa" w:w="2556"/>
-          </w:tcPr>
-          <w:p>
-            <w:r>
-              <w:t>Given inputs</w:t>
-            </w:r>
-          </w:p>
-        </w:tc>
-        <w:tc>
-          <w:tcPr>
-            <w:tcW w:type="dxa" w:w="2556"/>
-          </w:tcPr>
-          <w:p>
-            <w:r>
-              <w:t>Procedure I chose</w:t>
-            </w:r>
-          </w:p>
-        </w:tc>
-        <w:tc>
-          <w:tcPr>
-            <w:tcW w:type="dxa" w:w="2556"/>
-          </w:tcPr>
-          <w:p>
-            <w:r>
-              <w:t>Middle steps</w:t>
-            </w:r>
-          </w:p>
-        </w:tc>
-        <w:tc>
-          <w:tcPr>
-            <w:tcW w:type="dxa" w:w="2556"/>
-          </w:tcPr>
-          <w:p>
-            <w:r>
-              <w:t>Result and check</w:t>
-            </w:r>
-          </w:p>
-        </w:tc>
-      </w:tr>
-      <w:tr>
-        <w:tc>
-          <w:tcPr>
-            <w:tcW w:type="dxa" w:w="2556"/>
-          </w:tcPr>
-          <w:p>
-            <w:r/>
-          </w:p>
-        </w:tc>
-        <w:tc>
-          <w:tcPr>
-            <w:tcW w:type="dxa" w:w="2556"/>
-          </w:tcPr>
-          <w:p>
-            <w:r/>
-          </w:p>
-        </w:tc>
-        <w:tc>
-          <w:tcPr>
-            <w:tcW w:type="dxa" w:w="2556"/>
-          </w:tcPr>
-          <w:p>
-            <w:r/>
-          </w:p>
-        </w:tc>
-        <w:tc>
-          <w:tcPr>
-            <w:tcW w:type="dxa" w:w="2556"/>
-          </w:tcPr>
-          <w:p>
-            <w:r/>
-          </w:p>
-        </w:tc>
-      </w:tr>
-    </w:tbl>
+        <w:t>05. W1 · Explain the current example</w:t>
+      </w:r>
+    </w:p>
+    <w:p>
+      <w:r>
+        <w:t>Keep this task’s inputs,rule and response together.</w:t>
+      </w:r>
+    </w:p>
+    <w:p>
+      <w:pPr>
+        <w:pStyle w:val="Heading2"/>
+      </w:pPr>
+      <w:r>
+        <w:t>Complete task and evidence</w:t>
+      </w:r>
+    </w:p>
+    <w:p>
+      <w:pPr>
+        <w:pStyle w:val="ListBullet"/>
+      </w:pPr>
+      <w:r>
+        <w:t>A cache stores a previous result for possible reuse. Check current trusted permission before serving a value. The classroom key is query, trusted role, corpus version and procedure version. Use virtual minutes: age = now minus saved time; valid age satisfies 0 ≤ age &lt; TTL, so equality expires. Main TTL 5: a teacher c1/p1 entry saved at 0 hits at 4 only with permission; a student same-query request misses, revoked permission denies, and age 5 expires. Corpus c2 or procedure p2 misses even at age 1. Separate picture: approved version 5 says 09:30, while saved version 4 says 09:00. Hold role/procedure fixed; first version 5 request misses, an authorized local fixture lookup supplies 09:30, and a later matching fresh request may hit. Silent unversioned source edits cannot be detected by the same key and TTL. Roles and permissions are supplied fixtures, not a login system; finer access differences require additional key scope. Freshness does not establish truth, and expiry does not prove retention deletion. The code uses copied fictional dictionaries and virtual times only.</w:t>
+      </w:r>
+    </w:p>
+    <w:p>
+      <w:pPr>
+        <w:pStyle w:val="ListBullet"/>
+      </w:pPr>
+      <w:r>
+        <w:t>Explain the weekly mechanism in your own words. Use the worked scenario to name its input, decision rule and output.</w:t>
+      </w:r>
+    </w:p>
     <w:p>
       <w:pPr>
         <w:pStyle w:val="Heading3"/>
       </w:pPr>
       <w:r>
-        <w:t>The step I completed without help, and the hint I needed</w:t>
+        <w:t>My reasoning and evidence</w:t>
       </w:r>
     </w:p>
     <w:p>
@@ -370,38 +277,55 @@
       </w:r>
     </w:p>
     <w:p>
+      <w:r>
+        <w:t>________________________________________________________________</w:t>
+      </w:r>
+    </w:p>
+    <w:p>
+      <w:r>
+        <w:t>________________________________________________________________</w:t>
+      </w:r>
+    </w:p>
+    <w:p>
+      <w:r>
+        <w:t>________________________________________________________________</w:t>
+      </w:r>
+    </w:p>
+    <w:p>
       <w:pPr>
         <w:pStyle w:val="Heading1"/>
       </w:pPr>
       <w:r>
-        <w:t>03. Individual reasoning check</w:t>
-      </w:r>
-    </w:p>
-    <w:p>
-      <w:r>
-        <w:t>Check the proposed Caching and stale information explanation against the supplied facts before discussing it.</w:t>
-      </w:r>
-    </w:p>
-    <w:p>
-      <w:pPr>
-        <w:spacing w:line="336" w:lineRule="auto" w:after="180"/>
-      </w:pPr>
-      <w:r>
-        <w:rPr>
-          <w:b w:val="0"/>
-        </w:rPr>
-        <w:t>Use the worked case for Caching and stale information. Proposed explanation: “The worked result establishes every future case”. Decide whether this explanation is supported.</w:t>
-      </w:r>
-    </w:p>
-    <w:p>
-      <w:pPr>
-        <w:spacing w:line="336" w:lineRule="auto" w:after="180"/>
-      </w:pPr>
-      <w:r>
-        <w:rPr>
-          <w:b w:val="0"/>
-        </w:rPr>
-        <w:t>Point to the step or supplied fact that decides; explain your repair if needed.</w:t>
+        <w:t>06. W2 · Trace the calculation</w:t>
+      </w:r>
+    </w:p>
+    <w:p>
+      <w:r>
+        <w:t>Keep this task’s inputs,rule and response together.</w:t>
+      </w:r>
+    </w:p>
+    <w:p>
+      <w:pPr>
+        <w:pStyle w:val="Heading2"/>
+      </w:pPr>
+      <w:r>
+        <w:t>Complete task and evidence</w:t>
+      </w:r>
+    </w:p>
+    <w:p>
+      <w:pPr>
+        <w:pStyle w:val="ListBullet"/>
+      </w:pPr>
+      <w:r>
+        <w:t>A cache stores a previous result for possible reuse. Check current trusted permission before serving a value. The classroom key is query, trusted role, corpus version and procedure version. Use virtual minutes: age = now minus saved time; valid age satisfies 0 ≤ age &lt; TTL, so equality expires. Main TTL 5: a teacher c1/p1 entry saved at 0 hits at 4 only with permission; a student same-query request misses, revoked permission denies, and age 5 expires. Corpus c2 or procedure p2 misses even at age 1. Separate picture: approved version 5 says 09:30, while saved version 4 says 09:00. Hold role/procedure fixed; first version 5 request misses, an authorized local fixture lookup supplies 09:30, and a later matching fresh request may hit. Silent unversioned source edits cannot be detected by the same key and TTL. Roles and permissions are supplied fixtures, not a login system; finer access differences require additional key scope. Freshness does not establish truth, and expiry does not prove retention deletion. The code uses copied fictional dictionaries and virtual times only.</w:t>
+      </w:r>
+    </w:p>
+    <w:p>
+      <w:pPr>
+        <w:pStyle w:val="ListBullet"/>
+      </w:pPr>
+      <w:r>
+        <w:t>Teacher response is cached by query only and returned to a student. Show the intermediate steps and give the conclusion with its scope.</w:t>
       </w:r>
     </w:p>
     <w:p>
@@ -409,7 +333,7 @@
         <w:pStyle w:val="Heading3"/>
       </w:pPr>
       <w:r>
-        <w:t>My explanation before partner discussion</w:t>
+        <w:t>My reasoning and evidence</w:t>
       </w:r>
     </w:p>
     <w:p>
@@ -433,16 +357,55 @@
       </w:r>
     </w:p>
     <w:p>
+      <w:r>
+        <w:t>________________________________________________________________</w:t>
+      </w:r>
+    </w:p>
+    <w:p>
+      <w:r>
+        <w:t>________________________________________________________________</w:t>
+      </w:r>
+    </w:p>
+    <w:p>
+      <w:r>
+        <w:t>________________________________________________________________</w:t>
+      </w:r>
+    </w:p>
+    <w:p>
       <w:pPr>
         <w:pStyle w:val="Heading1"/>
       </w:pPr>
       <w:r>
-        <w:t>04. Independent transfer case</w:t>
-      </w:r>
-    </w:p>
-    <w:p>
-      <w:r>
-        <w:t>Write one first attempt at the reserved independent case before feedback. Repeated copies of that case refer to the same recorded attempt.</w:t>
+        <w:t>07. W3 · Repair a misconception</w:t>
+      </w:r>
+    </w:p>
+    <w:p>
+      <w:r>
+        <w:t>Keep this task’s inputs,rule and response together.</w:t>
+      </w:r>
+    </w:p>
+    <w:p>
+      <w:pPr>
+        <w:pStyle w:val="Heading2"/>
+      </w:pPr>
+      <w:r>
+        <w:t>Complete task and evidence</w:t>
+      </w:r>
+    </w:p>
+    <w:p>
+      <w:pPr>
+        <w:pStyle w:val="ListBullet"/>
+      </w:pPr>
+      <w:r>
+        <w:t>A cache stores a previous result for possible reuse. Check current trusted permission before serving a value. The classroom key is query, trusted role, corpus version and procedure version. Use virtual minutes: age = now minus saved time; valid age satisfies 0 ≤ age &lt; TTL, so equality expires. Main TTL 5: a teacher c1/p1 entry saved at 0 hits at 4 only with permission; a student same-query request misses, revoked permission denies, and age 5 expires. Corpus c2 or procedure p2 misses even at age 1. Separate picture: approved version 5 says 09:30, while saved version 4 says 09:00. Hold role/procedure fixed; first version 5 request misses, an authorized local fixture lookup supplies 09:30, and a later matching fresh request may hit. Silent unversioned source edits cannot be detected by the same key and TTL. Roles and permissions are supplied fixtures, not a login system; finer access differences require additional key scope. Freshness does not establish truth, and expiry does not prove retention deletion. The code uses copied fictional dictionaries and virtual times only.</w:t>
+      </w:r>
+    </w:p>
+    <w:p>
+      <w:pPr>
+        <w:pStyle w:val="ListBullet"/>
+      </w:pPr>
+      <w:r>
+        <w:t>A report omits this qualification: A cached result retains the limitations of its original evidence and can become stale independently of TTL. Explain how omitting it could change a reader's interpretation, and write an accurate replacement.</w:t>
       </w:r>
     </w:p>
     <w:p>
@@ -450,17 +413,153 @@
         <w:pStyle w:val="Heading3"/>
       </w:pPr>
       <w:r>
+        <w:t>My reasoning and evidence</w:t>
+      </w:r>
+    </w:p>
+    <w:p>
+      <w:r>
+        <w:t>________________________________________________________________</w:t>
+      </w:r>
+    </w:p>
+    <w:p>
+      <w:r>
+        <w:t>________________________________________________________________</w:t>
+      </w:r>
+    </w:p>
+    <w:p>
+      <w:r>
+        <w:t>________________________________________________________________</w:t>
+      </w:r>
+    </w:p>
+    <w:p>
+      <w:r>
+        <w:t>________________________________________________________________</w:t>
+      </w:r>
+    </w:p>
+    <w:p>
+      <w:r>
+        <w:t>________________________________________________________________</w:t>
+      </w:r>
+    </w:p>
+    <w:p>
+      <w:r>
+        <w:t>________________________________________________________________</w:t>
+      </w:r>
+    </w:p>
+    <w:p>
+      <w:pPr>
+        <w:pStyle w:val="Heading1"/>
+      </w:pPr>
+      <w:r>
+        <w:t>09. W5 · Explain the limitation</w:t>
+      </w:r>
+    </w:p>
+    <w:p>
+      <w:r>
+        <w:t>Keep this task’s inputs,rule and response together.</w:t>
+      </w:r>
+    </w:p>
+    <w:p>
+      <w:pPr>
+        <w:pStyle w:val="Heading2"/>
+      </w:pPr>
+      <w:r>
+        <w:t>Complete task and evidence</w:t>
+      </w:r>
+    </w:p>
+    <w:p>
+      <w:pPr>
+        <w:pStyle w:val="ListBullet"/>
+      </w:pPr>
+      <w:r>
+        <w:t>A cache stores a previous result for possible reuse. Check current trusted permission before serving a value. The classroom key is query, trusted role, corpus version and procedure version. Use virtual minutes: age = now minus saved time; valid age satisfies 0 ≤ age &lt; TTL, so equality expires. Main TTL 5: a teacher c1/p1 entry saved at 0 hits at 4 only with permission; a student same-query request misses, revoked permission denies, and age 5 expires. Corpus c2 or procedure p2 misses even at age 1. Separate picture: approved version 5 says 09:30, while saved version 4 says 09:00. Hold role/procedure fixed; first version 5 request misses, an authorized local fixture lookup supplies 09:30, and a later matching fresh request may hit. Silent unversioned source edits cannot be detected by the same key and TTL. Roles and permissions are supplied fixtures, not a login system; finer access differences require additional key scope. Freshness does not establish truth, and expiry does not prove retention deletion. The code uses copied fictional dictionaries and virtual times only.</w:t>
+      </w:r>
+    </w:p>
+    <w:p>
+      <w:pPr>
+        <w:pStyle w:val="ListBullet"/>
+      </w:pPr>
+      <w:r>
+        <w:t>For the worked scenario, propose one additional case that could reveal a failure, describe its expected outcome before running it, and explain what would need to remain fixed for a fair comparison. Do not reuse W4 as a new final test after receiving feedback.</w:t>
+      </w:r>
+    </w:p>
+    <w:p>
+      <w:pPr>
+        <w:pStyle w:val="Heading3"/>
+      </w:pPr>
+      <w:r>
+        <w:t>My reasoning and evidence</w:t>
+      </w:r>
+    </w:p>
+    <w:p>
+      <w:r>
+        <w:t>________________________________________________________________</w:t>
+      </w:r>
+    </w:p>
+    <w:p>
+      <w:r>
+        <w:t>________________________________________________________________</w:t>
+      </w:r>
+    </w:p>
+    <w:p>
+      <w:r>
+        <w:t>________________________________________________________________</w:t>
+      </w:r>
+    </w:p>
+    <w:p>
+      <w:r>
+        <w:t>________________________________________________________________</w:t>
+      </w:r>
+    </w:p>
+    <w:p>
+      <w:r>
+        <w:t>________________________________________________________________</w:t>
+      </w:r>
+    </w:p>
+    <w:p>
+      <w:r>
+        <w:t>________________________________________________________________</w:t>
+      </w:r>
+    </w:p>
+    <w:p>
+      <w:r>
+        <w:t>________________________________________________________________</w:t>
+      </w:r>
+    </w:p>
+    <w:p>
+      <w:pPr>
+        <w:pStyle w:val="Heading1"/>
+      </w:pPr>
+      <w:r>
+        <w:t>04. Try alone · Selected transfer</w:t>
+      </w:r>
+    </w:p>
+    <w:p>
+      <w:r>
+        <w:t>Keep this task’s inputs,rule and response together.</w:t>
+      </w:r>
+    </w:p>
+    <w:p>
+      <w:pPr>
+        <w:pStyle w:val="Heading2"/>
+      </w:pPr>
+      <w:r>
+        <w:t>Complete task and evidence</w:t>
+      </w:r>
+    </w:p>
+    <w:p>
+      <w:pPr>
+        <w:pStyle w:val="Heading3"/>
+      </w:pPr>
+      <w:r>
         <w:t>Independent case: Apply a new case independently</w:t>
       </w:r>
     </w:p>
     <w:p>
       <w:pPr>
-        <w:spacing w:line="336" w:lineRule="auto" w:after="180"/>
-      </w:pPr>
-      <w:r>
-        <w:rPr>
-          <w:b w:val="0"/>
-        </w:rPr>
+        <w:pStyle w:val="ListBullet"/>
+      </w:pPr>
+      <w:r>
         <w:t>TTL 10 minutes; ages 9, 10, 11. Corpus version changes at age 9. Decide validity.</w:t>
       </w:r>
     </w:p>
@@ -509,12 +608,9 @@
     </w:p>
     <w:p>
       <w:pPr>
-        <w:spacing w:line="336" w:lineRule="auto" w:after="180"/>
-      </w:pPr>
-      <w:r>
-        <w:rPr>
-          <w:b w:val="0"/>
-        </w:rPr>
+        <w:pStyle w:val="ListBullet"/>
+      </w:pPr>
+      <w:r>
         <w:t>Attempt this case before feedback. Record any help. Earlier examples below are further practice; a case already practised with feedback cannot establish fresh transfer.</w:t>
       </w:r>
     </w:p>
@@ -523,59 +619,28 @@
         <w:pStyle w:val="Heading1"/>
       </w:pPr>
       <w:r>
-        <w:t>05. W1 Explain the mechanism</w:t>
-      </w:r>
-    </w:p>
-    <w:p>
-      <w:r>
-        <w:t>Explain the mechanism. Apply the supplied Caching and stale information facts and keep your reasoning.</w:t>
-      </w:r>
-    </w:p>
-    <w:p>
-      <w:pPr>
-        <w:spacing w:line="336" w:lineRule="auto" w:after="180"/>
-      </w:pPr>
-      <w:r>
-        <w:rPr>
-          <w:b w:val="0"/>
-        </w:rPr>
-        <w:t xml:space="preserve">Explain the weekly </w:t>
-      </w:r>
-      <w:r>
-        <w:rPr>
-          <w:b/>
-        </w:rPr>
-        <w:t>mechanism</w:t>
-      </w:r>
-      <w:r>
-        <w:rPr>
-          <w:b w:val="0"/>
-        </w:rPr>
-        <w:t xml:space="preserve"> in your own words. Use the worked scenario to name its </w:t>
-      </w:r>
-      <w:r>
-        <w:rPr>
-          <w:b/>
-        </w:rPr>
-        <w:t>input</w:t>
-      </w:r>
-      <w:r>
-        <w:rPr>
-          <w:b w:val="0"/>
-        </w:rPr>
-        <w:t xml:space="preserve">, decision rule and </w:t>
-      </w:r>
-      <w:r>
-        <w:rPr>
-          <w:b/>
-        </w:rPr>
-        <w:t>output</w:t>
-      </w:r>
-      <w:r>
-        <w:rPr>
-          <w:b w:val="0"/>
-        </w:rPr>
-        <w:t>.</w:t>
+        <w:t>10. Project · Keep the service evidence</w:t>
+      </w:r>
+    </w:p>
+    <w:p>
+      <w:r>
+        <w:t>Preserve the contract, inputs, observed outcomes and limits.</w:t>
+      </w:r>
+    </w:p>
+    <w:p>
+      <w:pPr>
+        <w:pStyle w:val="Heading2"/>
+      </w:pPr>
+      <w:r>
+        <w:t>Complete task and evidence</w:t>
+      </w:r>
+    </w:p>
+    <w:p>
+      <w:pPr>
+        <w:pStyle w:val="ListBullet"/>
+      </w:pPr>
+      <w:r>
+        <w:t>Add a labelled caching and stale information evidence sheet to Grounded Learning Service. Show how you can explain the mechanism and terminology of caching and stale information. Use the supplied fictional case and keep its inputs, intermediate steps, calculation or prediction, and limitation. Connect this record to last week’s record; a matching answer without a trace is insufficient.</w:t>
       </w:r>
     </w:p>
     <w:p>
@@ -583,7 +648,7 @@
         <w:pStyle w:val="Heading3"/>
       </w:pPr>
       <w:r>
-        <w:t>My reasoning and evidence</w:t>
+        <w:t>My project change, supporting evidence and remaining limit</w:t>
       </w:r>
     </w:p>
     <w:p>
@@ -621,435 +686,20 @@
         <w:pStyle w:val="Heading1"/>
       </w:pPr>
       <w:r>
-        <w:t>06. W2 Trace the worked case</w:t>
-      </w:r>
-    </w:p>
-    <w:p>
-      <w:r>
-        <w:t>Trace the worked case. Apply the supplied Caching and stale information facts and keep your reasoning.</w:t>
-      </w:r>
-    </w:p>
-    <w:p>
-      <w:pPr>
-        <w:spacing w:line="336" w:lineRule="auto" w:after="180"/>
-      </w:pPr>
-      <w:r>
-        <w:rPr>
-          <w:b w:val="0"/>
-        </w:rPr>
-        <w:t>Teacher response is cached by query only and returned to a student. Show the intermediate steps and give the conclusion with its scope.</w:t>
-      </w:r>
-    </w:p>
-    <w:p>
-      <w:pPr>
-        <w:pStyle w:val="Heading3"/>
-      </w:pPr>
-      <w:r>
-        <w:t>My reasoning and evidence</w:t>
-      </w:r>
-    </w:p>
-    <w:p>
-      <w:r>
-        <w:t>________________________________________________________________</w:t>
-      </w:r>
-    </w:p>
-    <w:p>
-      <w:r>
-        <w:t>________________________________________________________________</w:t>
-      </w:r>
-    </w:p>
-    <w:p>
-      <w:r>
-        <w:t>________________________________________________________________</w:t>
-      </w:r>
-    </w:p>
-    <w:p>
-      <w:r>
-        <w:t>________________________________________________________________</w:t>
-      </w:r>
-    </w:p>
-    <w:p>
-      <w:r>
-        <w:t>________________________________________________________________</w:t>
-      </w:r>
-    </w:p>
-    <w:p>
-      <w:r>
-        <w:t>________________________________________________________________</w:t>
-      </w:r>
-    </w:p>
-    <w:p>
-      <w:r>
-        <w:t>________________________________________________________________</w:t>
-      </w:r>
-    </w:p>
-    <w:p>
-      <w:pPr>
-        <w:pStyle w:val="Heading1"/>
-      </w:pPr>
-      <w:r>
-        <w:t>07. W3 Audit the limit</w:t>
-      </w:r>
-    </w:p>
-    <w:p>
-      <w:r>
-        <w:t>Audit the limit. Apply the supplied Caching and stale information facts and keep your reasoning.</w:t>
-      </w:r>
-    </w:p>
-    <w:p>
-      <w:pPr>
-        <w:spacing w:line="336" w:lineRule="auto" w:after="180"/>
-      </w:pPr>
-      <w:r>
-        <w:rPr>
-          <w:b w:val="0"/>
-        </w:rPr>
-        <w:t xml:space="preserve">A report omits this qualification: A cached result retains the limitations of its original </w:t>
-      </w:r>
-      <w:r>
-        <w:rPr>
-          <w:b/>
-        </w:rPr>
-        <w:t>evidence</w:t>
-      </w:r>
-      <w:r>
-        <w:rPr>
-          <w:b w:val="0"/>
-        </w:rPr>
-        <w:t xml:space="preserve"> and can become stale independently of TTL.</w:t>
-      </w:r>
-    </w:p>
-    <w:p>
-      <w:pPr>
-        <w:spacing w:line="336" w:lineRule="auto" w:after="180"/>
-      </w:pPr>
-      <w:r>
-        <w:rPr>
-          <w:b w:val="0"/>
-        </w:rPr>
-        <w:t>Explain how omitting it could change a reader's interpretation, and write an accurate replacement.</w:t>
-      </w:r>
-    </w:p>
-    <w:p>
-      <w:pPr>
-        <w:pStyle w:val="Heading3"/>
-      </w:pPr>
-      <w:r>
-        <w:t>My reasoning and evidence</w:t>
-      </w:r>
-    </w:p>
-    <w:p>
-      <w:r>
-        <w:t>________________________________________________________________</w:t>
-      </w:r>
-    </w:p>
-    <w:p>
-      <w:r>
-        <w:t>________________________________________________________________</w:t>
-      </w:r>
-    </w:p>
-    <w:p>
-      <w:r>
-        <w:t>________________________________________________________________</w:t>
-      </w:r>
-    </w:p>
-    <w:p>
-      <w:r>
-        <w:t>________________________________________________________________</w:t>
-      </w:r>
-    </w:p>
-    <w:p>
-      <w:r>
-        <w:t>________________________________________________________________</w:t>
-      </w:r>
-    </w:p>
-    <w:p>
-      <w:r>
-        <w:t>________________________________________________________________</w:t>
-      </w:r>
-    </w:p>
-    <w:p>
-      <w:pPr>
-        <w:pStyle w:val="Heading1"/>
-      </w:pPr>
-      <w:r>
-        <w:t>08. W4 Apply a new case independently</w:t>
-      </w:r>
-    </w:p>
-    <w:p>
-      <w:r>
-        <w:t>Attempt before feedback. If this repeats the selected independent case, reuse that first attempt; otherwise keep a separate record. Apply a new case independently. Apply the supplied Caching and stale information facts and keep your reasoning.</w:t>
-      </w:r>
-    </w:p>
-    <w:p>
-      <w:pPr>
-        <w:spacing w:line="336" w:lineRule="auto" w:after="180"/>
-      </w:pPr>
-      <w:r>
-        <w:rPr>
-          <w:b w:val="0"/>
-        </w:rPr>
-        <w:t>TTL 10 minutes; ages 9, 10, 11. Corpus version changes at age 9. Decide validity.</w:t>
-      </w:r>
-    </w:p>
-    <w:p>
-      <w:pPr>
-        <w:pStyle w:val="Heading3"/>
-      </w:pPr>
-      <w:r>
-        <w:t>My reasoning and evidence</w:t>
-      </w:r>
-    </w:p>
-    <w:p>
-      <w:r>
-        <w:t>________________________________________________________________</w:t>
-      </w:r>
-    </w:p>
-    <w:p>
-      <w:r>
-        <w:t>________________________________________________________________</w:t>
-      </w:r>
-    </w:p>
-    <w:p>
-      <w:r>
-        <w:t>________________________________________________________________</w:t>
-      </w:r>
-    </w:p>
-    <w:p>
-      <w:r>
-        <w:t>________________________________________________________________</w:t>
-      </w:r>
-    </w:p>
-    <w:p>
-      <w:r>
-        <w:t>________________________________________________________________</w:t>
-      </w:r>
-    </w:p>
-    <w:p>
-      <w:r>
-        <w:t>________________________________________________________________</w:t>
-      </w:r>
-    </w:p>
-    <w:p>
-      <w:r>
-        <w:t>________________________________________________________________</w:t>
-      </w:r>
-    </w:p>
-    <w:p>
-      <w:r>
-        <w:t>________________________________________________________________</w:t>
-      </w:r>
-    </w:p>
-    <w:p>
-      <w:pPr>
-        <w:pStyle w:val="Heading1"/>
-      </w:pPr>
-      <w:r>
-        <w:t>09. W5 Design a revealing follow-up</w:t>
-      </w:r>
-    </w:p>
-    <w:p>
-      <w:r>
-        <w:t>Design a revealing follow-up. Apply the supplied Caching and stale information facts and keep your reasoning.</w:t>
-      </w:r>
-    </w:p>
-    <w:p>
-      <w:pPr>
-        <w:spacing w:line="336" w:lineRule="auto" w:after="180"/>
-      </w:pPr>
-      <w:r>
-        <w:rPr>
-          <w:b w:val="0"/>
-        </w:rPr>
-        <w:t>For the worked scenario, propose one additional case that could reveal a failure, describe its expected outcome before running it, and explain what would need to remain fixed for a fair comparison.</w:t>
-      </w:r>
-    </w:p>
-    <w:p>
-      <w:pPr>
-        <w:spacing w:line="336" w:lineRule="auto" w:after="180"/>
-      </w:pPr>
-      <w:r>
-        <w:rPr>
-          <w:b w:val="0"/>
-        </w:rPr>
-        <w:t>Do not reuse W4 as a new final test after receiving feedback.</w:t>
-      </w:r>
-    </w:p>
-    <w:p>
-      <w:pPr>
-        <w:pStyle w:val="Heading3"/>
-      </w:pPr>
-      <w:r>
-        <w:t>My reasoning and evidence</w:t>
-      </w:r>
-    </w:p>
-    <w:p>
-      <w:r>
-        <w:t>________________________________________________________________</w:t>
-      </w:r>
-    </w:p>
-    <w:p>
-      <w:r>
-        <w:t>________________________________________________________________</w:t>
-      </w:r>
-    </w:p>
-    <w:p>
-      <w:r>
-        <w:t>________________________________________________________________</w:t>
-      </w:r>
-    </w:p>
-    <w:p>
-      <w:r>
-        <w:t>________________________________________________________________</w:t>
-      </w:r>
-    </w:p>
-    <w:p>
-      <w:r>
-        <w:t>________________________________________________________________</w:t>
-      </w:r>
-    </w:p>
-    <w:p>
-      <w:r>
-        <w:t>________________________________________________________________</w:t>
-      </w:r>
-    </w:p>
-    <w:p>
-      <w:r>
-        <w:t>________________________________________________________________</w:t>
-      </w:r>
-    </w:p>
-    <w:p>
-      <w:pPr>
-        <w:pStyle w:val="Heading1"/>
-      </w:pPr>
-      <w:r>
-        <w:t>10. Project checkpoint and reflection</w:t>
-      </w:r>
-    </w:p>
-    <w:p>
-      <w:r>
-        <w:t>Connect Caching and stale information to Grounded Learning Service, identify a limit and choose the next useful test.</w:t>
-      </w:r>
-    </w:p>
-    <w:p>
-      <w:pPr>
-        <w:spacing w:line="336" w:lineRule="auto" w:after="180"/>
-      </w:pPr>
-      <w:r>
-        <w:rPr>
-          <w:b w:val="0"/>
-        </w:rPr>
-        <w:t xml:space="preserve">Add a labelled caching and stale information </w:t>
-      </w:r>
-      <w:r>
-        <w:rPr>
-          <w:b/>
-        </w:rPr>
-        <w:t>evidence</w:t>
-      </w:r>
-      <w:r>
-        <w:rPr>
-          <w:b w:val="0"/>
-        </w:rPr>
-        <w:t xml:space="preserve"> sheet to Grounded Learning Service. Show how you can explain the </w:t>
-      </w:r>
-      <w:r>
-        <w:rPr>
-          <w:b/>
-        </w:rPr>
-        <w:t>mechanism</w:t>
-      </w:r>
-      <w:r>
-        <w:rPr>
-          <w:b w:val="0"/>
-        </w:rPr>
-        <w:t xml:space="preserve"> and terminology of caching and stale information.</w:t>
-      </w:r>
-    </w:p>
-    <w:p>
-      <w:pPr>
-        <w:spacing w:line="336" w:lineRule="auto" w:after="180"/>
-      </w:pPr>
-      <w:r>
-        <w:rPr>
-          <w:b w:val="0"/>
-        </w:rPr>
-        <w:t xml:space="preserve">Use the supplied fictional case and keep its </w:t>
-      </w:r>
-      <w:r>
-        <w:rPr>
-          <w:b/>
-        </w:rPr>
-        <w:t>input</w:t>
-      </w:r>
-      <w:r>
-        <w:rPr>
-          <w:b w:val="0"/>
-        </w:rPr>
-        <w:t xml:space="preserve">s, intermediate steps, calculation or </w:t>
-      </w:r>
-      <w:r>
-        <w:rPr>
-          <w:b/>
-        </w:rPr>
-        <w:t>prediction</w:t>
-      </w:r>
-      <w:r>
-        <w:rPr>
-          <w:b w:val="0"/>
-        </w:rPr>
-        <w:t>, and limitation. Connect this record to last week’s record; a matching answer without a trace is insufficient.</w:t>
-      </w:r>
-    </w:p>
-    <w:p>
-      <w:pPr>
-        <w:pStyle w:val="Heading3"/>
-      </w:pPr>
-      <w:r>
-        <w:t>My project change, supporting evidence and remaining limit</w:t>
-      </w:r>
-    </w:p>
-    <w:p>
-      <w:r>
-        <w:t>________________________________________________________________</w:t>
-      </w:r>
-    </w:p>
-    <w:p>
-      <w:r>
-        <w:t>________________________________________________________________</w:t>
-      </w:r>
-    </w:p>
-    <w:p>
-      <w:r>
-        <w:t>________________________________________________________________</w:t>
-      </w:r>
-    </w:p>
-    <w:p>
-      <w:r>
-        <w:t>________________________________________________________________</w:t>
-      </w:r>
-    </w:p>
-    <w:p>
-      <w:r>
-        <w:t>________________________________________________________________</w:t>
-      </w:r>
-    </w:p>
-    <w:p>
-      <w:r>
-        <w:t>________________________________________________________________</w:t>
-      </w:r>
-    </w:p>
-    <w:p>
-      <w:pPr>
-        <w:pStyle w:val="Heading1"/>
-      </w:pPr>
-      <w:r>
-        <w:t>11. Feedback, return check and learning record</w:t>
-      </w:r>
-    </w:p>
-    <w:p>
-      <w:r>
-        <w:t>Record the first repaired step and a different case to revisit after a delay.</w:t>
+        <w:t>11. Feedback · Repair and return</w:t>
+      </w:r>
+    </w:p>
+    <w:p>
+      <w:r>
+        <w:t>Keep this task’s inputs,rule and response together.</w:t>
+      </w:r>
+    </w:p>
+    <w:p>
+      <w:pPr>
+        <w:pStyle w:val="Heading2"/>
+      </w:pPr>
+      <w:r>
+        <w:t>Complete task and evidence</w:t>
       </w:r>
     </w:p>
     <w:tbl>
@@ -1190,12 +840,9 @@
     </w:tbl>
     <w:p>
       <w:pPr>
-        <w:spacing w:line="336" w:lineRule="auto" w:after="180"/>
-      </w:pPr>
-      <w:r>
-        <w:rPr>
-          <w:b w:val="0"/>
-        </w:rPr>
+        <w:pStyle w:val="ListBullet"/>
+      </w:pPr>
+      <w:r>
         <w:t>Revisit this idea with your teacher after a delay. Familiarity is different from explaining and using it on a changed case.</w:t>
       </w:r>
     </w:p>
@@ -1204,46 +851,322 @@
         <w:pStyle w:val="Heading1"/>
       </w:pPr>
       <w:r>
-        <w:t>12. Pictorial case practice: Caching and stale information</w:t>
-      </w:r>
-    </w:p>
-    <w:p>
-      <w:r>
-        <w:t>Cache by source version. A service has an opening-time answer cached from version 4, but version 5 is now approved. Explain the labelled step before checking the changed condition.</w:t>
-      </w:r>
-    </w:p>
-    <w:p>
-      <w:pPr>
-        <w:spacing w:line="336" w:lineRule="auto" w:after="180"/>
-      </w:pPr>
-      <w:r>
-        <w:rPr>
-          <w:b w:val="0"/>
-        </w:rPr>
+        <w:t>Reference bank and extra practice</w:t>
+      </w:r>
+    </w:p>
+    <w:p>
+      <w:pPr>
+        <w:pStyle w:val="Heading1"/>
+      </w:pPr>
+      <w:r>
+        <w:t>02. Reference · Supported W2 record</w:t>
+      </w:r>
+    </w:p>
+    <w:p>
+      <w:r>
+        <w:t>Keep this task’s inputs,rule and response together.</w:t>
+      </w:r>
+    </w:p>
+    <w:p>
+      <w:pPr>
+        <w:pStyle w:val="Heading2"/>
+      </w:pPr>
+      <w:r>
+        <w:t>Complete task and evidence</w:t>
+      </w:r>
+    </w:p>
+    <w:p>
+      <w:pPr>
+        <w:pStyle w:val="ListBullet"/>
+      </w:pPr>
+      <w:r>
+        <w:t>Use W2: Trace the worked case for Caching and stale information. Record the answer once; the lesson and workbook refer to the same attempt.</w:t>
+      </w:r>
+    </w:p>
+    <w:tbl>
+      <w:tblPr>
+        <w:tblStyle w:val="LightShading-Accent1"/>
+        <w:tblW w:type="auto" w:w="0"/>
+        <w:tblLook w:firstColumn="1" w:firstRow="1" w:lastColumn="0" w:lastRow="0" w:noHBand="0" w:noVBand="1" w:val="04A0"/>
+      </w:tblPr>
+      <w:tblGrid>
+        <w:gridCol w:w="2556"/>
+        <w:gridCol w:w="2556"/>
+        <w:gridCol w:w="2556"/>
+        <w:gridCol w:w="2556"/>
+      </w:tblGrid>
+      <w:tr>
+        <w:trPr>
+          <w:tblHeader/>
+        </w:trPr>
+        <w:tc>
+          <w:tcPr>
+            <w:tcW w:type="dxa" w:w="2556"/>
+          </w:tcPr>
+          <w:p>
+            <w:r>
+              <w:t>Given inputs</w:t>
+            </w:r>
+          </w:p>
+        </w:tc>
+        <w:tc>
+          <w:tcPr>
+            <w:tcW w:type="dxa" w:w="2556"/>
+          </w:tcPr>
+          <w:p>
+            <w:r>
+              <w:t>Procedure I chose</w:t>
+            </w:r>
+          </w:p>
+        </w:tc>
+        <w:tc>
+          <w:tcPr>
+            <w:tcW w:type="dxa" w:w="2556"/>
+          </w:tcPr>
+          <w:p>
+            <w:r>
+              <w:t>Middle steps</w:t>
+            </w:r>
+          </w:p>
+        </w:tc>
+        <w:tc>
+          <w:tcPr>
+            <w:tcW w:type="dxa" w:w="2556"/>
+          </w:tcPr>
+          <w:p>
+            <w:r>
+              <w:t>Result and check</w:t>
+            </w:r>
+          </w:p>
+        </w:tc>
+      </w:tr>
+      <w:tr>
+        <w:tc>
+          <w:tcPr>
+            <w:tcW w:type="dxa" w:w="2556"/>
+          </w:tcPr>
+          <w:p>
+            <w:r/>
+          </w:p>
+        </w:tc>
+        <w:tc>
+          <w:tcPr>
+            <w:tcW w:type="dxa" w:w="2556"/>
+          </w:tcPr>
+          <w:p>
+            <w:r/>
+          </w:p>
+        </w:tc>
+        <w:tc>
+          <w:tcPr>
+            <w:tcW w:type="dxa" w:w="2556"/>
+          </w:tcPr>
+          <w:p>
+            <w:r/>
+          </w:p>
+        </w:tc>
+        <w:tc>
+          <w:tcPr>
+            <w:tcW w:type="dxa" w:w="2556"/>
+          </w:tcPr>
+          <w:p>
+            <w:r/>
+          </w:p>
+        </w:tc>
+      </w:tr>
+    </w:tbl>
+    <w:p>
+      <w:pPr>
+        <w:pStyle w:val="Heading3"/>
+      </w:pPr>
+      <w:r>
+        <w:t>The step I completed without help, and the hint I needed</w:t>
+      </w:r>
+    </w:p>
+    <w:p>
+      <w:r>
+        <w:t>________________________________________________________________</w:t>
+      </w:r>
+    </w:p>
+    <w:p>
+      <w:r>
+        <w:t>________________________________________________________________</w:t>
+      </w:r>
+    </w:p>
+    <w:p>
+      <w:r>
+        <w:t>________________________________________________________________</w:t>
+      </w:r>
+    </w:p>
+    <w:p>
+      <w:pPr>
+        <w:pStyle w:val="Heading1"/>
+      </w:pPr>
+      <w:r>
+        <w:t>03. Extra practice · Individual reasoning check</w:t>
+      </w:r>
+    </w:p>
+    <w:p>
+      <w:r>
+        <w:t>Keep this task’s inputs,rule and response together.</w:t>
+      </w:r>
+    </w:p>
+    <w:p>
+      <w:pPr>
+        <w:pStyle w:val="Heading2"/>
+      </w:pPr>
+      <w:r>
+        <w:t>Complete task and evidence</w:t>
+      </w:r>
+    </w:p>
+    <w:p>
+      <w:pPr>
+        <w:pStyle w:val="ListBullet"/>
+      </w:pPr>
+      <w:r>
+        <w:t>Use the worked case for Caching and stale information. Proposed explanation: “The worked result establishes every future case”. Decide whether this explanation is supported. Point to the step or supplied fact that decides; explain your repair if needed.</w:t>
+      </w:r>
+    </w:p>
+    <w:p>
+      <w:pPr>
+        <w:pStyle w:val="Heading3"/>
+      </w:pPr>
+      <w:r>
+        <w:t>My explanation before partner discussion</w:t>
+      </w:r>
+    </w:p>
+    <w:p>
+      <w:r>
+        <w:t>________________________________________________________________</w:t>
+      </w:r>
+    </w:p>
+    <w:p>
+      <w:r>
+        <w:t>________________________________________________________________</w:t>
+      </w:r>
+    </w:p>
+    <w:p>
+      <w:r>
+        <w:t>________________________________________________________________</w:t>
+      </w:r>
+    </w:p>
+    <w:p>
+      <w:r>
+        <w:t>________________________________________________________________</w:t>
+      </w:r>
+    </w:p>
+    <w:p>
+      <w:pPr>
+        <w:pStyle w:val="Heading1"/>
+      </w:pPr>
+      <w:r>
+        <w:t>08. Reference · Earlier W4 response copy</w:t>
+      </w:r>
+    </w:p>
+    <w:p>
+      <w:r>
+        <w:t>Keep this task’s inputs,rule and response together.</w:t>
+      </w:r>
+    </w:p>
+    <w:p>
+      <w:pPr>
+        <w:pStyle w:val="Heading2"/>
+      </w:pPr>
+      <w:r>
+        <w:t>Complete task and evidence</w:t>
+      </w:r>
+    </w:p>
+    <w:p>
+      <w:pPr>
+        <w:pStyle w:val="ListBullet"/>
+      </w:pPr>
+      <w:r>
+        <w:t>TTL 10 minutes; ages 9, 10, 11. Corpus version changes at age 9. Decide validity.</w:t>
+      </w:r>
+    </w:p>
+    <w:p>
+      <w:pPr>
+        <w:pStyle w:val="Heading3"/>
+      </w:pPr>
+      <w:r>
+        <w:t>My reasoning and evidence</w:t>
+      </w:r>
+    </w:p>
+    <w:p>
+      <w:r>
+        <w:t>________________________________________________________________</w:t>
+      </w:r>
+    </w:p>
+    <w:p>
+      <w:r>
+        <w:t>________________________________________________________________</w:t>
+      </w:r>
+    </w:p>
+    <w:p>
+      <w:r>
+        <w:t>________________________________________________________________</w:t>
+      </w:r>
+    </w:p>
+    <w:p>
+      <w:r>
+        <w:t>________________________________________________________________</w:t>
+      </w:r>
+    </w:p>
+    <w:p>
+      <w:r>
+        <w:t>________________________________________________________________</w:t>
+      </w:r>
+    </w:p>
+    <w:p>
+      <w:r>
+        <w:t>________________________________________________________________</w:t>
+      </w:r>
+    </w:p>
+    <w:p>
+      <w:r>
+        <w:t>________________________________________________________________</w:t>
+      </w:r>
+    </w:p>
+    <w:p>
+      <w:r>
+        <w:t>________________________________________________________________</w:t>
+      </w:r>
+    </w:p>
+    <w:p>
+      <w:pPr>
+        <w:pStyle w:val="Heading1"/>
+      </w:pPr>
+      <w:r>
+        <w:t>12. Extra practice · Pictured case</w:t>
+      </w:r>
+    </w:p>
+    <w:p>
+      <w:r>
+        <w:t>Keep this task’s inputs,rule and response together.</w:t>
+      </w:r>
+    </w:p>
+    <w:p>
+      <w:pPr>
+        <w:pStyle w:val="Heading2"/>
+      </w:pPr>
+      <w:r>
+        <w:t>Complete task and evidence</w:t>
+      </w:r>
+    </w:p>
+    <w:p>
+      <w:pPr>
+        <w:pStyle w:val="ListBullet"/>
+      </w:pPr>
+      <w:r>
         <w:t>Cache by source version. A service has an opening-time answer cached from version 4, but version 5 is now approved.</w:t>
       </w:r>
     </w:p>
     <w:p>
       <w:pPr>
-        <w:spacing w:line="336" w:lineRule="auto" w:after="180"/>
-      </w:pPr>
-      <w:r>
-        <w:rPr>
-          <w:b w:val="0"/>
-        </w:rPr>
-        <w:t xml:space="preserve">Version 4 says 09:00; version 5 says 09:30. </w:t>
-      </w:r>
-      <w:r>
-        <w:rPr>
-          <w:b/>
-        </w:rPr>
-        <w:t>Cache key</w:t>
-      </w:r>
-      <w:r>
-        <w:rPr>
-          <w:b w:val="0"/>
-        </w:rPr>
-        <w:t xml:space="preserve"> contains room and source version.</w:t>
+        <w:pStyle w:val="ListBullet"/>
+      </w:pPr>
+      <w:r>
+        <w:t>Version 4 says 09:00; version 5 says 09:30. Cache key contains room and source version.</w:t>
       </w:r>
     </w:p>
     <w:p>
@@ -1284,14 +1207,10 @@
     </w:p>
     <w:p>
       <w:pPr>
-        <w:spacing w:line="336" w:lineRule="auto" w:after="180"/>
-        <w:shd w:fill="F5F1FB"/>
-      </w:pPr>
-      <w:r>
-        <w:rPr>
-          <w:b w:val="0"/>
-        </w:rPr>
-        <w:t>Identify the version mismatch in the cached 09:00 answer. What should the first version -5 request return, and what permits a later version -5 cache hit?</w:t>
+        <w:pStyle w:val="ListBullet"/>
+      </w:pPr>
+      <w:r>
+        <w:t>Identify the version mismatch in the cached 09:00 answer. What should the first version 5 request return, and what permits a later version 5 cache hit?</w:t>
       </w:r>
     </w:p>
     <w:p>
@@ -1334,57 +1253,18 @@
     </w:p>
     <w:p>
       <w:pPr>
-        <w:pStyle w:val="Heading3"/>
-      </w:pPr>
-      <w:r>
-        <w:t>Record the help used</w:t>
-      </w:r>
-    </w:p>
-    <w:p>
-      <w:pPr>
-        <w:spacing w:line="336" w:lineRule="auto" w:after="180"/>
-        <w:shd w:fill="F1F6F8"/>
-      </w:pPr>
-      <w:r>
-        <w:rPr>
-          <w:b w:val="0"/>
-        </w:rPr>
-        <w:t xml:space="preserve">Support used: alone / hint / worked example. This record is practice </w:t>
-      </w:r>
-      <w:r>
-        <w:rPr>
-          <w:b/>
-        </w:rPr>
-        <w:t>evidence</w:t>
-      </w:r>
-      <w:r>
-        <w:rPr>
-          <w:b w:val="0"/>
-        </w:rPr>
-        <w:t>.</w:t>
-      </w:r>
-    </w:p>
-    <w:p>
-      <w:pPr>
-        <w:spacing w:line="336" w:lineRule="auto" w:after="180"/>
-      </w:pPr>
-      <w:r>
-        <w:rPr>
-          <w:b w:val="0"/>
-        </w:rPr>
-        <w:t xml:space="preserve">Project connection: For the Grounded Learning Service, retain an annotated trace and the changed-case result. Name the contract or </w:t>
-      </w:r>
-      <w:r>
-        <w:rPr>
-          <w:b/>
-        </w:rPr>
-        <w:t>evidence</w:t>
-      </w:r>
-      <w:r>
-        <w:rPr>
-          <w:b w:val="0"/>
-        </w:rPr>
-        <w:t xml:space="preserve"> that makes the deciding step valid, so another team can review it.</w:t>
+        <w:pStyle w:val="ListBullet"/>
+      </w:pPr>
+      <w:r>
+        <w:t>Support used: alone / hint / worked example. This record is practice evidence.</w:t>
+      </w:r>
+    </w:p>
+    <w:p>
+      <w:pPr>
+        <w:pStyle w:val="ListBullet"/>
+      </w:pPr>
+      <w:r>
+        <w:t>Project connection: For the Grounded Learning Service, retain an annotated trace and the changed-case result. Name the contract or evidence that makes the deciding step valid, so another team can review it.</w:t>
       </w:r>
     </w:p>
     <w:p>
@@ -1392,57 +1272,44 @@
         <w:pStyle w:val="Heading1"/>
       </w:pPr>
       <w:r>
-        <w:t>13. Project portfolio milestone</w:t>
-      </w:r>
-    </w:p>
-    <w:p>
-      <w:r>
-        <w:t>Keep this week’s input, deciding step, result and limit together in the Grounded Learning Service record.</w:t>
-      </w:r>
-    </w:p>
-    <w:p>
-      <w:pPr>
-        <w:spacing w:line="336" w:lineRule="auto" w:after="180"/>
-      </w:pPr>
-      <w:r>
-        <w:rPr>
-          <w:b w:val="0"/>
-        </w:rPr>
+        <w:t>13. Reference · Project milestone</w:t>
+      </w:r>
+    </w:p>
+    <w:p>
+      <w:r>
+        <w:t>Keep this task’s inputs,rule and response together.</w:t>
+      </w:r>
+    </w:p>
+    <w:p>
+      <w:pPr>
+        <w:pStyle w:val="Heading2"/>
+      </w:pPr>
+      <w:r>
+        <w:t>Complete task and evidence</w:t>
+      </w:r>
+    </w:p>
+    <w:p>
+      <w:pPr>
+        <w:pStyle w:val="ListBullet"/>
+      </w:pPr>
+      <w:r>
         <w:t>Project: Grounded Learning Service</w:t>
       </w:r>
     </w:p>
     <w:p>
       <w:pPr>
-        <w:spacing w:line="336" w:lineRule="auto" w:after="180"/>
-      </w:pPr>
-      <w:r>
-        <w:rPr>
-          <w:b w:val="0"/>
-        </w:rPr>
+        <w:pStyle w:val="ListBullet"/>
+      </w:pPr>
+      <w:r>
         <w:t>Current milestone: Evaluate and revise. Compare with your starting method, explain errors and record a justified revision.</w:t>
       </w:r>
     </w:p>
     <w:p>
       <w:pPr>
-        <w:spacing w:line="336" w:lineRule="auto" w:after="180"/>
-      </w:pPr>
-      <w:r>
-        <w:rPr>
-          <w:b w:val="0"/>
-        </w:rPr>
-        <w:t xml:space="preserve">For the Grounded Learning Service, retain an annotated trace and the changed-case result. Name the contract or </w:t>
-      </w:r>
-      <w:r>
-        <w:rPr>
-          <w:b/>
-        </w:rPr>
-        <w:t>evidence</w:t>
-      </w:r>
-      <w:r>
-        <w:rPr>
-          <w:b w:val="0"/>
-        </w:rPr>
-        <w:t xml:space="preserve"> that makes the deciding step valid, so another team can review it.</w:t>
+        <w:pStyle w:val="ListBullet"/>
+      </w:pPr>
+      <w:r>
+        <w:t>For the Grounded Learning Service, retain an annotated trace and the changed-case result. Name the contract or evidence that makes the deciding step valid, so another team can review it.</w:t>
       </w:r>
     </w:p>
     <w:tbl>
@@ -1599,12 +1466,538 @@
         <w:pStyle w:val="Heading1"/>
       </w:pPr>
       <w:r>
-        <w:t>14. Supported practice and learning evidence</w:t>
-      </w:r>
-    </w:p>
-    <w:p>
-      <w:r>
-        <w:t>Try the supported questions before comparing with hints and feedback. Record what you repaired and the evidence you retained.</w:t>
+        <w:t>14. Extra practice · Predict,check and repair</w:t>
+      </w:r>
+    </w:p>
+    <w:p>
+      <w:r>
+        <w:t>Keep supported feedback separate from the independent case.</w:t>
+      </w:r>
+    </w:p>
+    <w:p>
+      <w:pPr>
+        <w:pStyle w:val="Heading2"/>
+      </w:pPr>
+      <w:r>
+        <w:t>First supported question and optional hint</w:t>
+      </w:r>
+    </w:p>
+    <w:p>
+      <w:pPr>
+        <w:pStyle w:val="ListBullet"/>
+      </w:pPr>
+      <w:r>
+        <w:t>Cache by source version. A service has an opening-time answer cached from version 4, but version 5 is now approved.</w:t>
+      </w:r>
+    </w:p>
+    <w:p>
+      <w:pPr>
+        <w:pStyle w:val="Heading3"/>
+      </w:pPr>
+      <w:r>
+        <w:t>Practice 1: explain the deciding evidence</w:t>
+      </w:r>
+    </w:p>
+    <w:p>
+      <w:pPr>
+        <w:pStyle w:val="ListBullet"/>
+      </w:pPr>
+      <w:r>
+        <w:t>Which labelled step matches this detail? Retrieve and cache version 5’s 09:30 under its own key.</w:t>
+      </w:r>
+    </w:p>
+    <w:p>
+      <w:pPr>
+        <w:pStyle w:val="ListBullet"/>
+      </w:pPr>
+      <w:r>
+        <w:t>1. Read authority</w:t>
+      </w:r>
+    </w:p>
+    <w:p>
+      <w:pPr>
+        <w:pStyle w:val="ListBullet"/>
+      </w:pPr>
+      <w:r>
+        <w:t>2. Fetch current evidence</w:t>
+      </w:r>
+    </w:p>
+    <w:p>
+      <w:pPr>
+        <w:pStyle w:val="ListBullet"/>
+      </w:pPr>
+      <w:r>
+        <w:t>3. Inspect cached key</w:t>
+      </w:r>
+    </w:p>
+    <w:p>
+      <w:pPr>
+        <w:pStyle w:val="Heading3"/>
+      </w:pPr>
+      <w:r>
+        <w:t>My selected conclusion, deciding fact and explanation</w:t>
+      </w:r>
+    </w:p>
+    <w:p>
+      <w:r>
+        <w:t>________________________________________________________________</w:t>
+      </w:r>
+    </w:p>
+    <w:p>
+      <w:r>
+        <w:t>________________________________________________________________</w:t>
+      </w:r>
+    </w:p>
+    <w:p>
+      <w:r>
+        <w:t>________________________________________________________________</w:t>
+      </w:r>
+    </w:p>
+    <w:p>
+      <w:r>
+        <w:t>________________________________________________________________</w:t>
+      </w:r>
+    </w:p>
+    <w:p>
+      <w:r>
+        <w:t>________________________________________________________________</w:t>
+      </w:r>
+    </w:p>
+    <w:p>
+      <w:pPr>
+        <w:pStyle w:val="ListBullet"/>
+      </w:pPr>
+      <w:r>
+        <w:t>Hint if needed: Read the steps in the pictorial case. Match the supplied detail to the stage that performs or records it.</w:t>
+      </w:r>
+    </w:p>
+    <w:p>
+      <w:pPr>
+        <w:pStyle w:val="Heading2"/>
+      </w:pPr>
+      <w:r>
+        <w:t>Check after the first attempt · reference / check after trying</w:t>
+      </w:r>
+    </w:p>
+    <w:p>
+      <w:pPr>
+        <w:spacing w:line="336" w:lineRule="auto" w:after="180"/>
+      </w:pPr>
+      <w:r>
+        <w:rPr>
+          <w:b w:val="0"/>
+        </w:rPr>
+        <w:t xml:space="preserve">After your attempt, compare with the supported explanation: Fetch current </w:t>
+      </w:r>
+      <w:r>
+        <w:rPr>
+          <w:b/>
+        </w:rPr>
+        <w:t>evidence</w:t>
+      </w:r>
+      <w:r>
+        <w:rPr>
+          <w:b w:val="0"/>
+        </w:rPr>
+        <w:t xml:space="preserve"> Retrieve and cache version 5’s 09:30 under its own key. A cache saves repeated work but can retain obsolete facts.</w:t>
+      </w:r>
+    </w:p>
+    <w:p>
+      <w:pPr>
+        <w:spacing w:line="336" w:lineRule="auto" w:after="180"/>
+      </w:pPr>
+      <w:r>
+        <w:rPr>
+          <w:b w:val="0"/>
+        </w:rPr>
+        <w:t>Version-aware keys distinguish answers grounded in different records.</w:t>
+      </w:r>
+    </w:p>
+    <w:p>
+      <w:pPr>
+        <w:pStyle w:val="Heading2"/>
+      </w:pPr>
+      <w:r>
+        <w:t>Changed-case question and optional hint</w:t>
+      </w:r>
+    </w:p>
+    <w:p>
+      <w:pPr>
+        <w:pStyle w:val="Heading3"/>
+      </w:pPr>
+      <w:r>
+        <w:t>Practice 2: explain the deciding evidence</w:t>
+      </w:r>
+    </w:p>
+    <w:p>
+      <w:pPr>
+        <w:pStyle w:val="ListBullet"/>
+      </w:pPr>
+      <w:r>
+        <w:t>Changed-case practice: The next request still uses approved version 5. Which conclusion is supported by the supplied facts?</w:t>
+      </w:r>
+    </w:p>
+    <w:p>
+      <w:pPr>
+        <w:pStyle w:val="ListBullet"/>
+      </w:pPr>
+      <w:r>
+        <w:t>1. The matching version 5 entry can supply 09:30 under the freshness policy.</w:t>
+      </w:r>
+    </w:p>
+    <w:p>
+      <w:pPr>
+        <w:pStyle w:val="ListBullet"/>
+      </w:pPr>
+      <w:r>
+        <w:t>2. This one example guarantees correct results for every future input.</w:t>
+      </w:r>
+    </w:p>
+    <w:p>
+      <w:pPr>
+        <w:pStyle w:val="ListBullet"/>
+      </w:pPr>
+      <w:r>
+        <w:t>3. We can decide the result without examining the changed input or the procedure.</w:t>
+      </w:r>
+    </w:p>
+    <w:p>
+      <w:pPr>
+        <w:pStyle w:val="Heading3"/>
+      </w:pPr>
+      <w:r>
+        <w:t>My selected conclusion, deciding fact and explanation</w:t>
+      </w:r>
+    </w:p>
+    <w:p>
+      <w:r>
+        <w:t>________________________________________________________________</w:t>
+      </w:r>
+    </w:p>
+    <w:p>
+      <w:r>
+        <w:t>________________________________________________________________</w:t>
+      </w:r>
+    </w:p>
+    <w:p>
+      <w:r>
+        <w:t>________________________________________________________________</w:t>
+      </w:r>
+    </w:p>
+    <w:p>
+      <w:r>
+        <w:t>________________________________________________________________</w:t>
+      </w:r>
+    </w:p>
+    <w:p>
+      <w:r>
+        <w:t>________________________________________________________________</w:t>
+      </w:r>
+    </w:p>
+    <w:p>
+      <w:pPr>
+        <w:pStyle w:val="ListBullet"/>
+      </w:pPr>
+      <w:r>
+        <w:t>Hint if needed: Use the changed condition and the deciding step in the pictorial trace. The answer must say what follows from those facts.</w:t>
+      </w:r>
+    </w:p>
+    <w:p>
+      <w:pPr>
+        <w:pStyle w:val="Heading2"/>
+      </w:pPr>
+      <w:r>
+        <w:t>Check after the changed attempt · reference / check after trying</w:t>
+      </w:r>
+    </w:p>
+    <w:p>
+      <w:pPr>
+        <w:spacing w:line="336" w:lineRule="auto" w:after="180"/>
+      </w:pPr>
+      <w:r>
+        <w:rPr>
+          <w:b w:val="0"/>
+        </w:rPr>
+        <w:t>After your attempt, compare with the supported explanation: The matching version 5 entry can supply 09:30 under the freshness policy. Request and cached source version now agree.</w:t>
+      </w:r>
+    </w:p>
+    <w:p>
+      <w:pPr>
+        <w:pStyle w:val="Heading2"/>
+      </w:pPr>
+      <w:r>
+        <w:t>Repair and retain the record</w:t>
+      </w:r>
+    </w:p>
+    <w:p>
+      <w:pPr>
+        <w:spacing w:line="336" w:lineRule="auto" w:after="180"/>
+      </w:pPr>
+      <w:r>
+        <w:rPr>
+          <w:b w:val="0"/>
+        </w:rPr>
+        <w:t xml:space="preserve">Review Data retention and deletion (ai-6/20). Goal: Explain the </w:t>
+      </w:r>
+      <w:r>
+        <w:rPr>
+          <w:b/>
+        </w:rPr>
+        <w:t>mechanism</w:t>
+      </w:r>
+      <w:r>
+        <w:rPr>
+          <w:b w:val="0"/>
+        </w:rPr>
+        <w:t xml:space="preserve"> and terminology of data retention and deletion. Short practice: Apply the seven-day boundary to T1 and T2.</w:t>
+      </w:r>
+    </w:p>
+    <w:p>
+      <w:pPr>
+        <w:spacing w:line="336" w:lineRule="auto" w:after="180"/>
+      </w:pPr>
+      <w:r>
+        <w:rPr>
+          <w:b w:val="0"/>
+        </w:rPr>
+        <w:t>How many T2 locations need verification, and may deletion be called complete if its backup remains?. Return to this week and explain what you changed.</w:t>
+      </w:r>
+    </w:p>
+    <w:p>
+      <w:pPr>
+        <w:spacing w:line="336" w:lineRule="auto" w:after="180"/>
+      </w:pPr>
+      <w:r>
+        <w:rPr>
+          <w:b w:val="0"/>
+        </w:rPr>
+        <w:t xml:space="preserve">Review Untrusted </w:t>
+      </w:r>
+      <w:r>
+        <w:rPr>
+          <w:b/>
+        </w:rPr>
+        <w:t>input</w:t>
+      </w:r>
+      <w:r>
+        <w:rPr>
+          <w:b w:val="0"/>
+        </w:rPr>
+        <w:t xml:space="preserve"> boundaries (ai-6/18). Goal: Explain the </w:t>
+      </w:r>
+      <w:r>
+        <w:rPr>
+          <w:b/>
+        </w:rPr>
+        <w:t>mechanism</w:t>
+      </w:r>
+      <w:r>
+        <w:rPr>
+          <w:b w:val="0"/>
+        </w:rPr>
+        <w:t xml:space="preserve"> and terminology of untrusted </w:t>
+      </w:r>
+      <w:r>
+        <w:rPr>
+          <w:b/>
+        </w:rPr>
+        <w:t>input</w:t>
+      </w:r>
+      <w:r>
+        <w:rPr>
+          <w:b w:val="0"/>
+        </w:rPr>
+        <w:t xml:space="preserve"> boundaries. Short practice: Classify h3, H3, h30 and the trailing-space </w:t>
+      </w:r>
+      <w:r>
+        <w:rPr>
+          <w:b/>
+        </w:rPr>
+        <w:t>input</w:t>
+      </w:r>
+      <w:r>
+        <w:rPr>
+          <w:b w:val="0"/>
+        </w:rPr>
+        <w:t xml:space="preserve"> by the stated shape contract.</w:t>
+      </w:r>
+    </w:p>
+    <w:p>
+      <w:pPr>
+        <w:spacing w:line="336" w:lineRule="auto" w:after="180"/>
+      </w:pPr>
+      <w:r>
+        <w:rPr>
+          <w:b w:val="0"/>
+        </w:rPr>
+        <w:t>Does a valid z0 grant record access, and which separate gate still remains?. Return to this week and explain what you changed.</w:t>
+      </w:r>
+    </w:p>
+    <w:p>
+      <w:pPr>
+        <w:spacing w:line="336" w:lineRule="auto" w:after="180"/>
+      </w:pPr>
+      <w:r>
+        <w:rPr>
+          <w:b w:val="0"/>
+        </w:rPr>
+        <w:t xml:space="preserve">Review Approval gates and idempotency (ai-6/15). Goal: Explain the </w:t>
+      </w:r>
+      <w:r>
+        <w:rPr>
+          <w:b/>
+        </w:rPr>
+        <w:t>mechanism</w:t>
+      </w:r>
+      <w:r>
+        <w:rPr>
+          <w:b w:val="0"/>
+        </w:rPr>
+        <w:t xml:space="preserve"> and terminology of approval gates and idempotency. Short practice: Trace the two deliveries of approved K9.</w:t>
+      </w:r>
+    </w:p>
+    <w:p>
+      <w:pPr>
+        <w:spacing w:line="336" w:lineRule="auto" w:after="180"/>
+      </w:pPr>
+      <w:r>
+        <w:rPr>
+          <w:b w:val="0"/>
+        </w:rPr>
+        <w:t>How many reservations should occur, and why can a new K10 for desk 5 not borrow K9’s approval?. Return to this week and explain what you changed.</w:t>
+      </w:r>
+    </w:p>
+    <w:p>
+      <w:pPr>
+        <w:spacing w:line="336" w:lineRule="auto" w:after="180"/>
+      </w:pPr>
+      <w:r>
+        <w:rPr>
+          <w:b w:val="0"/>
+        </w:rPr>
+        <w:t xml:space="preserve">The browser lab lets you edit the supported Python examples already included in this lesson. Predict first, run, inspect the actual </w:t>
+      </w:r>
+      <w:r>
+        <w:rPr>
+          <w:b/>
+        </w:rPr>
+        <w:t>output</w:t>
+      </w:r>
+      <w:r>
+        <w:rPr>
+          <w:b w:val="0"/>
+        </w:rPr>
+        <w:t xml:space="preserve"> or error, change one </w:t>
+      </w:r>
+      <w:r>
+        <w:rPr>
+          <w:b/>
+        </w:rPr>
+        <w:t>input</w:t>
+      </w:r>
+      <w:r>
+        <w:rPr>
+          <w:b w:val="0"/>
+        </w:rPr>
+        <w:t>, then run again.</w:t>
+      </w:r>
+    </w:p>
+    <w:p>
+      <w:pPr>
+        <w:spacing w:line="336" w:lineRule="auto" w:after="180"/>
+      </w:pPr>
+      <w:r>
+        <w:rPr>
+          <w:b w:val="0"/>
+        </w:rPr>
+        <w:t xml:space="preserve">Keep code, </w:t>
+      </w:r>
+      <w:r>
+        <w:rPr>
+          <w:b/>
+        </w:rPr>
+        <w:t>prediction</w:t>
+      </w:r>
+      <w:r>
+        <w:rPr>
+          <w:b w:val="0"/>
+        </w:rPr>
+        <w:t>s, actual results and a reasoned revision together. On paper, label your result as a trace rather than an execution.</w:t>
+      </w:r>
+    </w:p>
+    <w:p>
+      <w:pPr>
+        <w:spacing w:line="336" w:lineRule="auto" w:after="180"/>
+      </w:pPr>
+      <w:r>
+        <w:rPr>
+          <w:b w:val="0"/>
+        </w:rPr>
+        <w:t xml:space="preserve">Use Download completed work in the hosted lesson to export your answers, reflections, practice feedback and code-run </w:t>
+      </w:r>
+      <w:r>
+        <w:rPr>
+          <w:b/>
+        </w:rPr>
+        <w:t>evidence</w:t>
+      </w:r>
+      <w:r>
+        <w:rPr>
+          <w:b w:val="0"/>
+        </w:rPr>
+        <w:t>. Open the HTML copy to read or print it.</w:t>
+      </w:r>
+    </w:p>
+    <w:p>
+      <w:pPr>
+        <w:spacing w:line="336" w:lineRule="auto" w:after="180"/>
+      </w:pPr>
+      <w:r>
+        <w:rPr>
+          <w:b w:val="0"/>
+        </w:rPr>
+        <w:t>Drafts stay in this browser when storage is available; clear drafts on a shared device.</w:t>
+      </w:r>
+    </w:p>
+    <w:p>
+      <w:pPr>
+        <w:pStyle w:val="Heading3"/>
+      </w:pPr>
+      <w:r>
+        <w:t>What I repaired, the evidence I kept and the next test</w:t>
+      </w:r>
+    </w:p>
+    <w:p>
+      <w:r>
+        <w:t>________________________________________________________________</w:t>
+      </w:r>
+    </w:p>
+    <w:p>
+      <w:r>
+        <w:t>________________________________________________________________</w:t>
+      </w:r>
+    </w:p>
+    <w:p>
+      <w:r>
+        <w:t>________________________________________________________________</w:t>
+      </w:r>
+    </w:p>
+    <w:p>
+      <w:r>
+        <w:t>________________________________________________________________</w:t>
+      </w:r>
+    </w:p>
+    <w:p>
+      <w:r>
+        <w:t>________________________________________________________________</w:t>
+      </w:r>
+    </w:p>
+    <w:p>
+      <w:pPr>
+        <w:pStyle w:val="Heading2"/>
+      </w:pPr>
+      <w:r>
+        <w:t>Earlier wording, alternatives and picture transcripts · reference / check after trying</w:t>
       </w:r>
     </w:p>
     <w:p>
@@ -1620,74 +2013,10 @@
     </w:p>
     <w:p>
       <w:pPr>
-        <w:spacing w:line="336" w:lineRule="auto" w:after="180"/>
-      </w:pPr>
-      <w:r>
-        <w:rPr>
-          <w:b w:val="0"/>
-        </w:rPr>
-        <w:t>Cache by source version. A service has an opening-time answer cached from version 4, but version 5 is now approved.</w:t>
-      </w:r>
-    </w:p>
-    <w:p>
-      <w:pPr>
         <w:pStyle w:val="Heading3"/>
       </w:pPr>
       <w:r>
-        <w:t>Practice 1: explain the deciding evidence</w:t>
-      </w:r>
-    </w:p>
-    <w:p>
-      <w:pPr>
-        <w:spacing w:line="336" w:lineRule="auto" w:after="180"/>
-      </w:pPr>
-      <w:r>
-        <w:rPr>
-          <w:b w:val="0"/>
-        </w:rPr>
-        <w:t>Which labelled step matches this detail? Retrieve and cache version 5’s 09:30 under its own key.</w:t>
-      </w:r>
-    </w:p>
-    <w:p>
-      <w:pPr>
-        <w:spacing w:line="336" w:lineRule="auto" w:after="180"/>
-        <w:shd w:fill="F4F9FC"/>
-      </w:pPr>
-      <w:r>
-        <w:rPr>
-          <w:b w:val="0"/>
-        </w:rPr>
-        <w:t>1. Read authority</w:t>
-      </w:r>
-    </w:p>
-    <w:p>
-      <w:pPr>
-        <w:spacing w:line="336" w:lineRule="auto" w:after="180"/>
-        <w:shd w:fill="F4F9FC"/>
-      </w:pPr>
-      <w:r>
-        <w:rPr>
-          <w:b w:val="0"/>
-        </w:rPr>
-        <w:t xml:space="preserve">2. Fetch current </w:t>
-      </w:r>
-      <w:r>
-        <w:rPr>
-          <w:b/>
-        </w:rPr>
-        <w:t>evidence</w:t>
-      </w:r>
-    </w:p>
-    <w:p>
-      <w:pPr>
-        <w:spacing w:line="336" w:lineRule="auto" w:after="180"/>
-        <w:shd w:fill="F4F9FC"/>
-      </w:pPr>
-      <w:r>
-        <w:rPr>
-          <w:b w:val="0"/>
-        </w:rPr>
-        <w:t>3. Inspect cached key</w:t>
+        <w:t>Repair a missing building block</w:t>
       </w:r>
     </w:p>
     <w:p>
@@ -1695,32 +2024,7 @@
         <w:pStyle w:val="Heading3"/>
       </w:pPr>
       <w:r>
-        <w:t>My selected conclusion, deciding fact and explanation</w:t>
-      </w:r>
-    </w:p>
-    <w:p>
-      <w:r>
-        <w:t>________________________________________________________________</w:t>
-      </w:r>
-    </w:p>
-    <w:p>
-      <w:r>
-        <w:t>________________________________________________________________</w:t>
-      </w:r>
-    </w:p>
-    <w:p>
-      <w:r>
-        <w:t>________________________________________________________________</w:t>
-      </w:r>
-    </w:p>
-    <w:p>
-      <w:r>
-        <w:t>________________________________________________________________</w:t>
-      </w:r>
-    </w:p>
-    <w:p>
-      <w:r>
-        <w:t>________________________________________________________________</w:t>
+        <w:t>Predict, run and debug</w:t>
       </w:r>
     </w:p>
     <w:p>
@@ -1728,529 +2032,25 @@
         <w:pStyle w:val="Heading3"/>
       </w:pPr>
       <w:r>
-        <w:t>Hint · try first</w:t>
-      </w:r>
-    </w:p>
-    <w:p>
-      <w:pPr>
-        <w:spacing w:line="336" w:lineRule="auto" w:after="180"/>
-        <w:shd w:fill="F1F6F8"/>
-      </w:pPr>
-      <w:r>
-        <w:rPr>
-          <w:b w:val="0"/>
-        </w:rPr>
-        <w:t>Hint if needed: Read the steps in the pictorial case. Match the supplied detail to the stage that performs or records it.</w:t>
-      </w:r>
-    </w:p>
-    <w:p>
-      <w:pPr>
-        <w:pStyle w:val="Heading3"/>
-      </w:pPr>
-      <w:r>
-        <w:t>Feedback · compare after trying</w:t>
-      </w:r>
-    </w:p>
-    <w:p>
-      <w:pPr>
-        <w:spacing w:line="336" w:lineRule="auto" w:after="180"/>
-        <w:shd w:fill="F1F6FC"/>
-      </w:pPr>
-      <w:r>
-        <w:rPr>
-          <w:b w:val="0"/>
-        </w:rPr>
-        <w:t xml:space="preserve">After your attempt, compare with the supported explanation: Fetch current </w:t>
-      </w:r>
-      <w:r>
-        <w:rPr>
-          <w:b/>
-        </w:rPr>
-        <w:t>evidence</w:t>
-      </w:r>
-      <w:r>
-        <w:rPr>
-          <w:b w:val="0"/>
-        </w:rPr>
-        <w:t xml:space="preserve"> Retrieve and cache version 5’s 09:30 under its own key. A cache saves repeated work but can retain obsolete facts.</w:t>
-      </w:r>
-    </w:p>
-    <w:p>
-      <w:pPr>
-        <w:spacing w:line="336" w:lineRule="auto" w:after="180"/>
-        <w:shd w:fill="F1F6FC"/>
-      </w:pPr>
-      <w:r>
-        <w:rPr>
-          <w:b w:val="0"/>
-        </w:rPr>
-        <w:t>Version-aware keys distinguish answers grounded in different records.</w:t>
-      </w:r>
-    </w:p>
-    <w:p>
-      <w:pPr>
-        <w:pStyle w:val="Heading3"/>
-      </w:pPr>
-      <w:r>
-        <w:t>Practice 2: explain the deciding evidence</w:t>
-      </w:r>
-    </w:p>
-    <w:p>
-      <w:pPr>
-        <w:pStyle w:val="Heading3"/>
-      </w:pPr>
-      <w:r>
-        <w:t>Changed case · predict first</w:t>
-      </w:r>
-    </w:p>
-    <w:p>
-      <w:pPr>
-        <w:spacing w:line="336" w:lineRule="auto" w:after="180"/>
-        <w:shd w:fill="F5F1FB"/>
-      </w:pPr>
-      <w:r>
-        <w:rPr>
-          <w:b w:val="0"/>
-        </w:rPr>
-        <w:t>Changed-case practice: The next request still uses approved version 5. Which conclusion is supported by the supplied facts?</w:t>
-      </w:r>
-    </w:p>
-    <w:p>
-      <w:pPr>
-        <w:spacing w:line="336" w:lineRule="auto" w:after="180"/>
-        <w:shd w:fill="F4F9FC"/>
-      </w:pPr>
-      <w:r>
-        <w:rPr>
-          <w:b w:val="0"/>
-        </w:rPr>
-        <w:t>1. The matching version -5 entry can supply 09:30 under the freshness policy.</w:t>
-      </w:r>
-    </w:p>
-    <w:p>
-      <w:pPr>
-        <w:spacing w:line="336" w:lineRule="auto" w:after="180"/>
-        <w:shd w:fill="F4F9FC"/>
-      </w:pPr>
-      <w:r>
-        <w:rPr>
-          <w:b w:val="0"/>
-        </w:rPr>
-        <w:t xml:space="preserve">2. This one example guarantees correct results for every future </w:t>
-      </w:r>
-      <w:r>
-        <w:rPr>
-          <w:b/>
-        </w:rPr>
-        <w:t>input</w:t>
-      </w:r>
-      <w:r>
-        <w:rPr>
-          <w:b w:val="0"/>
-        </w:rPr>
-        <w:t>.</w:t>
-      </w:r>
-    </w:p>
-    <w:p>
-      <w:pPr>
-        <w:spacing w:line="336" w:lineRule="auto" w:after="180"/>
-        <w:shd w:fill="F4F9FC"/>
-      </w:pPr>
-      <w:r>
-        <w:rPr>
-          <w:b w:val="0"/>
-        </w:rPr>
-        <w:t xml:space="preserve">3. We can decide the result without examining the changed </w:t>
-      </w:r>
-      <w:r>
-        <w:rPr>
-          <w:b/>
-        </w:rPr>
-        <w:t>input</w:t>
-      </w:r>
-      <w:r>
-        <w:rPr>
-          <w:b w:val="0"/>
-        </w:rPr>
-        <w:t xml:space="preserve"> or the procedure.</w:t>
-      </w:r>
-    </w:p>
-    <w:p>
-      <w:pPr>
-        <w:pStyle w:val="Heading3"/>
-      </w:pPr>
-      <w:r>
-        <w:t>My selected conclusion, deciding fact and explanation</w:t>
-      </w:r>
-    </w:p>
-    <w:p>
-      <w:r>
-        <w:t>________________________________________________________________</w:t>
-      </w:r>
-    </w:p>
-    <w:p>
-      <w:r>
-        <w:t>________________________________________________________________</w:t>
-      </w:r>
-    </w:p>
-    <w:p>
-      <w:r>
-        <w:t>________________________________________________________________</w:t>
-      </w:r>
-    </w:p>
-    <w:p>
-      <w:r>
-        <w:t>________________________________________________________________</w:t>
-      </w:r>
-    </w:p>
-    <w:p>
-      <w:r>
-        <w:t>________________________________________________________________</w:t>
-      </w:r>
-    </w:p>
-    <w:p>
-      <w:pPr>
-        <w:pStyle w:val="Heading3"/>
-      </w:pPr>
-      <w:r>
-        <w:t>Hint · try first</w:t>
-      </w:r>
-    </w:p>
-    <w:p>
-      <w:pPr>
-        <w:spacing w:line="336" w:lineRule="auto" w:after="180"/>
-        <w:shd w:fill="F1F6F8"/>
-      </w:pPr>
-      <w:r>
-        <w:rPr>
-          <w:b w:val="0"/>
-        </w:rPr>
-        <w:t>Hint if needed: Use the changed condition and the deciding step in the pictorial trace. The answer must say what follows from those facts.</w:t>
-      </w:r>
-    </w:p>
-    <w:p>
-      <w:pPr>
-        <w:pStyle w:val="Heading3"/>
-      </w:pPr>
-      <w:r>
-        <w:t>Feedback · compare after trying</w:t>
-      </w:r>
-    </w:p>
-    <w:p>
-      <w:pPr>
-        <w:spacing w:line="336" w:lineRule="auto" w:after="180"/>
-        <w:shd w:fill="F1F6FC"/>
-      </w:pPr>
-      <w:r>
-        <w:rPr>
-          <w:b w:val="0"/>
-        </w:rPr>
-        <w:t>After your attempt, compare with the supported explanation: The matching version -5 entry can supply 09:30 under the freshness policy. Request and cached source version now agree.</w:t>
-      </w:r>
-    </w:p>
-    <w:p>
-      <w:pPr>
-        <w:pStyle w:val="Heading3"/>
-      </w:pPr>
-      <w:r>
-        <w:t>Repair a missing building block</w:t>
-      </w:r>
-    </w:p>
-    <w:p>
-      <w:pPr>
-        <w:spacing w:line="336" w:lineRule="auto" w:after="180"/>
-      </w:pPr>
-      <w:r>
-        <w:rPr>
-          <w:b w:val="0"/>
-        </w:rPr>
-        <w:t xml:space="preserve">Review Data retention and deletion (ai-6/20). Goal: Explain the </w:t>
-      </w:r>
-      <w:r>
-        <w:rPr>
-          <w:b/>
-        </w:rPr>
-        <w:t>mechanism</w:t>
-      </w:r>
-      <w:r>
-        <w:rPr>
-          <w:b w:val="0"/>
-        </w:rPr>
-        <w:t xml:space="preserve"> and terminology of data retention and deletion. Short practice: Apply the seven-day boundary to T1 and T2.</w:t>
-      </w:r>
-    </w:p>
-    <w:p>
-      <w:pPr>
-        <w:spacing w:line="336" w:lineRule="auto" w:after="180"/>
-      </w:pPr>
-      <w:r>
-        <w:rPr>
-          <w:b w:val="0"/>
-        </w:rPr>
-        <w:t>How many T2 locations need verification, and may deletion be called complete if its backup remains?. Return to this week and explain what you changed.</w:t>
-      </w:r>
-    </w:p>
-    <w:p>
-      <w:pPr>
-        <w:spacing w:line="336" w:lineRule="auto" w:after="180"/>
-      </w:pPr>
-      <w:r>
-        <w:rPr>
-          <w:b w:val="0"/>
-        </w:rPr>
-        <w:t xml:space="preserve">Review Untrusted </w:t>
-      </w:r>
-      <w:r>
-        <w:rPr>
-          <w:b/>
-        </w:rPr>
-        <w:t>input</w:t>
-      </w:r>
-      <w:r>
-        <w:rPr>
-          <w:b w:val="0"/>
-        </w:rPr>
-        <w:t xml:space="preserve"> boundaries (ai-6/18). Goal: Explain the </w:t>
-      </w:r>
-      <w:r>
-        <w:rPr>
-          <w:b/>
-        </w:rPr>
-        <w:t>mechanism</w:t>
-      </w:r>
-      <w:r>
-        <w:rPr>
-          <w:b w:val="0"/>
-        </w:rPr>
-        <w:t xml:space="preserve"> and terminology of untrusted </w:t>
-      </w:r>
-      <w:r>
-        <w:rPr>
-          <w:b/>
-        </w:rPr>
-        <w:t>input</w:t>
-      </w:r>
-      <w:r>
-        <w:rPr>
-          <w:b w:val="0"/>
-        </w:rPr>
-        <w:t xml:space="preserve"> boundaries. Short practice: Classify h3, H3, h30 and the trailing-space </w:t>
-      </w:r>
-      <w:r>
-        <w:rPr>
-          <w:b/>
-        </w:rPr>
-        <w:t>input</w:t>
-      </w:r>
-      <w:r>
-        <w:rPr>
-          <w:b w:val="0"/>
-        </w:rPr>
-        <w:t xml:space="preserve"> by the stated shape contract.</w:t>
-      </w:r>
-    </w:p>
-    <w:p>
-      <w:pPr>
-        <w:spacing w:line="336" w:lineRule="auto" w:after="180"/>
-      </w:pPr>
-      <w:r>
-        <w:rPr>
-          <w:b w:val="0"/>
-        </w:rPr>
-        <w:t>Does a valid z0 grant record access, and which separate gate still remains?. Return to this week and explain what you changed.</w:t>
-      </w:r>
-    </w:p>
-    <w:p>
-      <w:pPr>
-        <w:spacing w:line="336" w:lineRule="auto" w:after="180"/>
-      </w:pPr>
-      <w:r>
-        <w:rPr>
-          <w:b w:val="0"/>
-        </w:rPr>
-        <w:t xml:space="preserve">Review Approval gates and idempotency (ai-6/15). Goal: Explain the </w:t>
-      </w:r>
-      <w:r>
-        <w:rPr>
-          <w:b/>
-        </w:rPr>
-        <w:t>mechanism</w:t>
-      </w:r>
-      <w:r>
-        <w:rPr>
-          <w:b w:val="0"/>
-        </w:rPr>
-        <w:t xml:space="preserve"> and terminology of approval gates and idempotency. Short practice: Trace the two deliveries of approved K9.</w:t>
-      </w:r>
-    </w:p>
-    <w:p>
-      <w:pPr>
-        <w:spacing w:line="336" w:lineRule="auto" w:after="180"/>
-      </w:pPr>
-      <w:r>
-        <w:rPr>
-          <w:b w:val="0"/>
-        </w:rPr>
-        <w:t>How many reservations should occur, and why can a new K10 for desk 5 not borrow K9’s approval?. Return to this week and explain what you changed.</w:t>
-      </w:r>
-    </w:p>
-    <w:p>
-      <w:pPr>
-        <w:pStyle w:val="Heading3"/>
-      </w:pPr>
-      <w:r>
-        <w:t>Predict, run and debug</w:t>
-      </w:r>
-    </w:p>
-    <w:p>
-      <w:pPr>
-        <w:spacing w:line="336" w:lineRule="auto" w:after="180"/>
-      </w:pPr>
-      <w:r>
-        <w:rPr>
-          <w:b w:val="0"/>
-        </w:rPr>
-        <w:t xml:space="preserve">The browser lab lets you edit the supported Python examples already included in this lesson. Predict first, run, inspect the actual </w:t>
-      </w:r>
-      <w:r>
-        <w:rPr>
-          <w:b/>
-        </w:rPr>
-        <w:t>output</w:t>
-      </w:r>
-      <w:r>
-        <w:rPr>
-          <w:b w:val="0"/>
-        </w:rPr>
-        <w:t xml:space="preserve"> or error, change one </w:t>
-      </w:r>
-      <w:r>
-        <w:rPr>
-          <w:b/>
-        </w:rPr>
-        <w:t>input</w:t>
-      </w:r>
-      <w:r>
-        <w:rPr>
-          <w:b w:val="0"/>
-        </w:rPr>
-        <w:t>, then run again.</w:t>
-      </w:r>
-    </w:p>
-    <w:p>
-      <w:pPr>
-        <w:spacing w:line="336" w:lineRule="auto" w:after="180"/>
-      </w:pPr>
-      <w:r>
-        <w:rPr>
-          <w:b w:val="0"/>
-        </w:rPr>
-        <w:t xml:space="preserve">Keep code, </w:t>
-      </w:r>
-      <w:r>
-        <w:rPr>
-          <w:b/>
-        </w:rPr>
-        <w:t>prediction</w:t>
-      </w:r>
-      <w:r>
-        <w:rPr>
-          <w:b w:val="0"/>
-        </w:rPr>
-        <w:t>s, actual results and a reasoned revision together. On paper, label your result as a trace rather than an execution.</w:t>
-      </w:r>
-    </w:p>
-    <w:p>
-      <w:pPr>
-        <w:pStyle w:val="Heading3"/>
-      </w:pPr>
-      <w:r>
         <w:t>Keep your completed work</w:t>
       </w:r>
     </w:p>
     <w:p>
       <w:pPr>
-        <w:spacing w:line="336" w:lineRule="auto" w:after="180"/>
-      </w:pPr>
-      <w:r>
-        <w:rPr>
-          <w:b w:val="0"/>
-        </w:rPr>
-        <w:t xml:space="preserve">Use Download completed work in the hosted lesson to export your answers, reflections, practice feedback and code-run </w:t>
-      </w:r>
-      <w:r>
-        <w:rPr>
-          <w:b/>
-        </w:rPr>
-        <w:t>evidence</w:t>
-      </w:r>
-      <w:r>
-        <w:rPr>
-          <w:b w:val="0"/>
-        </w:rPr>
-        <w:t>. Open the HTML copy to read or print it.</w:t>
-      </w:r>
-    </w:p>
-    <w:p>
-      <w:pPr>
-        <w:spacing w:line="336" w:lineRule="auto" w:after="180"/>
-      </w:pPr>
-      <w:r>
-        <w:rPr>
-          <w:b w:val="0"/>
-        </w:rPr>
-        <w:t>Drafts stay in this browser when storage is available; clear drafts on a shared device.</w:t>
-      </w:r>
-    </w:p>
-    <w:p>
-      <w:pPr>
-        <w:pStyle w:val="Heading3"/>
-      </w:pPr>
-      <w:r>
-        <w:t>What I repaired, the evidence I kept and the next test</w:t>
-      </w:r>
-    </w:p>
-    <w:p>
-      <w:r>
-        <w:t>________________________________________________________________</w:t>
-      </w:r>
-    </w:p>
-    <w:p>
-      <w:r>
-        <w:t>________________________________________________________________</w:t>
-      </w:r>
-    </w:p>
-    <w:p>
-      <w:r>
-        <w:t>________________________________________________________________</w:t>
-      </w:r>
-    </w:p>
-    <w:p>
-      <w:r>
-        <w:t>________________________________________________________________</w:t>
-      </w:r>
-    </w:p>
-    <w:p>
-      <w:r>
-        <w:t>________________________________________________________________</w:t>
-      </w:r>
-    </w:p>
-    <w:p>
-      <w:pPr>
         <w:pStyle w:val="Heading1"/>
       </w:pPr>
       <w:r>
-        <w:t>15. Visual concept journey</w:t>
-      </w:r>
-    </w:p>
-    <w:p>
-      <w:r>
-        <w:t>Explain each Caching and stale information picture from its labels, then record a relevant limit.</w:t>
-      </w:r>
-    </w:p>
-    <w:p>
-      <w:pPr>
-        <w:pStyle w:val="Heading3"/>
+        <w:t>15. Reference · Six-picture response sheets</w:t>
+      </w:r>
+    </w:p>
+    <w:p>
+      <w:r>
+        <w:t>Choose the picture that helps explain the current step.</w:t>
+      </w:r>
+    </w:p>
+    <w:p>
+      <w:pPr>
+        <w:pStyle w:val="Heading2"/>
       </w:pPr>
       <w:r>
         <w:t>01. Caching and stale information: the case</w:t>
@@ -2318,7 +2118,6 @@
     <w:p>
       <w:pPr>
         <w:spacing w:line="336" w:lineRule="auto" w:after="180"/>
-        <w:shd w:fill="F5F1FB"/>
       </w:pPr>
       <w:r>
         <w:rPr>
@@ -2357,7 +2156,7 @@
     </w:p>
     <w:p>
       <w:pPr>
-        <w:pStyle w:val="Heading3"/>
+        <w:pStyle w:val="Heading2"/>
       </w:pPr>
       <w:r>
         <w:t>02. Follow the deciding steps</w:t>
@@ -2425,7 +2224,6 @@
     <w:p>
       <w:pPr>
         <w:spacing w:line="336" w:lineRule="auto" w:after="180"/>
-        <w:shd w:fill="F5F1FB"/>
       </w:pPr>
       <w:r>
         <w:rPr>
@@ -2476,7 +2274,7 @@
     </w:p>
     <w:p>
       <w:pPr>
-        <w:pStyle w:val="Heading3"/>
+        <w:pStyle w:val="Heading2"/>
       </w:pPr>
       <w:r>
         <w:t>03. Caching and stale information — evidence trace</w:t>
@@ -2567,7 +2365,6 @@
     <w:p>
       <w:pPr>
         <w:spacing w:line="336" w:lineRule="auto" w:after="180"/>
-        <w:shd w:fill="F5F1FB"/>
       </w:pPr>
       <w:r>
         <w:rPr>
@@ -2606,7 +2403,7 @@
     </w:p>
     <w:p>
       <w:pPr>
-        <w:pStyle w:val="Heading3"/>
+        <w:pStyle w:val="Heading2"/>
       </w:pPr>
       <w:r>
         <w:t>04. Change one thing. Trace what follows.</w:t>
@@ -2617,7 +2414,7 @@
         <w:drawing>
           <wp:inline xmlns:a="http://schemas.openxmlformats.org/drawingml/2006/main" xmlns:pic="http://schemas.openxmlformats.org/drawingml/2006/picture">
             <wp:extent cx="5486400" cy="3026664"/>
-            <wp:docPr id="5" name="Picture 5" descr="Original case: Retrieve and cache version 5’s 09:30 under its own key. Changed condition: The next request still uses approved version 5. Expected result: The matching version -5 entry can supply 09:30 under the freshness policy. Reason: Request and cached source version now agree."/>
+            <wp:docPr id="5" name="Picture 5" descr="Original case: Retrieve and cache version 5’s 09:30 under its own key. Changed condition: The next request still uses approved version 5. Expected result: The matching version 5 entry can supply 09:30 under the freshness policy. Reason: Request and cached source version now agree."/>
             <wp:cNvGraphicFramePr>
               <a:graphicFrameLocks noChangeAspect="1"/>
             </wp:cNvGraphicFramePr>
@@ -2656,24 +2453,12 @@
         <w:rPr>
           <w:b w:val="0"/>
         </w:rPr>
-        <w:t>Original case: Retrieve and cache version 5’s 09:30 under its own key. Changed condition: The next request still uses approved version 5.</w:t>
+        <w:t>Original case: Retrieve and cache version 5’s 09:30 under its own key. Changed condition: The next request still uses approved version 5. Expected result: The matching version 5 entry can supply 09:30 under the freshness policy. Reason: Request and cached source version now agree.</w:t>
       </w:r>
     </w:p>
     <w:p>
       <w:pPr>
         <w:spacing w:line="336" w:lineRule="auto" w:after="180"/>
-      </w:pPr>
-      <w:r>
-        <w:rPr>
-          <w:b w:val="0"/>
-        </w:rPr>
-        <w:t>Expected result: The matching version -5 entry can supply 09:30 under the freshness policy. Reason: Request and cached source version now agree.</w:t>
-      </w:r>
-    </w:p>
-    <w:p>
-      <w:pPr>
-        <w:spacing w:line="336" w:lineRule="auto" w:after="180"/>
-        <w:shd w:fill="F5F1FB"/>
       </w:pPr>
       <w:r>
         <w:rPr>
@@ -2712,7 +2497,7 @@
     </w:p>
     <w:p>
       <w:pPr>
-        <w:pStyle w:val="Heading3"/>
+        <w:pStyle w:val="Heading2"/>
       </w:pPr>
       <w:r>
         <w:t>05. Connect the explanation to its limit</w:t>
@@ -2791,7 +2576,6 @@
     <w:p>
       <w:pPr>
         <w:spacing w:line="336" w:lineRule="auto" w:after="180"/>
-        <w:shd w:fill="F5F1FB"/>
       </w:pPr>
       <w:r>
         <w:rPr>
@@ -2830,7 +2614,7 @@
     </w:p>
     <w:p>
       <w:pPr>
-        <w:pStyle w:val="Heading3"/>
+        <w:pStyle w:val="Heading2"/>
       </w:pPr>
       <w:r>
         <w:t>06. Make the idea visible in your project</w:t>
@@ -2841,7 +2625,7 @@
         <w:drawing>
           <wp:inline xmlns:a="http://schemas.openxmlformats.org/drawingml/2006/main" xmlns:pic="http://schemas.openxmlformats.org/drawingml/2006/picture">
             <wp:extent cx="5486400" cy="3529584"/>
-            <wp:docPr id="7" name="Picture 7" descr="For the Grounded Learning Service, retain an annotated trace and the changed-case result. Name the contract or evidence that makes the deciding step valid, so another team can review it. Draw your input, deciding step, result and limit. Supported question: Identify the version mismatch in the cached 09:00 answer. What should the first version -5 request return, and what permits a later version -5 cache hit?"/>
+            <wp:docPr id="7" name="Picture 7" descr="For the Grounded Learning Service, retain an annotated trace and the changed-case result. Name the contract or evidence that makes the deciding step valid, so another team can review it. Draw your input, deciding step, result and limit. Supported question: Identify the version mismatch in the cached 09:00 answer. What should the first version 5 request return, and what permits a later version 5 cache hit?"/>
             <wp:cNvGraphicFramePr>
               <a:graphicFrameLocks noChangeAspect="1"/>
             </wp:cNvGraphicFramePr>
@@ -2892,18 +2676,7 @@
         <w:rPr>
           <w:b w:val="0"/>
         </w:rPr>
-        <w:t xml:space="preserve"> that makes the deciding step valid, so another team can review it.</w:t>
-      </w:r>
-    </w:p>
-    <w:p>
-      <w:pPr>
-        <w:spacing w:line="336" w:lineRule="auto" w:after="180"/>
-      </w:pPr>
-      <w:r>
-        <w:rPr>
-          <w:b w:val="0"/>
-        </w:rPr>
-        <w:t xml:space="preserve">Draw your </w:t>
+        <w:t xml:space="preserve"> that makes the deciding step valid, so another team can review it. Draw your </w:t>
       </w:r>
       <w:r>
         <w:rPr>
@@ -2915,13 +2688,12 @@
         <w:rPr>
           <w:b w:val="0"/>
         </w:rPr>
-        <w:t>, deciding step, result and limit. Supported question: Identify the version mismatch in the cached 09:00 answer. What should the first version -5 request return, and what permits a later version -5 cache hit?</w:t>
+        <w:t>, deciding step, result and limit. Supported question: Identify the version mismatch in the cached 09:00 answer. What should the first version 5 request return, and what permits a later version 5 cache hit?</w:t>
       </w:r>
     </w:p>
     <w:p>
       <w:pPr>
         <w:spacing w:line="336" w:lineRule="auto" w:after="180"/>
-        <w:shd w:fill="F5F1FB"/>
       </w:pPr>
       <w:r>
         <w:rPr>
@@ -2968,6 +2740,62 @@
     <w:p>
       <w:r>
         <w:t>________________________________________________________________</w:t>
+      </w:r>
+    </w:p>
+    <w:p>
+      <w:pPr>
+        <w:pStyle w:val="Heading2"/>
+      </w:pPr>
+      <w:r>
+        <w:t>Earlier wording, alternatives and picture transcripts · reference / check after trying</w:t>
+      </w:r>
+    </w:p>
+    <w:p>
+      <w:pPr>
+        <w:pStyle w:val="Heading3"/>
+      </w:pPr>
+      <w:r>
+        <w:t>01. Caching and stale information: the case</w:t>
+      </w:r>
+    </w:p>
+    <w:p>
+      <w:pPr>
+        <w:pStyle w:val="Heading3"/>
+      </w:pPr>
+      <w:r>
+        <w:t>02. Follow the deciding steps</w:t>
+      </w:r>
+    </w:p>
+    <w:p>
+      <w:pPr>
+        <w:pStyle w:val="Heading3"/>
+      </w:pPr>
+      <w:r>
+        <w:t>03. Caching and stale information — evidence trace</w:t>
+      </w:r>
+    </w:p>
+    <w:p>
+      <w:pPr>
+        <w:pStyle w:val="Heading3"/>
+      </w:pPr>
+      <w:r>
+        <w:t>04. Change one thing. Trace what follows.</w:t>
+      </w:r>
+    </w:p>
+    <w:p>
+      <w:pPr>
+        <w:pStyle w:val="Heading3"/>
+      </w:pPr>
+      <w:r>
+        <w:t>05. Connect the explanation to its limit</w:t>
+      </w:r>
+    </w:p>
+    <w:p>
+      <w:pPr>
+        <w:pStyle w:val="Heading3"/>
+      </w:pPr>
+      <w:r>
+        <w:t>06. Make the idea visible in your project</w:t>
       </w:r>
     </w:p>
     <w:sectPr>
